--- a/tillsyn/A 57473-2024 tillsynsbegäran.docx
+++ b/tillsyn/A 57473-2024 tillsynsbegäran.docx
@@ -649,7 +649,7 @@
     <w:r>
       <w:tab/>
       <w:tab/>
-      <w:t>2026-06-15</w:t>
+      <w:t>2026-06-16</w:t>
       <w:br/>
       <w:br/>
     </w:r>

--- a/tillsyn/A 57473-2024 tillsynsbegäran.docx
+++ b/tillsyn/A 57473-2024 tillsynsbegäran.docx
@@ -649,7 +649,7 @@
     <w:r>
       <w:tab/>
       <w:tab/>
-      <w:t>2026-06-16</w:t>
+      <w:t>2026-06-17</w:t>
       <w:br/>
       <w:br/>
     </w:r>

--- a/tillsyn/A 57473-2024 tillsynsbegäran.docx
+++ b/tillsyn/A 57473-2024 tillsynsbegäran.docx
@@ -1,6 +1,6 @@
 
 <file path=word/document.xml><?xml version="1.0" encoding="utf-8"?>
-<w:document xmlns:wpc="http://schemas.microsoft.com/office/word/2010/wordprocessingCanvas" xmlns:cx="http://schemas.microsoft.com/office/drawing/2014/chartex" xmlns:cx1="http://schemas.microsoft.com/office/drawing/2015/9/8/chartex" xmlns:cx2="http://schemas.microsoft.com/office/drawing/2015/10/21/chartex" xmlns:cx3="http://schemas.microsoft.com/office/drawing/2016/5/9/chartex" xmlns:cx4="http://schemas.microsoft.com/office/drawing/2016/5/10/chartex" xmlns:cx5="http://schemas.microsoft.com/office/drawing/2016/5/11/chartex" xmlns:cx6="http://schemas.microsoft.com/office/drawing/2016/5/12/chartex" xmlns:cx7="http://schemas.microsoft.com/office/drawing/2016/5/13/chartex" xmlns:cx8="http://schemas.microsoft.com/office/drawing/2016/5/14/chartex" xmlns:mc="http://schemas.openxmlformats.org/markup-compatibility/2006" xmlns:aink="http://schemas.microsoft.com/office/drawing/2016/ink" xmlns:am3d="http://schemas.microsoft.com/office/drawing/2017/model3d" xmlns:o="urn:schemas-microsoft-com:office:office" xmlns:oel="http://schemas.microsoft.com/office/2019/extlst" xmlns:r="http://schemas.openxmlformats.org/officeDocument/2006/relationships" xmlns:m="http://schemas.openxmlformats.org/officeDocument/2006/math" xmlns:v="urn:schemas-microsoft-com:vml" xmlns:wp14="http://schemas.microsoft.com/office/word/2010/wordprocessingDrawing" xmlns:wp="http://schemas.openxmlformats.org/drawingml/2006/wordprocessingDrawing" xmlns:w10="urn:schemas-microsoft-com:office:word" xmlns:w="http://schemas.openxmlformats.org/wordprocessingml/2006/main" xmlns:w14="http://schemas.microsoft.com/office/word/2010/wordml" xmlns:w15="http://schemas.microsoft.com/office/word/2012/wordml" xmlns:w16cex="http://schemas.microsoft.com/office/word/2018/wordml/cex" xmlns:w16cid="http://schemas.microsoft.com/office/word/2016/wordml/cid" xmlns:w16="http://schemas.microsoft.com/office/word/2018/wordml" xmlns:w16sdtdh="http://schemas.microsoft.com/office/word/2020/wordml/sdtdatahash" xmlns:w16se="http://schemas.microsoft.com/office/word/2015/wordml/symex" xmlns:wpg="http://schemas.microsoft.com/office/word/2010/wordprocessingGroup" xmlns:wpi="http://schemas.microsoft.com/office/word/2010/wordprocessingInk" xmlns:wne="http://schemas.microsoft.com/office/word/2006/wordml" xmlns:wps="http://schemas.microsoft.com/office/word/2010/wordprocessingShape" mc:Ignorable="w14 w15 w16se w16cid w16 w16cex w16sdtdh wp14">
+<w:document xmlns:wpc="http://schemas.microsoft.com/office/word/2010/wordprocessingCanvas" xmlns:cx="http://schemas.microsoft.com/office/drawing/2014/chartex" xmlns:cx1="http://schemas.microsoft.com/office/drawing/2015/9/8/chartex" xmlns:cx2="http://schemas.microsoft.com/office/drawing/2015/10/21/chartex" xmlns:cx3="http://schemas.microsoft.com/office/drawing/2016/5/9/chartex" xmlns:cx4="http://schemas.microsoft.com/office/drawing/2016/5/10/chartex" xmlns:cx5="http://schemas.microsoft.com/office/drawing/2016/5/11/chartex" xmlns:cx6="http://schemas.microsoft.com/office/drawing/2016/5/12/chartex" xmlns:cx7="http://schemas.microsoft.com/office/drawing/2016/5/13/chartex" xmlns:cx8="http://schemas.microsoft.com/office/drawing/2016/5/14/chartex" xmlns:mc="http://schemas.openxmlformats.org/markup-compatibility/2006" xmlns:aink="http://schemas.microsoft.com/office/drawing/2016/ink" xmlns:am3d="http://schemas.microsoft.com/office/drawing/2017/model3d" xmlns:o="urn:schemas-microsoft-com:office:office" xmlns:oel="http://schemas.microsoft.com/office/2019/extlst" xmlns:r="http://schemas.openxmlformats.org/officeDocument/2006/relationships" xmlns:m="http://schemas.openxmlformats.org/officeDocument/2006/math" xmlns:v="urn:schemas-microsoft-com:vml" xmlns:wp14="http://schemas.microsoft.com/office/word/2010/wordprocessingDrawing" xmlns:wp="http://schemas.openxmlformats.org/drawingml/2006/wordprocessingDrawing" xmlns:w10="urn:schemas-microsoft-com:office:word" xmlns:w="http://schemas.openxmlformats.org/wordprocessingml/2006/main" xmlns:w14="http://schemas.microsoft.com/office/word/2010/wordml" xmlns:w15="http://schemas.microsoft.com/office/word/2012/wordml" xmlns:w16cex="http://schemas.microsoft.com/office/word/2018/wordml/cex" xmlns:w16cid="http://schemas.microsoft.com/office/word/2016/wordml/cid" xmlns:w16="http://schemas.microsoft.com/office/word/2018/wordml" xmlns:w16du="http://schemas.microsoft.com/office/word/2023/wordml/word16du" xmlns:w16sdtdh="http://schemas.microsoft.com/office/word/2020/wordml/sdtdatahash" xmlns:w16sdtfl="http://schemas.microsoft.com/office/word/2024/wordml/sdtformatlock" xmlns:w16se="http://schemas.microsoft.com/office/word/2015/wordml/symex" xmlns:wpg="http://schemas.microsoft.com/office/word/2010/wordprocessingGroup" xmlns:wpi="http://schemas.microsoft.com/office/word/2010/wordprocessingInk" xmlns:wne="http://schemas.microsoft.com/office/word/2006/wordml" xmlns:wps="http://schemas.microsoft.com/office/word/2010/wordprocessingShape" mc:Ignorable="w14 w15 w16se w16cid w16 w16cex w16sdtdh w16sdtfl w16du wp14">
   <w:body>
     <w:p>
       <w:pPr>
@@ -12,35 +12,10 @@
     </w:p>
     <w:p>
       <w:r>
-        <w:t>Detta dokument behandlar höga naturvärden i avverkningsanmälan A 57473-2024 i Bräcke kommun. Denna avverkningsanmälan inkom 2024-12-04 08:15:55 och omfattar 0,8 ha.</w:t>
-      </w:r>
-    </w:p>
-    <w:p>
-      <w:r>
-        <w:t>Vi begär härmed att Skogsstyrelsen fattar beslut enligt miljöbalken som säkerställer att skogens höga naturvärden bevaras samt säkerställer att EU-lagstiftning efterlevs och att artskyddsbrott förhindras. Vi önskar även ta del av de ställningstaganden och beslut som myndigheterna meddelar till följd av aktuell avverkningsanmälan och föreningens inlaga (se 34 § förvaltningslagen).</w:t>
-      </w:r>
-    </w:p>
-    <w:p>
-      <w:r>
-        <w:t>Nedan beskrivs fynd av naturvårdsarter och fridlysta arter som gjorts i det avverkningsanmälda området. I BILAGA 1 finns artfakta om fridlysta arter.</w:t>
-      </w:r>
-    </w:p>
-    <w:p>
-      <w:pPr>
-        <w:pStyle w:val="Heading1"/>
-      </w:pPr>
-      <w:r>
-        <w:t>Naturvårdsarter</w:t>
-      </w:r>
-    </w:p>
-    <w:p>
-      <w:r>
-        <w:t>I avverkningsanmälan har följande 2 naturvårdsarter hittats: garnlav (NT) och ullticka (NT). Av dessa är 2 rödlistade. För rödlistade arter har rödlistekategorin angivits inom parentes.</w:t>
-      </w:r>
-    </w:p>
-    <w:p>
-      <w:r>
-        <w:t>De påträffade naturvårdsarterna är ett tydligt kvitto på att detta rör sig om en skog med höga naturvärden. I Figur 1 visas en karta över det avverkningsanmälda området, där samtliga fyndplatser för naturvårdsarter som finns registrerade på Artportalen har markerats.</w:t>
+        <w:t>Detta dokument behandlar höga naturvärden i avverkningsanmälan A 57473-2024 i Bräcke kommun som inkom 2024-12-04 och omfattar 0,8 ha.</w:t>
+      </w:r>
+      <w:r>
+        <w:t xml:space="preserve"> I Figur 1 visas fyndplatser för naturvårdsarter i området, som finns registrerade på Artportalen.</w:t>
       </w:r>
     </w:p>
     <w:p>
@@ -50,7 +25,7 @@
       <w:r>
         <w:drawing>
           <wp:inline xmlns:a="http://schemas.openxmlformats.org/drawingml/2006/main" xmlns:pic="http://schemas.openxmlformats.org/drawingml/2006/picture">
-            <wp:extent cx="5486400" cy="6535901"/>
+            <wp:extent cx="5179794" cy="5688000"/>
             <wp:docPr id="1" name="Picture 1"/>
             <wp:cNvGraphicFramePr>
               <a:graphicFrameLocks noChangeAspect="1"/>
@@ -71,7 +46,7 @@
                   <pic:spPr>
                     <a:xfrm>
                       <a:off x="0" y="0"/>
-                      <a:ext cx="5486400" cy="6535901"/>
+                      <a:ext cx="5179794" cy="5688000"/>
                     </a:xfrm>
                     <a:prstGeom prst="rect"/>
                   </pic:spPr>
@@ -85,94 +60,25 @@
     <w:p>
       <w:pPr>
         <w:pStyle w:val="Caption"/>
+        <w:spacing w:after="240"/>
       </w:pPr>
       <w:r>
-        <w:t>Figur 1. Fyndplatser för naturvårdsarter i det avverkningsanmälda området (röd linje). Markörer utan svart kant är placerade på fyndplatsen. Markörer med svart kant är placerade vid sidan av fyndplatsen och har ett svart streck som visar fyndplatsens exakta position. Kartans mittpunktskoordinat är N 6991214, E 511680 i SWEREF 99 TM.</w:t>
+        <w:t>Figur 1. Fyndplatser för naturvårdsarter i och inom 22 meter från avverkningsanmälan (röd linje). Inom parentes anges rödlistekategorier, S för signalarter, Tför typiska arter och fridlysningsparagrafer i artskyddsförordningen.Markörer utan svart kant är placerade på fyndplatsen. Markörer med svart kant är placerade vid sidan av fyndplatsen och har ett svart streck som visar fyndplatsens exakta position. Kartans mittpunktskoordinat är N 6991214, E 511680 i SWEREF 99 TM.</w:t>
       </w:r>
     </w:p>
     <w:p>
       <w:r>
-        <w:rPr>
-          <w:b/>
-        </w:rPr>
-        <w:t>Garnlav (VU)</w:t>
-      </w:r>
-      <w:r>
-        <w:t xml:space="preserve"> är en utpräglad barrskogsart som ibland kan drapera träden i norrländska grannaturskogar med hög luftfuktighet. Den förekommer även i talldominerade bestånd där den, förutom i trädens grenverk, påträffas hängande över ojämnheter i tallbarken. Arten har minskat starkt i södra och mellersta Sverige och den minskar även i sitt nordliga utbredningsområde. Minskningstakten uppgår till 30 (20–50) % inom 50 år och överstiger gränsvärdet för Sårbar (VU). Orsaken till tillbakagången beror främst på slutavverkningar av naturskogsartade skogar. Bestånd med riklig förekomst bör regelmässigt sparas, vilket även gynnar flera andra sällsynta och rödlistade arter. Garnlav är värdväxt för den mycket sällsynta och akut hotade fjärilen barrskogslavfly (CR) som hör hemma i boreala barrskogar med riklig förekomst av värdväxten. Tidigare kunde arten konstateras årligen på flera platser vid Dala-Floda i Dalarna innan lokalerna kalavverkades. Senaste fyndet i landet av barrskogslavfly är från år 2000 då den påträffades vid Högberget i Sollefteå kommun. Garnlav är typisk art för </w:t>
-      </w:r>
-      <w:r>
-        <w:rPr>
-          <w:i/>
-        </w:rPr>
-        <w:t xml:space="preserve">9010 Taiga </w:t>
-      </w:r>
-      <w:r>
-        <w:t>och</w:t>
-      </w:r>
-      <w:r>
-        <w:rPr>
-          <w:i/>
-        </w:rPr>
-        <w:t xml:space="preserve"> 9070 Trädklädd betesmark</w:t>
-      </w:r>
-      <w:r>
-        <w:t xml:space="preserve"> (SLU Artdatabanken, 2026).</w:t>
+        <w:t>Vi begär härmed att Skogsstyrelsen fattar beslut enligt miljöbalken som säkerställer att skogens höga naturvärden bevaras samt att EU-lagstiftning efterlevs och att artskyddsbrott förhindras.</w:t>
       </w:r>
     </w:p>
     <w:p>
       <w:r>
-        <w:rPr>
-          <w:b/>
-        </w:rPr>
-        <w:t>Ullticka (NT)</w:t>
-      </w:r>
-      <w:r>
-        <w:t xml:space="preserve"> är knuten till restbestånd av barrnaturskog och förekommer med ett tydligt optimum i orörda eller måttligt påverkade gamla granskogar där det föreligger viss kontinuitet av grov död ved. Ullticka är en bra signalart inom hela sitt utbredningsområde och i södra Sverige är den sällsynt och en god signalart för skyddsvärda granskogsmiljöer. Den hotas av avverkning och fragmentering av naturskog och äldre granskog med lång trädkontinuitet. På ullticka kan ibland ulltickeporing (VU) påträffas - det är en sällsynt ticka som nyligen delats upp i de tre olika arterna ulltickeporing </w:t>
-      </w:r>
-      <w:r>
-        <w:rPr>
-          <w:i/>
-        </w:rPr>
-        <w:t xml:space="preserve">Skeletocutis brevispora </w:t>
-      </w:r>
-      <w:r>
-        <w:t>(VU)</w:t>
-      </w:r>
-      <w:r>
-        <w:rPr>
-          <w:i/>
-        </w:rPr>
-        <w:t>, Skeletocutis delicata</w:t>
-      </w:r>
-      <w:r>
-        <w:t xml:space="preserve"> (VU)</w:t>
-      </w:r>
-      <w:r>
-        <w:rPr>
-          <w:i/>
-        </w:rPr>
-        <w:t xml:space="preserve"> och Skeletocutis exilis</w:t>
-      </w:r>
-      <w:r>
-        <w:t xml:space="preserve"> (NT). Ullticka är typisk art för </w:t>
-      </w:r>
-      <w:r>
-        <w:rPr>
-          <w:i/>
-        </w:rPr>
-        <w:t xml:space="preserve">9010 Taiga, 9050 Näringsrik granskog </w:t>
-      </w:r>
-      <w:r>
-        <w:t xml:space="preserve">och </w:t>
-      </w:r>
-      <w:r>
-        <w:rPr>
-          <w:i/>
-        </w:rPr>
-        <w:t>9030 Landhöjningsskog</w:t>
-      </w:r>
-      <w:r>
-        <w:t xml:space="preserve"> (SLU Artdatabanken, 2026; Nitare &amp; Skogsstyrelsen, 2019; Miettinen &amp; Niemelä, 2018).</w:t>
+        <w:t>Vi önskar även ta del av de ställningstaganden och beslut som myndigheten meddelar till följd av aktuell avverkningsanmälan och föreningens inlaga (se 34 § förvaltningslagen).</w:t>
+      </w:r>
+    </w:p>
+    <w:p>
+      <w:r>
+        <w:t>Nedan beskrivs fynd av naturvårdsarter och fridlysta arter som gjorts i det avverkningsanmälda området. I BILAGA 1 finns artfakta om fridlysta och rödlistade arter.</w:t>
       </w:r>
     </w:p>
     <w:p>
@@ -180,12 +86,44 @@
         <w:pStyle w:val="Heading1"/>
       </w:pPr>
       <w:r>
-        <w:t>Fridlysta arter</w:t>
+        <w:t>Naturvårdsarter</w:t>
       </w:r>
     </w:p>
     <w:p>
       <w:r>
-        <w:t>Följande fridlysta arter har sina livsmiljöer och växtplatser i den avverkningsanmälda skogen: .</w:t>
+        <w:t>I och inom 22 meter från avverkningsanmälan har följande 4 naturvårdsarter hittats: garnlav (VU, T), lunglav (NT, T), tretåig hackspett (NT, T, §4) och ullticka (NT, T). Av dessa är 4 rödlistade. För rödlistade arter har rödlistekategorin angivits inom parentes. Typiska arter inom Natura 2000 som är kopplade till skogsekosystem har markerats med (T). För fridlysta arter anges även paragrafen i Artskyddsförordningen som arten är fridlyst enligt.</w:t>
+      </w:r>
+    </w:p>
+    <w:p>
+      <w:r>
+        <w:t>De påträffade naturvårdsarterna är ett tydligt kvitto på att det rör sig om en skog med höga naturvärden.</w:t>
+      </w:r>
+    </w:p>
+    <w:p>
+      <w:pPr>
+        <w:pStyle w:val="Heading2"/>
+      </w:pPr>
+      <w:r>
+        <w:t>Fridlysta arter</w:t>
+      </w:r>
+    </w:p>
+    <w:p>
+      <w:r>
+        <w:t>Följande fridlysta arter har sina livsmiljöer och växtplatser i den avverkningsanmälda skogen: tretåig hackspett (NT, T, §4).</w:t>
+      </w:r>
+    </w:p>
+    <w:p>
+      <w:r>
+        <w:t xml:space="preserve">Observera att medlemsländerna är skyldiga att agera i enlighet med EU:s fågeldirektiv där det uttryckligen står att direktivet gäller för fåglar samt för deras ägg, bon och </w:t>
+      </w:r>
+      <w:r>
+        <w:rPr>
+          <w:b/>
+        </w:rPr>
+        <w:t xml:space="preserve">livsmiljöer </w:t>
+      </w:r>
+      <w:r>
+        <w:t>(artikel 1). Vidare att de åtgärder som vidtas inte får leda till en försämring av den nuvarande situationen beträffande bevarandet av de fågelarter som avses i artikel 1 (artikel 13). Fågeldirektivet är styrande för tillsynsansvariga myndigheters ärendehantering, ställningstaganden och beslutsfattande.</w:t>
       </w:r>
     </w:p>
     <w:p>
@@ -214,7 +152,7 @@
         <w:t xml:space="preserve"> 9050 Näringsrik granskog</w:t>
       </w:r>
       <w:r>
-        <w:t xml:space="preserve">, rödlistad som sårbar och fridlyst enligt 8§ artskyddsförordningen. En nyligen genomförd analys av 79 floraväktarlokaler indikerar att det behövs någonstans mellan 100 och 150 meters skyddszon för att en knärotspopulation inte ska dö ut på lång sikt (Sebestyén &amp; Sundberg, 2025). Detta ligger väl i linje med tidigare genomförda studier som visar att det krävs väl tilltagna buffertzoner för att knäroten inte ska ta skada av skogsbruksåtgärder i intilliggande skog (Johnson, 2014; Koelmeijer m.fl., 2022; Skogsstyrelsen, 2022). Arten är även känslig för gallring vilket framgår av Skogsstyrelsens egen vägledning för hänsyn till knärot (Skogsstyrelsen, 2022). För rika förekomster av knärot är reservatsbildning eller biotopskydd lämpliga åtgärder för att skydda den. På knärot kan den sällsynta rostsvampen </w:t>
+        <w:t xml:space="preserve">, rödlistad som sårbar och fridlyst enligt 8§ artskyddsförordningen. En nyligen genomförd analys av 79 floraväktarlokaler indikerar att det behövs någonstans mellan 100 och 150 meters skyddszon för att en knärotspopulation inte ska dö ut på lång sikt (Sebestyén &amp; Sundberg, 2025). Detta ligger väl i linje med tidigare genomförda studier som visar att det krävs väl tilltagna buffertzoner för att knäroten inte ska ta skada av skogsbruksåtgärder i intilliggande skog (Johnson, 2014; Koelmeijer m.fl., 2022; Skogsstyrelsen, 2022). Arten är även känslig för gallring vilket framgår av Skogsstyrelsens egen vägledning för hänsyn till knärot (Skogsstyrelsen, 2022). Ytterligare en studie visar på den starka korrelationen mellan minskande arealer kontinuitetsskog och lokal utdöenderisk. Knäroten uppvisade en mycket låg koloniseringsgrad (0,7 % över 10 år) i kombination med hög lokal utrotningsrisk (75,2 %), där utrotningssannolikheten ökade kraftigt när arealen kontinuitetsskog minskade mellan undersökningar, t.ex. på grund av kalhyggesbruk (Johansson et al., 2026). För rika förekomster av knärot är reservatsbildning eller biotopskydd lämpliga åtgärder för att skydda den. På knärot kan den sällsynta rostsvampen </w:t>
       </w:r>
       <w:r>
         <w:rPr>
@@ -247,7 +185,7 @@
       <w:r>
         <w:drawing>
           <wp:inline xmlns:a="http://schemas.openxmlformats.org/drawingml/2006/main" xmlns:pic="http://schemas.openxmlformats.org/drawingml/2006/picture">
-            <wp:extent cx="5486400" cy="8439196"/>
+            <wp:extent cx="5486400" cy="8442847"/>
             <wp:docPr id="2" name="Picture 2"/>
             <wp:cNvGraphicFramePr>
               <a:graphicFrameLocks noChangeAspect="1"/>
@@ -268,7 +206,7 @@
                   <pic:spPr>
                     <a:xfrm>
                       <a:off x="0" y="0"/>
-                      <a:ext cx="5486400" cy="8439196"/>
+                      <a:ext cx="5486400" cy="8442847"/>
                     </a:xfrm>
                     <a:prstGeom prst="rect"/>
                   </pic:spPr>
@@ -282,19 +220,193 @@
     <w:p>
       <w:pPr>
         <w:pStyle w:val="Caption"/>
+        <w:spacing w:after="240"/>
       </w:pPr>
       <w:r>
         <w:t>Figur 2. Fyndplatser och buffertzoner för knärot i det avverkningsanmälda området. Endast fyndplatser vars buffertzoner överlappar med det avverkningsanmälda området har tagits med i visualiseringen. Kartans mittpunktskoordinat är N 6991214, E 511680 i SWEREF 99 TM.</w:t>
+      </w:r>
+    </w:p>
+    <w:p>
+      <w:r>
+        <w:rPr>
+          <w:b/>
+        </w:rPr>
+        <w:t>Tretåig hackspett (NT, §4)</w:t>
+      </w:r>
+      <w:r>
+        <w:t xml:space="preserve"> är rödlistad som nära hotad och ingår i bilaga 1 i EU:s fågeldirektiv. Tretåig hackspett är för sin överlevnad beroende av kontinuerlig tillförsel av äldre döende och död ved, som sker genom naturliga självgallringsprocesser i äldre grannaturskogar och barrblandade naturskogar. Om en skog genom skogsbruk gallras eller glesas ur så upphör och uteblir i stort sett den naturliga självgallringsprocessen för mycket lång tid framöver vilket omöjliggör upprätthållandet av den kontinuerliga ekologiska funktionen i ett område. Det finns studier som visar att naturskogens självgallringsprocess som den tretåiga hackspetten är beroende av, inte kan ersättas med efterlämnad hänsyn i skogsbruket (Imbeau &amp; Desrochers, 2002). Storleken på häckningsreviret varierar med skogstypen, förekomsten av död ved och graden av fragmentering, men är i allmänhet i storleksordningen 25–100 hektar. Vintertid krävs ofta betydligt större områden och det finns studier som antyder att arten behöver minst 100 hektar äldre skog. I områden med låg bonitet kan det behövas över 200 hektar lämpligt habitat för att ett par ska kunna reproducera sig. Områden med dokumenterad permanent förekomst i naturskogsmiljöer har vanligen så stora naturvärden att skogsbruk är olämpligt. Tretåig hackspett är typisk art för </w:t>
+      </w:r>
+      <w:r>
+        <w:rPr>
+          <w:i/>
+        </w:rPr>
+        <w:t xml:space="preserve">9010 Taiga, 9740 Skogsbevuxen myr, 9030 Landhöjningsskog </w:t>
+      </w:r>
+      <w:r>
+        <w:t xml:space="preserve">och </w:t>
+      </w:r>
+      <w:r>
+        <w:rPr>
+          <w:i/>
+        </w:rPr>
+        <w:t>9040 Fjällbjörkskog</w:t>
+      </w:r>
+      <w:r>
+        <w:t xml:space="preserve"> (Skogsstyrelsen, 2016; SLU Artdatabanken, 2024).</w:t>
+      </w:r>
+    </w:p>
+    <w:p>
+      <w:r>
+        <w:t>I BILAGA 1 finns mer detaljerad information om ekologi samt krav på livsmiljö hos fridlysta arter.</w:t>
       </w:r>
     </w:p>
     <w:p>
       <w:pPr>
-        <w:pStyle w:val="Caption"/>
+        <w:pStyle w:val="Heading2"/>
       </w:pPr>
+      <w:r>
+        <w:t>Övriga naturvårdsarter</w:t>
+      </w:r>
     </w:p>
     <w:p>
       <w:r>
-        <w:t>I BILAGA 1 finns mer detaljerad information om ekologi samt krav på livsmiljö hos fridlysta arter.</w:t>
+        <w:rPr>
+          <w:b/>
+        </w:rPr>
+        <w:t>Garnlav (VU)</w:t>
+      </w:r>
+      <w:r>
+        <w:t xml:space="preserve"> är en utpräglad barrskogsart som ibland kan drapera träden i norrländska grannaturskogar med hög luftfuktighet. Den förekommer även i talldominerade bestånd där den, förutom i trädens grenverk, påträffas hängande över ojämnheter i tallbarken. Arten har minskat starkt i södra och mellersta Sverige och den minskar även i sitt nordliga utbredningsområde. Minskningstakten uppgår till 30 (20–50) % inom 50 år och överstiger gränsvärdet för Sårbar (VU). Orsaken till tillbakagången beror främst på slutavverkningar av naturskogsartade skogar. Bestånd med riklig förekomst bör regelmässigt sparas, vilket även gynnar flera andra sällsynta och rödlistade arter. Garnlav är värdväxt för den mycket sällsynta och akut hotade fjärilen barrskogslavfly (CR) som hör hemma i boreala barrskogar med riklig förekomst av värdväxten. Tidigare kunde arten konstateras årligen på flera platser vid Dala-Floda i Dalarna innan lokalerna kalavverkades. Senaste fyndet i landet av barrskogslavfly är från år 2000 då den påträffades vid Högberget i Sollefteå kommun. Garnlav är typisk art för </w:t>
+      </w:r>
+      <w:r>
+        <w:rPr>
+          <w:i/>
+        </w:rPr>
+        <w:t xml:space="preserve">9010 Taiga </w:t>
+      </w:r>
+      <w:r>
+        <w:t>och</w:t>
+      </w:r>
+      <w:r>
+        <w:rPr>
+          <w:i/>
+        </w:rPr>
+        <w:t xml:space="preserve"> 9070 Trädklädd betesmark</w:t>
+      </w:r>
+      <w:r>
+        <w:t xml:space="preserve"> (SLU Artdatabanken, 2026).</w:t>
+      </w:r>
+    </w:p>
+    <w:p>
+      <w:r>
+        <w:rPr>
+          <w:b/>
+        </w:rPr>
+        <w:t>Lunglav (NT)</w:t>
+      </w:r>
+      <w:r>
+        <w:t xml:space="preserve"> är en av vårt lands främsta signalarter som överallt indikerar gamla lövträd, skogsbestånd med höga naturvärden och ekosystem med långskoglig kontinuitet. Lokalt kan förekomsten vara mycket riklig men den hittas nästan enbart i gamla och ej slutavverkade skogar. Artens samtliga förekomster bör uppmärksammas från naturvårdssynpunkt, då många lokaler även hyser andra ovanliga och rödlistade arter. Rikliga förekomster bör skyddas med biotopskydd, frivilliga avsättningar eller reservat. På lunglav kan de sällsynta lavparasiterna lunglavshårprick (CR), </w:t>
+      </w:r>
+      <w:r>
+        <w:rPr>
+          <w:i/>
+        </w:rPr>
+        <w:t>Abrothallus diederichii</w:t>
+      </w:r>
+      <w:r>
+        <w:t xml:space="preserve"> (VU), </w:t>
+      </w:r>
+      <w:r>
+        <w:rPr>
+          <w:i/>
+        </w:rPr>
+        <w:t>Abrothallus lobariae</w:t>
+      </w:r>
+      <w:r>
+        <w:t xml:space="preserve"> (VU), </w:t>
+      </w:r>
+      <w:r>
+        <w:rPr>
+          <w:i/>
+        </w:rPr>
+        <w:t>Calycina lobariae</w:t>
+      </w:r>
+      <w:r>
+        <w:t xml:space="preserve"> (VU), lunglavsknapp (VU) och skrovelmössing (VU) påträffas. Lunglav är typisk art för </w:t>
+      </w:r>
+      <w:r>
+        <w:rPr>
+          <w:i/>
+        </w:rPr>
+        <w:t>9010 Taiga, 9020 Nordlig ädellövskog, 9110 Näringsfattig bokskog, 9130 Näringsrik bokskog, 9160 Näringsrik ekskog, 9180 Ädellövskog i branter, 9190 Näringsfattig ekskog, 9070 Trädklädd betesmark, 9040 Fjällbjörkskog</w:t>
+      </w:r>
+      <w:r>
+        <w:t xml:space="preserve"> och</w:t>
+      </w:r>
+      <w:r>
+        <w:rPr>
+          <w:i/>
+        </w:rPr>
+        <w:t xml:space="preserve"> 6530 Lövängar</w:t>
+      </w:r>
+      <w:r>
+        <w:t xml:space="preserve"> (SLU Artdatabanken, 2026; Nitare &amp; Skogsstyrelsen, 2019).</w:t>
+      </w:r>
+    </w:p>
+    <w:p>
+      <w:r>
+        <w:rPr>
+          <w:b/>
+        </w:rPr>
+        <w:t>Ullticka (NT)</w:t>
+      </w:r>
+      <w:r>
+        <w:t xml:space="preserve"> är knuten till restbestånd av barrnaturskog och förekommer med ett tydligt optimum i orörda eller måttligt påverkade gamla granskogar där det föreligger viss kontinuitet av grov död ved. Ullticka är en bra signalart inom hela sitt utbredningsområde och i södra Sverige är den sällsynt och en god signalart för skyddsvärda granskogsmiljöer. Den hotas av avverkning och fragmentering av naturskog och äldre granskog med lång trädkontinuitet. På ullticka kan ibland ulltickeporing (VU) påträffas - det är en sällsynt ticka som nyligen delats upp i de tre olika arterna ulltickeporing </w:t>
+      </w:r>
+      <w:r>
+        <w:rPr>
+          <w:i/>
+        </w:rPr>
+        <w:t xml:space="preserve">Skeletocutis brevispora </w:t>
+      </w:r>
+      <w:r>
+        <w:t>(VU)</w:t>
+      </w:r>
+      <w:r>
+        <w:rPr>
+          <w:i/>
+        </w:rPr>
+        <w:t>, Skeletocutis delicata</w:t>
+      </w:r>
+      <w:r>
+        <w:t xml:space="preserve"> (VU)</w:t>
+      </w:r>
+      <w:r>
+        <w:rPr>
+          <w:i/>
+        </w:rPr>
+        <w:t xml:space="preserve"> och Skeletocutis exilis</w:t>
+      </w:r>
+      <w:r>
+        <w:t xml:space="preserve"> (NT). Ullticka är typisk art för </w:t>
+      </w:r>
+      <w:r>
+        <w:rPr>
+          <w:i/>
+        </w:rPr>
+        <w:t xml:space="preserve">9010 Taiga, 9050 Näringsrik granskog </w:t>
+      </w:r>
+      <w:r>
+        <w:t xml:space="preserve">och </w:t>
+      </w:r>
+      <w:r>
+        <w:rPr>
+          <w:i/>
+        </w:rPr>
+        <w:t>9030 Landhöjningsskog</w:t>
+      </w:r>
+      <w:r>
+        <w:t xml:space="preserve"> (SLU Artdatabanken, 2026; Nitare &amp; Skogsstyrelsen, 2019; Miettinen &amp; Niemelä, 2018).</w:t>
       </w:r>
     </w:p>
     <w:p>
@@ -307,7 +419,9 @@
         <w:pStyle w:val="Title"/>
       </w:pPr>
       <w:r>
-        <w:t>BILAGA 1 – Fridlysta arter</w:t>
+        <w:t>BILAGA 1 –</w:t>
+        <w:br/>
+        <w:t>Fridlysta och rödlistade arter</w:t>
       </w:r>
     </w:p>
     <w:p>
@@ -343,7 +457,7 @@
     </w:p>
     <w:p>
       <w:r>
-        <w:t>En analys av 79 floraväktarlokaler åren 1990–2015 vilka återbesökts under 2020–2024 visade på en tydlig negativ påverkan på knärotsförekomster från större hyggen i närområdet (inom 150–200 m) vilket indikerar att kanteffekter har en stor påverkan på populationerna. Resultaten bekräftar knärotens känslighet för kanteffekter och visar vikten av att skydda större skogsbestånd för att bevara arten. Om det blir höga andelar (&gt;30%) hyggen inom 200 meter från en knärotsförekomst så ökar risken för att en knärotspopulation dör ut och det verkar det behövas någonstans mellan 100 och 150 meters skyddszon för att bevara arten på lång sikt (Sebestyén &amp; Sundberg, 2025).</w:t>
+        <w:t>En analys av 79 floraväktarlokaler åren 1990–2015 vilka återbesökts under 2020–2024 visade på en tydlig negativ påverkan på knärotsförekomster från större hyggen i närområdet (inom 150–200 m) vilket indikerar att kanteffekter har en stor påverkan på populationerna. Resultaten bekräftar knärotens känslighet för kanteffekter och visar vikten av att skydda större skogsbestånd för att bevara arten. Om det blir höga andelar (&gt;30%) hyggen inom 200 meter från en knärotsförekomst så ökar risken för att en knärotspopulation dör ut och det verkar det behövas någonstans mellan 100 och 150 meters skyddszon för att bevara arten på lång sikt (Sebestyén &amp; Sundberg, 2025). Detta stöds även av en studie (Johansson et al, 2026) baserad på data från Riksskogstaxeringen som visar att knäroten minskat med 66 % under perioden 1993–2022 samt att det finns en stark korrelation mellan minskande arealer kontinuitetsskog och lokal utdöenderisk. Knäroten uppvisade en mycket låg koloniseringsgrad (0,7 % över 10 år) i kombination med hög lokal utrotningsrisk (75,2 %), där utrotningssannolikheten ökade kraftigt när arealen kontinuitetsskog minskade mellan undersökningar, t.ex. på grund av kalhyggesbruk (Johansson et al., 2026).</w:t>
       </w:r>
     </w:p>
     <w:p>
@@ -388,7 +502,7 @@
     </w:p>
     <w:p>
       <w:r>
-        <w:t>En nyligen publicerad vetenskaplig uppsats av Koelmeijer m.fl. (2022) inkluderar orkidén knärots skyddsbehov. I uppsatsen berörs problemet med uttorkning för växter, bl.a. för knärot, ett problem som blivit accentuerat på grund av den pågående klimatförändringen och torra somrar, t.ex. den exceptionellt torra sommaren 2018. I uppsatsen undersöks områden med tre olika avstånd från kalhyggeskant med avseende på skydd bl.a. för knärot. Det första området har avstånd upp till 20 m från hyggeskant (Strong edge effect), det andra 20–40 m från hyggeskant (Weak edge effect) och det tredje avser större avstånd från hyggeskant, där kanteffekten anses vara försumbar (Interior). Ett resultat var att man fann stor eller mycket stor uttorkningseffekt på känsliga och rödlistade skogsarter vid de kortare avstånden till hyggeskant, medan effekt av uttorkning inte konstaterades på större avstånd (Interior). För orkidén knärot fann man en rik förekomst (upp till 0,06 dm2/m2) på stort avstånd från hyggeskant (Interior), medan förekomsten var liten eller närmast försumbar i de områden som klassificerades som Weak edge effect respektive Strong edge effect. Arbetet påpekar att de allt oftare förekommande torra somrarna ger ytterligare skäl att utöka skyddsavståndet från hyggen till den fuktkrävande arten knärot (Koelmeijer m.fl., 2022).</w:t>
+        <w:t>Ytterligare en studie (Koelmeijer m.fl., 2022) inkluderar knärotens skyddsbehov. I uppsatsen berörs problemet med uttorkning för växter, bl.a. för knärot, ett problem som blivit accentuerat på grund av den pågående klimatförändringen och torra somrar, t.ex. den exceptionellt torra sommaren 2018. I uppsatsen undersöks områden med tre olika avstånd från kalhyggeskant med avseende på skydd bl.a. för knärot. Det första området har avstånd upp till 20 m från hyggeskant (Strong edge effect), det andra 20–40 m från hyggeskant (Weak edge effect) och det tredje avser större avstånd från hyggeskant, där kanteffekten anses vara försumbar (Interior). Ett resultat var att man fann stor eller mycket stor uttorkningseffekt på känsliga och rödlistade skogsarter vid de kortare avstånden till hyggeskant, medan effekt av uttorkning inte konstaterades på större avstånd (Interior). För orkidén knärot fann man en rik förekomst (upp till 0,06 dm2/m2) på stort avstånd från hyggeskant (Interior), medan förekomsten var liten eller närmast försumbar i de områden som klassificerades som Weak edge effect respektive Strong edge effect. Arbetet påpekar att de allt oftare förekommande torra somrarna ger ytterligare skäl att utöka skyddsavståndet från hyggen till den fuktkrävande arten knärot (Koelmeijer m.fl., 2022).</w:t>
       </w:r>
     </w:p>
     <w:p>
@@ -420,7 +534,7 @@
         <w:t xml:space="preserve">Short-term response of the herbaceous layer within leave patches after harvest. </w:t>
       </w:r>
       <w:r>
-        <w:t>Forest Ecology and Management 257, 1014–1025</w:t>
+        <w:t>Forest Ecology and Management 257, 1014–1025.</w:t>
       </w:r>
     </w:p>
     <w:p>
@@ -434,7 +548,30 @@
         <w:t xml:space="preserve">Level and pattern of overstory retention interact to shape long-term responses of understories to timber harvest. </w:t>
       </w:r>
       <w:r>
-        <w:t>Ecological Applications, 22, 2049–2064</w:t>
+        <w:t>Ecological Applications, 22, 2049–2064.</w:t>
+      </w:r>
+    </w:p>
+    <w:p>
+      <w:r>
+        <w:t>Johansson, V., Jansson, M. och Bergman, K-O</w:t>
+      </w:r>
+      <w:r>
+        <w:rPr>
+          <w:i/>
+        </w:rPr>
+        <w:t>.</w:t>
+      </w:r>
+      <w:r>
+        <w:t>, 2026.</w:t>
+      </w:r>
+      <w:r>
+        <w:rPr>
+          <w:i/>
+        </w:rPr>
+        <w:t xml:space="preserve"> A 30-year population decline of a threatened forest orchid associated with old growth forests</w:t>
+      </w:r>
+      <w:r>
+        <w:t>. Department of Physics, Chemistry and Biology (IFM), Linköping University.</w:t>
       </w:r>
     </w:p>
     <w:p>
@@ -448,7 +585,7 @@
         <w:t>Retention Forestry as a Conservation Measure for Boreal Forest Ground Vegetation</w:t>
       </w:r>
       <w:r>
-        <w:t>. Doktorsavhandling, SLU, Uppsala</w:t>
+        <w:t>. Doktorsavhandling, SLU, Uppsala.</w:t>
       </w:r>
     </w:p>
     <w:p>
@@ -462,7 +599,7 @@
         <w:t xml:space="preserve">Interactive effects of drought and edge exposure on old-growth forest understory species. </w:t>
       </w:r>
       <w:r>
-        <w:t>Landscape Ecology, 37, sid 1839–1853</w:t>
+        <w:t>Landscape Ecology, 37, sid 1839–1853.</w:t>
       </w:r>
     </w:p>
     <w:p>
@@ -490,7 +627,7 @@
         <w:t>Påverkan på knärotslokaler från hyggen i närheten.</w:t>
       </w:r>
       <w:r>
-        <w:t xml:space="preserve"> DAPHNE 36:1 2025. Botaniska Sällskapet i Stockholm</w:t>
+        <w:t xml:space="preserve"> DAPHNE 36:1 2025. Botaniska Sällskapet i Stockholm.</w:t>
       </w:r>
     </w:p>
     <w:p>
@@ -504,7 +641,7 @@
         <w:t xml:space="preserve">Vägledning för hänsyn till knärot. </w:t>
       </w:r>
       <w:r>
-        <w:t>https://www.skogsstyrelsen.se/lag-och-tillsyn/artskydd/vagledningar-och-kunskapsstod-artskydd/vagledning-for-hansyn-till-knarot/</w:t>
+        <w:t>https://www.skogsstyrelsen.se/lag-och-tillsyn/artskydd/vagledningar-och-kunskapsstod-artskydd/vagledning-for-hansyn-till-knarot/.</w:t>
       </w:r>
     </w:p>
     <w:p>
@@ -518,7 +655,307 @@
         <w:t xml:space="preserve">Artfaktablad. Naturvård – artfakta. </w:t>
       </w:r>
       <w:r>
-        <w:t>SLU Artdatabanken, Uppsala</w:t>
+        <w:t>SLU Artdatabanken, Uppsala.</w:t>
+      </w:r>
+    </w:p>
+    <w:p>
+      <w:pPr>
+        <w:pStyle w:val="Heading1"/>
+      </w:pPr>
+      <w:r>
+        <w:t>Lunglav – ekologi samt krav på livsmiljön</w:t>
+      </w:r>
+    </w:p>
+    <w:p>
+      <w:r>
+        <w:t xml:space="preserve">Lunglav (NT) är en av vårt lands främsta signalarter som överallt indikerar gamla lövträd, skogsbestånd med höga naturvärden och ekosystem med lång skoglig kontinuitet. Lokalt kan förekomsten vara mycket riklig men den hittas nästan enbart i gamla och ej slutavverkade skogar. Artens samtliga förekomster bör uppmärksammas från naturvårdssynpunkt, då många lokaler även hyser andra ovanliga och rödlistade arter, däribland de sällsynta lavparasiterna lunglavshårprick (CR), </w:t>
+      </w:r>
+      <w:r>
+        <w:rPr>
+          <w:i/>
+        </w:rPr>
+        <w:t>Abrothallus diederichii</w:t>
+      </w:r>
+      <w:r>
+        <w:t xml:space="preserve"> (VU), </w:t>
+      </w:r>
+      <w:r>
+        <w:rPr>
+          <w:i/>
+        </w:rPr>
+        <w:t>Abrothallus lobariae</w:t>
+      </w:r>
+      <w:r>
+        <w:t xml:space="preserve"> (VU), </w:t>
+      </w:r>
+      <w:r>
+        <w:rPr>
+          <w:i/>
+        </w:rPr>
+        <w:t>Calycina lobariae</w:t>
+      </w:r>
+      <w:r>
+        <w:t xml:space="preserve"> (VU), lunglavsknapp (VU) och skrovelmössing (VU), som växer på lunglav. Rikliga förekomster med lunglav bör skyddas med biotopskydd, frivilliga avsättningar eller reservat (SLU Artdatabanken, 2026; Nitare &amp; Skogsstyrelsen, 2019).</w:t>
+      </w:r>
+    </w:p>
+    <w:p>
+      <w:r>
+        <w:t xml:space="preserve">Lunglav är typisk art för </w:t>
+      </w:r>
+      <w:r>
+        <w:rPr>
+          <w:i/>
+        </w:rPr>
+        <w:t>9010 Taiga, 9020 Nordlig ädellövskog, 9110 Näringsfattig bokskog, 9130 Näringsrik bokskog, 9160 Näringsrik ekskog, 9180 Ädellövskog i branter, 9190 Näringsfattig ekskog, 9070 Trädklädd betesmark, 9040 Fjällbjörkskog</w:t>
+      </w:r>
+      <w:r>
+        <w:t xml:space="preserve"> och</w:t>
+      </w:r>
+      <w:r>
+        <w:rPr>
+          <w:i/>
+        </w:rPr>
+        <w:t xml:space="preserve"> 6530 Lövängar</w:t>
+      </w:r>
+      <w:r>
+        <w:t xml:space="preserve"> (SLU Artdatabanken, 2026).</w:t>
+      </w:r>
+    </w:p>
+    <w:p>
+      <w:pPr>
+        <w:pStyle w:val="Heading2"/>
+      </w:pPr>
+      <w:r>
+        <w:t>Referenser – lunglav</w:t>
+      </w:r>
+    </w:p>
+    <w:p>
+      <w:r>
+        <w:t xml:space="preserve">Nitare, J. och Skogsstyrelsen, 2019. </w:t>
+      </w:r>
+      <w:r>
+        <w:rPr>
+          <w:i/>
+        </w:rPr>
+        <w:t xml:space="preserve">Skyddsvärd skog – Naturvårdsarter och andra kriterier för naturvärdesbedömning. </w:t>
+      </w:r>
+      <w:r>
+        <w:t>Skogsstyrelsen.</w:t>
+      </w:r>
+    </w:p>
+    <w:p>
+      <w:r>
+        <w:t xml:space="preserve">SLU Artdatabanken, 2026. </w:t>
+      </w:r>
+      <w:r>
+        <w:rPr>
+          <w:i/>
+        </w:rPr>
+        <w:t xml:space="preserve">Artfaktablad. Naturvård – artfakta. </w:t>
+      </w:r>
+      <w:r>
+        <w:t>SLU Artdatabanken, Uppsala.</w:t>
+      </w:r>
+    </w:p>
+    <w:p>
+      <w:pPr>
+        <w:pStyle w:val="Heading1"/>
+      </w:pPr>
+      <w:r>
+        <w:t>Tretåig hackspett – ekologi samt krav på livsmiljön</w:t>
+      </w:r>
+    </w:p>
+    <w:p>
+      <w:r>
+        <w:t xml:space="preserve">Tretåig hackspett (NT) är fridlyst enligt §4 Artskyddsförordningen och finns med som prioriterad art i Skogsstyrelsen vägledning för skogsbruket (bilaga 4 till SVL). I vägledningen står bland annat att: </w:t>
+      </w:r>
+      <w:r>
+        <w:rPr>
+          <w:i/>
+        </w:rPr>
+        <w:t xml:space="preserve">“Tretåig hackspett har stora arealkrav och höga krav på sin livsmiljö. Omdaningen av naturskogar till kulturskogar medför en förlust av viktiga miljöer, något som förstärks av ökad fragmentering till följd av avverkningar.” </w:t>
+      </w:r>
+      <w:r>
+        <w:t xml:space="preserve">Vidare att: </w:t>
+      </w:r>
+      <w:r>
+        <w:rPr>
+          <w:i/>
+        </w:rPr>
+        <w:t>“Områden med dokumenterad permanent förekomst i naturskogsmiljöer har vanligen så stora naturvärden att skogsbruk är olämpligt”</w:t>
+      </w:r>
+      <w:r>
+        <w:t xml:space="preserve"> (SLU Artdatabanken, 2024; Skogsstyrelsen, 2016)</w:t>
+      </w:r>
+      <w:r>
+        <w:rPr>
+          <w:i/>
+        </w:rPr>
+        <w:t>.</w:t>
+      </w:r>
+    </w:p>
+    <w:p>
+      <w:r>
+        <w:t>Tretåig hackspett är beroende av större sammanhängande naturskogar med kontinuerlig tillgång och nybildning av död ved och fragmentering av livsmiljöerna utgör ett stort hot mot arten (se exempelvis Stachura-Skierczynska et al., 2009; Wesolowski et al., 2005; Butler et al., 2004; Pakkala et al., 2002; Amcoff et al., 1996; Virkkala, 1991). Det finns studier som visar att naturskogens självgallringsprocess som den tretåiga hackspetten är beroende av, inte kan ersättas med efterlämnad hänsyn i skogsbruket (Imbeau &amp; Desrochers, 2002).</w:t>
+      </w:r>
+    </w:p>
+    <w:p>
+      <w:r>
+        <w:t>Permanenta revir av tretåig hackspett karaktäriseras ofta av artens typiska ringformigt ordnade hackmärken på framför allt gamla granar. För att säkerställa att inte revir av tretåig hackspett drabbas av avverkningsplanerna bör en inventering göras i området både under häckningstid och under vintern, då arten utnyttjar betydligt större områden än under sommarens häckningsrevir. Storleken på häckningsreviret varierar med skogstypen, förekomsten av död ved och graden av fragmentering, men är i allmänhet i storleksordningen 25–100 hektar (SLU Artdatabanken, 2024; Skogsstyrelsen, 2016).</w:t>
+      </w:r>
+    </w:p>
+    <w:p>
+      <w:r>
+        <w:t xml:space="preserve">Förutom fridlysning enligt §4 Artskyddsförordningen är tretåig hackspett även förtecknad i EU:s fågeldirektiv bilaga 1. Den är typisk art för </w:t>
+      </w:r>
+      <w:r>
+        <w:rPr>
+          <w:i/>
+        </w:rPr>
+        <w:t xml:space="preserve">9010 Taiga, 9740 Skogsbevuxen myr, 9030 Landhöjningsskog </w:t>
+      </w:r>
+      <w:r>
+        <w:t xml:space="preserve">och </w:t>
+      </w:r>
+      <w:r>
+        <w:rPr>
+          <w:i/>
+        </w:rPr>
+        <w:t>9040 Fjällbjörkskog</w:t>
+      </w:r>
+      <w:r>
+        <w:t xml:space="preserve"> samt ingår i Natura 2000 och är förtecknad i Bernkonventionen bilaga II (strikt skyddade djurarter) (SLU Artdatabanken, 2024; Skogsstyrelsen, 2016).</w:t>
+      </w:r>
+    </w:p>
+    <w:p>
+      <w:pPr>
+        <w:pStyle w:val="Heading2"/>
+      </w:pPr>
+      <w:r>
+        <w:t>Referenser – tretåig hackspett</w:t>
+      </w:r>
+    </w:p>
+    <w:p>
+      <w:r>
+        <w:t xml:space="preserve">Amcoff, M. &amp; Eriksson, P. 1996. </w:t>
+      </w:r>
+      <w:r>
+        <w:rPr>
+          <w:i/>
+        </w:rPr>
+        <w:t xml:space="preserve">Förekomst av tretåig hackspett Picoides tridactylus på bestånds- och landskapsnivå. </w:t>
+      </w:r>
+      <w:r>
+        <w:t>Ornis Svecica 6: 107–119.</w:t>
+      </w:r>
+    </w:p>
+    <w:p>
+      <w:r>
+        <w:t xml:space="preserve">Butler, R., Angelstam, P., Ekelund, P. &amp; Schlaeffer, R. 2004. </w:t>
+      </w:r>
+      <w:r>
+        <w:rPr>
+          <w:i/>
+        </w:rPr>
+        <w:t xml:space="preserve">Dead wood threshold values for the three-toed woodpecker presence in boreal and sub-Alpine forest. </w:t>
+      </w:r>
+      <w:r>
+        <w:t>Biological conservation 119(3): 305–318.</w:t>
+      </w:r>
+    </w:p>
+    <w:p>
+      <w:r>
+        <w:t xml:space="preserve">Imbeau, L. &amp; Desrochers, A. 2002. </w:t>
+      </w:r>
+      <w:r>
+        <w:rPr>
+          <w:i/>
+        </w:rPr>
+        <w:t xml:space="preserve">Foraging Ecology and Use of Drumming Trees by Three-Toed Woodpeckers. </w:t>
+      </w:r>
+      <w:r>
+        <w:t>The Journal of Wildlife Management. Vol. 66, No. 1 (Jan., 2002), pp. 222–231.</w:t>
+      </w:r>
+    </w:p>
+    <w:p>
+      <w:r>
+        <w:t xml:space="preserve">Pakkala, T., Hanski, I. &amp; Tomppo, E. 2002. </w:t>
+      </w:r>
+      <w:r>
+        <w:rPr>
+          <w:i/>
+        </w:rPr>
+        <w:t xml:space="preserve">Spatial ecology of the three-toed woodpecker in managed forest landscapes. </w:t>
+      </w:r>
+      <w:r>
+        <w:t>Silva Fennica 36(1): 279–288.</w:t>
+      </w:r>
+    </w:p>
+    <w:p>
+      <w:r>
+        <w:t xml:space="preserve">Skogsstyrelsen, 2016. </w:t>
+      </w:r>
+      <w:r>
+        <w:rPr>
+          <w:i/>
+        </w:rPr>
+        <w:t>Vägledning för hänsyn till fåglar – Tretåig hackspett.</w:t>
+      </w:r>
+    </w:p>
+    <w:p>
+      <w:r>
+        <w:t xml:space="preserve">SLU Artdatabanken, 2024. </w:t>
+      </w:r>
+      <w:r>
+        <w:rPr>
+          <w:i/>
+        </w:rPr>
+        <w:t xml:space="preserve">Artfaktablad. Naturvård – artfakta. </w:t>
+      </w:r>
+      <w:r>
+        <w:t>SLU Artdatabanken, Uppsala.</w:t>
+      </w:r>
+    </w:p>
+    <w:p>
+      <w:r>
+        <w:t xml:space="preserve">Stachura-Skierczynska, K., Tumiel, T. &amp; Skierczynski, M. 2009. </w:t>
+      </w:r>
+      <w:r>
+        <w:rPr>
+          <w:i/>
+        </w:rPr>
+        <w:t xml:space="preserve">Habitat prediction model for three-toed woodpecker and its implications for the conservation of biologically valuable forests. </w:t>
+      </w:r>
+      <w:r>
+        <w:t>Forest Ecology and Management 258(5): 697–703.</w:t>
+      </w:r>
+    </w:p>
+    <w:p>
+      <w:r>
+        <w:t xml:space="preserve">Virkkala, R. 1991. </w:t>
+      </w:r>
+      <w:r>
+        <w:rPr>
+          <w:i/>
+        </w:rPr>
+        <w:t xml:space="preserve">Population trends of forest birds in a Finnish Lapland landscape of large habitat blocks – Consequences of stochastic environmental variation or regional habitat alteration. </w:t>
+      </w:r>
+      <w:r>
+        <w:t>Biological conservation 56(2): 223–240.</w:t>
+      </w:r>
+    </w:p>
+    <w:p>
+      <w:r>
+        <w:t xml:space="preserve">Wesolowski, T., Czeszczewik, D. &amp; Rowinski, P. 2005. </w:t>
+      </w:r>
+      <w:r>
+        <w:rPr>
+          <w:i/>
+        </w:rPr>
+        <w:t xml:space="preserve">Effects of forest management on Three-toed Woodpecker Picoides tridactylus distribution in the Bialowieza Forest (NE Poland): conservation implications. </w:t>
+      </w:r>
+      <w:r>
+        <w:t>Acta Ornithologica 40(1): 53–60.</w:t>
       </w:r>
     </w:p>
     <w:sectPr>
@@ -539,7 +976,7 @@
 </file>
 
 <file path=word/endnotes.xml><?xml version="1.0" encoding="utf-8"?>
-<w:endnotes xmlns:wpc="http://schemas.microsoft.com/office/word/2010/wordprocessingCanvas" xmlns:cx="http://schemas.microsoft.com/office/drawing/2014/chartex" xmlns:cx1="http://schemas.microsoft.com/office/drawing/2015/9/8/chartex" xmlns:cx2="http://schemas.microsoft.com/office/drawing/2015/10/21/chartex" xmlns:cx3="http://schemas.microsoft.com/office/drawing/2016/5/9/chartex" xmlns:cx4="http://schemas.microsoft.com/office/drawing/2016/5/10/chartex" xmlns:cx5="http://schemas.microsoft.com/office/drawing/2016/5/11/chartex" xmlns:cx6="http://schemas.microsoft.com/office/drawing/2016/5/12/chartex" xmlns:cx7="http://schemas.microsoft.com/office/drawing/2016/5/13/chartex" xmlns:cx8="http://schemas.microsoft.com/office/drawing/2016/5/14/chartex" xmlns:mc="http://schemas.openxmlformats.org/markup-compatibility/2006" xmlns:aink="http://schemas.microsoft.com/office/drawing/2016/ink" xmlns:am3d="http://schemas.microsoft.com/office/drawing/2017/model3d" xmlns:o="urn:schemas-microsoft-com:office:office" xmlns:oel="http://schemas.microsoft.com/office/2019/extlst" xmlns:r="http://schemas.openxmlformats.org/officeDocument/2006/relationships" xmlns:m="http://schemas.openxmlformats.org/officeDocument/2006/math" xmlns:v="urn:schemas-microsoft-com:vml" xmlns:wp14="http://schemas.microsoft.com/office/word/2010/wordprocessingDrawing" xmlns:wp="http://schemas.openxmlformats.org/drawingml/2006/wordprocessingDrawing" xmlns:w10="urn:schemas-microsoft-com:office:word" xmlns:w="http://schemas.openxmlformats.org/wordprocessingml/2006/main" xmlns:w14="http://schemas.microsoft.com/office/word/2010/wordml" xmlns:w15="http://schemas.microsoft.com/office/word/2012/wordml" xmlns:w16cex="http://schemas.microsoft.com/office/word/2018/wordml/cex" xmlns:w16cid="http://schemas.microsoft.com/office/word/2016/wordml/cid" xmlns:w16="http://schemas.microsoft.com/office/word/2018/wordml" xmlns:w16sdtdh="http://schemas.microsoft.com/office/word/2020/wordml/sdtdatahash" xmlns:w16se="http://schemas.microsoft.com/office/word/2015/wordml/symex" xmlns:wpg="http://schemas.microsoft.com/office/word/2010/wordprocessingGroup" xmlns:wpi="http://schemas.microsoft.com/office/word/2010/wordprocessingInk" xmlns:wne="http://schemas.microsoft.com/office/word/2006/wordml" xmlns:wps="http://schemas.microsoft.com/office/word/2010/wordprocessingShape" mc:Ignorable="w14 w15 w16se w16cid w16 w16cex w16sdtdh wp14">
+<w:endnotes xmlns:wpc="http://schemas.microsoft.com/office/word/2010/wordprocessingCanvas" xmlns:cx="http://schemas.microsoft.com/office/drawing/2014/chartex" xmlns:cx1="http://schemas.microsoft.com/office/drawing/2015/9/8/chartex" xmlns:cx2="http://schemas.microsoft.com/office/drawing/2015/10/21/chartex" xmlns:cx3="http://schemas.microsoft.com/office/drawing/2016/5/9/chartex" xmlns:cx4="http://schemas.microsoft.com/office/drawing/2016/5/10/chartex" xmlns:cx5="http://schemas.microsoft.com/office/drawing/2016/5/11/chartex" xmlns:cx6="http://schemas.microsoft.com/office/drawing/2016/5/12/chartex" xmlns:cx7="http://schemas.microsoft.com/office/drawing/2016/5/13/chartex" xmlns:cx8="http://schemas.microsoft.com/office/drawing/2016/5/14/chartex" xmlns:mc="http://schemas.openxmlformats.org/markup-compatibility/2006" xmlns:aink="http://schemas.microsoft.com/office/drawing/2016/ink" xmlns:am3d="http://schemas.microsoft.com/office/drawing/2017/model3d" xmlns:o="urn:schemas-microsoft-com:office:office" xmlns:oel="http://schemas.microsoft.com/office/2019/extlst" xmlns:r="http://schemas.openxmlformats.org/officeDocument/2006/relationships" xmlns:m="http://schemas.openxmlformats.org/officeDocument/2006/math" xmlns:v="urn:schemas-microsoft-com:vml" xmlns:wp14="http://schemas.microsoft.com/office/word/2010/wordprocessingDrawing" xmlns:wp="http://schemas.openxmlformats.org/drawingml/2006/wordprocessingDrawing" xmlns:w10="urn:schemas-microsoft-com:office:word" xmlns:w="http://schemas.openxmlformats.org/wordprocessingml/2006/main" xmlns:w14="http://schemas.microsoft.com/office/word/2010/wordml" xmlns:w15="http://schemas.microsoft.com/office/word/2012/wordml" xmlns:w16cex="http://schemas.microsoft.com/office/word/2018/wordml/cex" xmlns:w16cid="http://schemas.microsoft.com/office/word/2016/wordml/cid" xmlns:w16="http://schemas.microsoft.com/office/word/2018/wordml" xmlns:w16du="http://schemas.microsoft.com/office/word/2023/wordml/word16du" xmlns:w16sdtdh="http://schemas.microsoft.com/office/word/2020/wordml/sdtdatahash" xmlns:w16sdtfl="http://schemas.microsoft.com/office/word/2024/wordml/sdtformatlock" xmlns:w16se="http://schemas.microsoft.com/office/word/2015/wordml/symex" xmlns:wpg="http://schemas.microsoft.com/office/word/2010/wordprocessingGroup" xmlns:wpi="http://schemas.microsoft.com/office/word/2010/wordprocessingInk" xmlns:wne="http://schemas.microsoft.com/office/word/2006/wordml" xmlns:wps="http://schemas.microsoft.com/office/word/2010/wordprocessingShape" mc:Ignorable="w14 w15 w16se w16cid w16 w16cex w16sdtdh w16sdtfl w16du wp14">
   <w:endnote w:type="separator" w:id="-1">
     <w:p>
       <w:pPr>
@@ -564,7 +1001,7 @@
 </file>
 
 <file path=word/footer1.xml><?xml version="1.0" encoding="utf-8"?>
-<w:ftr xmlns:wpc="http://schemas.microsoft.com/office/word/2010/wordprocessingCanvas" xmlns:cx="http://schemas.microsoft.com/office/drawing/2014/chartex" xmlns:cx1="http://schemas.microsoft.com/office/drawing/2015/9/8/chartex" xmlns:cx2="http://schemas.microsoft.com/office/drawing/2015/10/21/chartex" xmlns:cx3="http://schemas.microsoft.com/office/drawing/2016/5/9/chartex" xmlns:cx4="http://schemas.microsoft.com/office/drawing/2016/5/10/chartex" xmlns:cx5="http://schemas.microsoft.com/office/drawing/2016/5/11/chartex" xmlns:cx6="http://schemas.microsoft.com/office/drawing/2016/5/12/chartex" xmlns:cx7="http://schemas.microsoft.com/office/drawing/2016/5/13/chartex" xmlns:cx8="http://schemas.microsoft.com/office/drawing/2016/5/14/chartex" xmlns:mc="http://schemas.openxmlformats.org/markup-compatibility/2006" xmlns:aink="http://schemas.microsoft.com/office/drawing/2016/ink" xmlns:am3d="http://schemas.microsoft.com/office/drawing/2017/model3d" xmlns:o="urn:schemas-microsoft-com:office:office" xmlns:oel="http://schemas.microsoft.com/office/2019/extlst" xmlns:r="http://schemas.openxmlformats.org/officeDocument/2006/relationships" xmlns:m="http://schemas.openxmlformats.org/officeDocument/2006/math" xmlns:v="urn:schemas-microsoft-com:vml" xmlns:wp14="http://schemas.microsoft.com/office/word/2010/wordprocessingDrawing" xmlns:wp="http://schemas.openxmlformats.org/drawingml/2006/wordprocessingDrawing" xmlns:w10="urn:schemas-microsoft-com:office:word" xmlns:w="http://schemas.openxmlformats.org/wordprocessingml/2006/main" xmlns:w14="http://schemas.microsoft.com/office/word/2010/wordml" xmlns:w15="http://schemas.microsoft.com/office/word/2012/wordml" xmlns:w16cex="http://schemas.microsoft.com/office/word/2018/wordml/cex" xmlns:w16cid="http://schemas.microsoft.com/office/word/2016/wordml/cid" xmlns:w16="http://schemas.microsoft.com/office/word/2018/wordml" xmlns:w16sdtdh="http://schemas.microsoft.com/office/word/2020/wordml/sdtdatahash" xmlns:w16se="http://schemas.microsoft.com/office/word/2015/wordml/symex" xmlns:wpg="http://schemas.microsoft.com/office/word/2010/wordprocessingGroup" xmlns:wpi="http://schemas.microsoft.com/office/word/2010/wordprocessingInk" xmlns:wne="http://schemas.microsoft.com/office/word/2006/wordml" xmlns:wps="http://schemas.microsoft.com/office/word/2010/wordprocessingShape" mc:Ignorable="w14 w15 w16se w16cid w16 w16cex w16sdtdh wp14">
+<w:ftr xmlns:wpc="http://schemas.microsoft.com/office/word/2010/wordprocessingCanvas" xmlns:cx="http://schemas.microsoft.com/office/drawing/2014/chartex" xmlns:cx1="http://schemas.microsoft.com/office/drawing/2015/9/8/chartex" xmlns:cx2="http://schemas.microsoft.com/office/drawing/2015/10/21/chartex" xmlns:cx3="http://schemas.microsoft.com/office/drawing/2016/5/9/chartex" xmlns:cx4="http://schemas.microsoft.com/office/drawing/2016/5/10/chartex" xmlns:cx5="http://schemas.microsoft.com/office/drawing/2016/5/11/chartex" xmlns:cx6="http://schemas.microsoft.com/office/drawing/2016/5/12/chartex" xmlns:cx7="http://schemas.microsoft.com/office/drawing/2016/5/13/chartex" xmlns:cx8="http://schemas.microsoft.com/office/drawing/2016/5/14/chartex" xmlns:mc="http://schemas.openxmlformats.org/markup-compatibility/2006" xmlns:aink="http://schemas.microsoft.com/office/drawing/2016/ink" xmlns:am3d="http://schemas.microsoft.com/office/drawing/2017/model3d" xmlns:o="urn:schemas-microsoft-com:office:office" xmlns:oel="http://schemas.microsoft.com/office/2019/extlst" xmlns:r="http://schemas.openxmlformats.org/officeDocument/2006/relationships" xmlns:m="http://schemas.openxmlformats.org/officeDocument/2006/math" xmlns:v="urn:schemas-microsoft-com:vml" xmlns:wp14="http://schemas.microsoft.com/office/word/2010/wordprocessingDrawing" xmlns:wp="http://schemas.openxmlformats.org/drawingml/2006/wordprocessingDrawing" xmlns:w10="urn:schemas-microsoft-com:office:word" xmlns:w="http://schemas.openxmlformats.org/wordprocessingml/2006/main" xmlns:w14="http://schemas.microsoft.com/office/word/2010/wordml" xmlns:w15="http://schemas.microsoft.com/office/word/2012/wordml" xmlns:w16cex="http://schemas.microsoft.com/office/word/2018/wordml/cex" xmlns:w16cid="http://schemas.microsoft.com/office/word/2016/wordml/cid" xmlns:w16="http://schemas.microsoft.com/office/word/2018/wordml" xmlns:w16du="http://schemas.microsoft.com/office/word/2023/wordml/word16du" xmlns:w16sdtdh="http://schemas.microsoft.com/office/word/2020/wordml/sdtdatahash" xmlns:w16sdtfl="http://schemas.microsoft.com/office/word/2024/wordml/sdtformatlock" xmlns:w16se="http://schemas.microsoft.com/office/word/2015/wordml/symex" xmlns:wpg="http://schemas.microsoft.com/office/word/2010/wordprocessingGroup" xmlns:wpi="http://schemas.microsoft.com/office/word/2010/wordprocessingInk" xmlns:wne="http://schemas.microsoft.com/office/word/2006/wordml" xmlns:wps="http://schemas.microsoft.com/office/word/2010/wordprocessingShape" mc:Ignorable="w14 w15 w16se w16cid w16 w16cex w16sdtdh w16sdtfl w16du wp14">
   <w:p>
     <w:pPr>
       <w:pStyle w:val="Footer"/>
@@ -574,7 +1011,7 @@
 </file>
 
 <file path=word/footer2.xml><?xml version="1.0" encoding="utf-8"?>
-<w:ftr xmlns:wpc="http://schemas.microsoft.com/office/word/2010/wordprocessingCanvas" xmlns:cx="http://schemas.microsoft.com/office/drawing/2014/chartex" xmlns:cx1="http://schemas.microsoft.com/office/drawing/2015/9/8/chartex" xmlns:cx2="http://schemas.microsoft.com/office/drawing/2015/10/21/chartex" xmlns:cx3="http://schemas.microsoft.com/office/drawing/2016/5/9/chartex" xmlns:cx4="http://schemas.microsoft.com/office/drawing/2016/5/10/chartex" xmlns:cx5="http://schemas.microsoft.com/office/drawing/2016/5/11/chartex" xmlns:cx6="http://schemas.microsoft.com/office/drawing/2016/5/12/chartex" xmlns:cx7="http://schemas.microsoft.com/office/drawing/2016/5/13/chartex" xmlns:cx8="http://schemas.microsoft.com/office/drawing/2016/5/14/chartex" xmlns:mc="http://schemas.openxmlformats.org/markup-compatibility/2006" xmlns:aink="http://schemas.microsoft.com/office/drawing/2016/ink" xmlns:am3d="http://schemas.microsoft.com/office/drawing/2017/model3d" xmlns:o="urn:schemas-microsoft-com:office:office" xmlns:oel="http://schemas.microsoft.com/office/2019/extlst" xmlns:r="http://schemas.openxmlformats.org/officeDocument/2006/relationships" xmlns:m="http://schemas.openxmlformats.org/officeDocument/2006/math" xmlns:v="urn:schemas-microsoft-com:vml" xmlns:wp14="http://schemas.microsoft.com/office/word/2010/wordprocessingDrawing" xmlns:wp="http://schemas.openxmlformats.org/drawingml/2006/wordprocessingDrawing" xmlns:w10="urn:schemas-microsoft-com:office:word" xmlns:w="http://schemas.openxmlformats.org/wordprocessingml/2006/main" xmlns:w14="http://schemas.microsoft.com/office/word/2010/wordml" xmlns:w15="http://schemas.microsoft.com/office/word/2012/wordml" xmlns:w16cex="http://schemas.microsoft.com/office/word/2018/wordml/cex" xmlns:w16cid="http://schemas.microsoft.com/office/word/2016/wordml/cid" xmlns:w16="http://schemas.microsoft.com/office/word/2018/wordml" xmlns:w16sdtdh="http://schemas.microsoft.com/office/word/2020/wordml/sdtdatahash" xmlns:w16se="http://schemas.microsoft.com/office/word/2015/wordml/symex" xmlns:wpg="http://schemas.microsoft.com/office/word/2010/wordprocessingGroup" xmlns:wpi="http://schemas.microsoft.com/office/word/2010/wordprocessingInk" xmlns:wne="http://schemas.microsoft.com/office/word/2006/wordml" xmlns:wps="http://schemas.microsoft.com/office/word/2010/wordprocessingShape" mc:Ignorable="w14 w15 w16se w16cid w16 w16cex w16sdtdh wp14">
+<w:ftr xmlns:wpc="http://schemas.microsoft.com/office/word/2010/wordprocessingCanvas" xmlns:cx="http://schemas.microsoft.com/office/drawing/2014/chartex" xmlns:cx1="http://schemas.microsoft.com/office/drawing/2015/9/8/chartex" xmlns:cx2="http://schemas.microsoft.com/office/drawing/2015/10/21/chartex" xmlns:cx3="http://schemas.microsoft.com/office/drawing/2016/5/9/chartex" xmlns:cx4="http://schemas.microsoft.com/office/drawing/2016/5/10/chartex" xmlns:cx5="http://schemas.microsoft.com/office/drawing/2016/5/11/chartex" xmlns:cx6="http://schemas.microsoft.com/office/drawing/2016/5/12/chartex" xmlns:cx7="http://schemas.microsoft.com/office/drawing/2016/5/13/chartex" xmlns:cx8="http://schemas.microsoft.com/office/drawing/2016/5/14/chartex" xmlns:mc="http://schemas.openxmlformats.org/markup-compatibility/2006" xmlns:aink="http://schemas.microsoft.com/office/drawing/2016/ink" xmlns:am3d="http://schemas.microsoft.com/office/drawing/2017/model3d" xmlns:o="urn:schemas-microsoft-com:office:office" xmlns:oel="http://schemas.microsoft.com/office/2019/extlst" xmlns:r="http://schemas.openxmlformats.org/officeDocument/2006/relationships" xmlns:m="http://schemas.openxmlformats.org/officeDocument/2006/math" xmlns:v="urn:schemas-microsoft-com:vml" xmlns:wp14="http://schemas.microsoft.com/office/word/2010/wordprocessingDrawing" xmlns:wp="http://schemas.openxmlformats.org/drawingml/2006/wordprocessingDrawing" xmlns:w10="urn:schemas-microsoft-com:office:word" xmlns:w="http://schemas.openxmlformats.org/wordprocessingml/2006/main" xmlns:w14="http://schemas.microsoft.com/office/word/2010/wordml" xmlns:w15="http://schemas.microsoft.com/office/word/2012/wordml" xmlns:w16cex="http://schemas.microsoft.com/office/word/2018/wordml/cex" xmlns:w16cid="http://schemas.microsoft.com/office/word/2016/wordml/cid" xmlns:w16="http://schemas.microsoft.com/office/word/2018/wordml" xmlns:w16du="http://schemas.microsoft.com/office/word/2023/wordml/word16du" xmlns:w16sdtdh="http://schemas.microsoft.com/office/word/2020/wordml/sdtdatahash" xmlns:w16sdtfl="http://schemas.microsoft.com/office/word/2024/wordml/sdtformatlock" xmlns:w16se="http://schemas.microsoft.com/office/word/2015/wordml/symex" xmlns:wpg="http://schemas.microsoft.com/office/word/2010/wordprocessingGroup" xmlns:wpi="http://schemas.microsoft.com/office/word/2010/wordprocessingInk" xmlns:wne="http://schemas.microsoft.com/office/word/2006/wordml" xmlns:wps="http://schemas.microsoft.com/office/word/2010/wordprocessingShape" mc:Ignorable="w14 w15 w16se w16cid w16 w16cex w16sdtdh w16sdtfl w16du wp14">
   <w:p>
     <w:pPr>
       <w:pStyle w:val="Footer"/>
@@ -584,7 +1021,7 @@
 </file>
 
 <file path=word/footer3.xml><?xml version="1.0" encoding="utf-8"?>
-<w:ftr xmlns:wpc="http://schemas.microsoft.com/office/word/2010/wordprocessingCanvas" xmlns:cx="http://schemas.microsoft.com/office/drawing/2014/chartex" xmlns:cx1="http://schemas.microsoft.com/office/drawing/2015/9/8/chartex" xmlns:cx2="http://schemas.microsoft.com/office/drawing/2015/10/21/chartex" xmlns:cx3="http://schemas.microsoft.com/office/drawing/2016/5/9/chartex" xmlns:cx4="http://schemas.microsoft.com/office/drawing/2016/5/10/chartex" xmlns:cx5="http://schemas.microsoft.com/office/drawing/2016/5/11/chartex" xmlns:cx6="http://schemas.microsoft.com/office/drawing/2016/5/12/chartex" xmlns:cx7="http://schemas.microsoft.com/office/drawing/2016/5/13/chartex" xmlns:cx8="http://schemas.microsoft.com/office/drawing/2016/5/14/chartex" xmlns:mc="http://schemas.openxmlformats.org/markup-compatibility/2006" xmlns:aink="http://schemas.microsoft.com/office/drawing/2016/ink" xmlns:am3d="http://schemas.microsoft.com/office/drawing/2017/model3d" xmlns:o="urn:schemas-microsoft-com:office:office" xmlns:oel="http://schemas.microsoft.com/office/2019/extlst" xmlns:r="http://schemas.openxmlformats.org/officeDocument/2006/relationships" xmlns:m="http://schemas.openxmlformats.org/officeDocument/2006/math" xmlns:v="urn:schemas-microsoft-com:vml" xmlns:wp14="http://schemas.microsoft.com/office/word/2010/wordprocessingDrawing" xmlns:wp="http://schemas.openxmlformats.org/drawingml/2006/wordprocessingDrawing" xmlns:w10="urn:schemas-microsoft-com:office:word" xmlns:w="http://schemas.openxmlformats.org/wordprocessingml/2006/main" xmlns:w14="http://schemas.microsoft.com/office/word/2010/wordml" xmlns:w15="http://schemas.microsoft.com/office/word/2012/wordml" xmlns:w16cex="http://schemas.microsoft.com/office/word/2018/wordml/cex" xmlns:w16cid="http://schemas.microsoft.com/office/word/2016/wordml/cid" xmlns:w16="http://schemas.microsoft.com/office/word/2018/wordml" xmlns:w16sdtdh="http://schemas.microsoft.com/office/word/2020/wordml/sdtdatahash" xmlns:w16se="http://schemas.microsoft.com/office/word/2015/wordml/symex" xmlns:wpg="http://schemas.microsoft.com/office/word/2010/wordprocessingGroup" xmlns:wpi="http://schemas.microsoft.com/office/word/2010/wordprocessingInk" xmlns:wne="http://schemas.microsoft.com/office/word/2006/wordml" xmlns:wps="http://schemas.microsoft.com/office/word/2010/wordprocessingShape" mc:Ignorable="w14 w15 w16se w16cid w16 w16cex w16sdtdh wp14">
+<w:ftr xmlns:wpc="http://schemas.microsoft.com/office/word/2010/wordprocessingCanvas" xmlns:cx="http://schemas.microsoft.com/office/drawing/2014/chartex" xmlns:cx1="http://schemas.microsoft.com/office/drawing/2015/9/8/chartex" xmlns:cx2="http://schemas.microsoft.com/office/drawing/2015/10/21/chartex" xmlns:cx3="http://schemas.microsoft.com/office/drawing/2016/5/9/chartex" xmlns:cx4="http://schemas.microsoft.com/office/drawing/2016/5/10/chartex" xmlns:cx5="http://schemas.microsoft.com/office/drawing/2016/5/11/chartex" xmlns:cx6="http://schemas.microsoft.com/office/drawing/2016/5/12/chartex" xmlns:cx7="http://schemas.microsoft.com/office/drawing/2016/5/13/chartex" xmlns:cx8="http://schemas.microsoft.com/office/drawing/2016/5/14/chartex" xmlns:mc="http://schemas.openxmlformats.org/markup-compatibility/2006" xmlns:aink="http://schemas.microsoft.com/office/drawing/2016/ink" xmlns:am3d="http://schemas.microsoft.com/office/drawing/2017/model3d" xmlns:o="urn:schemas-microsoft-com:office:office" xmlns:oel="http://schemas.microsoft.com/office/2019/extlst" xmlns:r="http://schemas.openxmlformats.org/officeDocument/2006/relationships" xmlns:m="http://schemas.openxmlformats.org/officeDocument/2006/math" xmlns:v="urn:schemas-microsoft-com:vml" xmlns:wp14="http://schemas.microsoft.com/office/word/2010/wordprocessingDrawing" xmlns:wp="http://schemas.openxmlformats.org/drawingml/2006/wordprocessingDrawing" xmlns:w10="urn:schemas-microsoft-com:office:word" xmlns:w="http://schemas.openxmlformats.org/wordprocessingml/2006/main" xmlns:w14="http://schemas.microsoft.com/office/word/2010/wordml" xmlns:w15="http://schemas.microsoft.com/office/word/2012/wordml" xmlns:w16cex="http://schemas.microsoft.com/office/word/2018/wordml/cex" xmlns:w16cid="http://schemas.microsoft.com/office/word/2016/wordml/cid" xmlns:w16="http://schemas.microsoft.com/office/word/2018/wordml" xmlns:w16du="http://schemas.microsoft.com/office/word/2023/wordml/word16du" xmlns:w16sdtdh="http://schemas.microsoft.com/office/word/2020/wordml/sdtdatahash" xmlns:w16sdtfl="http://schemas.microsoft.com/office/word/2024/wordml/sdtformatlock" xmlns:w16se="http://schemas.microsoft.com/office/word/2015/wordml/symex" xmlns:wpg="http://schemas.microsoft.com/office/word/2010/wordprocessingGroup" xmlns:wpi="http://schemas.microsoft.com/office/word/2010/wordprocessingInk" xmlns:wne="http://schemas.microsoft.com/office/word/2006/wordml" xmlns:wps="http://schemas.microsoft.com/office/word/2010/wordprocessingShape" mc:Ignorable="w14 w15 w16se w16cid w16 w16cex w16sdtdh w16sdtfl w16du wp14">
   <w:p>
     <w:pPr>
       <w:pStyle w:val="Footer"/>
@@ -594,7 +1031,7 @@
 </file>
 
 <file path=word/footnotes.xml><?xml version="1.0" encoding="utf-8"?>
-<w:footnotes xmlns:wpc="http://schemas.microsoft.com/office/word/2010/wordprocessingCanvas" xmlns:cx="http://schemas.microsoft.com/office/drawing/2014/chartex" xmlns:cx1="http://schemas.microsoft.com/office/drawing/2015/9/8/chartex" xmlns:cx2="http://schemas.microsoft.com/office/drawing/2015/10/21/chartex" xmlns:cx3="http://schemas.microsoft.com/office/drawing/2016/5/9/chartex" xmlns:cx4="http://schemas.microsoft.com/office/drawing/2016/5/10/chartex" xmlns:cx5="http://schemas.microsoft.com/office/drawing/2016/5/11/chartex" xmlns:cx6="http://schemas.microsoft.com/office/drawing/2016/5/12/chartex" xmlns:cx7="http://schemas.microsoft.com/office/drawing/2016/5/13/chartex" xmlns:cx8="http://schemas.microsoft.com/office/drawing/2016/5/14/chartex" xmlns:mc="http://schemas.openxmlformats.org/markup-compatibility/2006" xmlns:aink="http://schemas.microsoft.com/office/drawing/2016/ink" xmlns:am3d="http://schemas.microsoft.com/office/drawing/2017/model3d" xmlns:o="urn:schemas-microsoft-com:office:office" xmlns:oel="http://schemas.microsoft.com/office/2019/extlst" xmlns:r="http://schemas.openxmlformats.org/officeDocument/2006/relationships" xmlns:m="http://schemas.openxmlformats.org/officeDocument/2006/math" xmlns:v="urn:schemas-microsoft-com:vml" xmlns:wp14="http://schemas.microsoft.com/office/word/2010/wordprocessingDrawing" xmlns:wp="http://schemas.openxmlformats.org/drawingml/2006/wordprocessingDrawing" xmlns:w10="urn:schemas-microsoft-com:office:word" xmlns:w="http://schemas.openxmlformats.org/wordprocessingml/2006/main" xmlns:w14="http://schemas.microsoft.com/office/word/2010/wordml" xmlns:w15="http://schemas.microsoft.com/office/word/2012/wordml" xmlns:w16cex="http://schemas.microsoft.com/office/word/2018/wordml/cex" xmlns:w16cid="http://schemas.microsoft.com/office/word/2016/wordml/cid" xmlns:w16="http://schemas.microsoft.com/office/word/2018/wordml" xmlns:w16sdtdh="http://schemas.microsoft.com/office/word/2020/wordml/sdtdatahash" xmlns:w16se="http://schemas.microsoft.com/office/word/2015/wordml/symex" xmlns:wpg="http://schemas.microsoft.com/office/word/2010/wordprocessingGroup" xmlns:wpi="http://schemas.microsoft.com/office/word/2010/wordprocessingInk" xmlns:wne="http://schemas.microsoft.com/office/word/2006/wordml" xmlns:wps="http://schemas.microsoft.com/office/word/2010/wordprocessingShape" mc:Ignorable="w14 w15 w16se w16cid w16 w16cex w16sdtdh wp14">
+<w:footnotes xmlns:wpc="http://schemas.microsoft.com/office/word/2010/wordprocessingCanvas" xmlns:cx="http://schemas.microsoft.com/office/drawing/2014/chartex" xmlns:cx1="http://schemas.microsoft.com/office/drawing/2015/9/8/chartex" xmlns:cx2="http://schemas.microsoft.com/office/drawing/2015/10/21/chartex" xmlns:cx3="http://schemas.microsoft.com/office/drawing/2016/5/9/chartex" xmlns:cx4="http://schemas.microsoft.com/office/drawing/2016/5/10/chartex" xmlns:cx5="http://schemas.microsoft.com/office/drawing/2016/5/11/chartex" xmlns:cx6="http://schemas.microsoft.com/office/drawing/2016/5/12/chartex" xmlns:cx7="http://schemas.microsoft.com/office/drawing/2016/5/13/chartex" xmlns:cx8="http://schemas.microsoft.com/office/drawing/2016/5/14/chartex" xmlns:mc="http://schemas.openxmlformats.org/markup-compatibility/2006" xmlns:aink="http://schemas.microsoft.com/office/drawing/2016/ink" xmlns:am3d="http://schemas.microsoft.com/office/drawing/2017/model3d" xmlns:o="urn:schemas-microsoft-com:office:office" xmlns:oel="http://schemas.microsoft.com/office/2019/extlst" xmlns:r="http://schemas.openxmlformats.org/officeDocument/2006/relationships" xmlns:m="http://schemas.openxmlformats.org/officeDocument/2006/math" xmlns:v="urn:schemas-microsoft-com:vml" xmlns:wp14="http://schemas.microsoft.com/office/word/2010/wordprocessingDrawing" xmlns:wp="http://schemas.openxmlformats.org/drawingml/2006/wordprocessingDrawing" xmlns:w10="urn:schemas-microsoft-com:office:word" xmlns:w="http://schemas.openxmlformats.org/wordprocessingml/2006/main" xmlns:w14="http://schemas.microsoft.com/office/word/2010/wordml" xmlns:w15="http://schemas.microsoft.com/office/word/2012/wordml" xmlns:w16cex="http://schemas.microsoft.com/office/word/2018/wordml/cex" xmlns:w16cid="http://schemas.microsoft.com/office/word/2016/wordml/cid" xmlns:w16="http://schemas.microsoft.com/office/word/2018/wordml" xmlns:w16du="http://schemas.microsoft.com/office/word/2023/wordml/word16du" xmlns:w16sdtdh="http://schemas.microsoft.com/office/word/2020/wordml/sdtdatahash" xmlns:w16sdtfl="http://schemas.microsoft.com/office/word/2024/wordml/sdtformatlock" xmlns:w16se="http://schemas.microsoft.com/office/word/2015/wordml/symex" xmlns:wpg="http://schemas.microsoft.com/office/word/2010/wordprocessingGroup" xmlns:wpi="http://schemas.microsoft.com/office/word/2010/wordprocessingInk" xmlns:wne="http://schemas.microsoft.com/office/word/2006/wordml" xmlns:wps="http://schemas.microsoft.com/office/word/2010/wordprocessingShape" mc:Ignorable="w14 w15 w16se w16cid w16 w16cex w16sdtdh w16sdtfl w16du wp14">
   <w:footnote w:type="separator" w:id="-1">
     <w:p>
       <w:pPr>
@@ -619,7 +1056,7 @@
 </file>
 
 <file path=word/header1.xml><?xml version="1.0" encoding="utf-8"?>
-<w:hdr xmlns:wpc="http://schemas.microsoft.com/office/word/2010/wordprocessingCanvas" xmlns:cx="http://schemas.microsoft.com/office/drawing/2014/chartex" xmlns:cx1="http://schemas.microsoft.com/office/drawing/2015/9/8/chartex" xmlns:cx2="http://schemas.microsoft.com/office/drawing/2015/10/21/chartex" xmlns:cx3="http://schemas.microsoft.com/office/drawing/2016/5/9/chartex" xmlns:cx4="http://schemas.microsoft.com/office/drawing/2016/5/10/chartex" xmlns:cx5="http://schemas.microsoft.com/office/drawing/2016/5/11/chartex" xmlns:cx6="http://schemas.microsoft.com/office/drawing/2016/5/12/chartex" xmlns:cx7="http://schemas.microsoft.com/office/drawing/2016/5/13/chartex" xmlns:cx8="http://schemas.microsoft.com/office/drawing/2016/5/14/chartex" xmlns:mc="http://schemas.openxmlformats.org/markup-compatibility/2006" xmlns:aink="http://schemas.microsoft.com/office/drawing/2016/ink" xmlns:am3d="http://schemas.microsoft.com/office/drawing/2017/model3d" xmlns:o="urn:schemas-microsoft-com:office:office" xmlns:oel="http://schemas.microsoft.com/office/2019/extlst" xmlns:r="http://schemas.openxmlformats.org/officeDocument/2006/relationships" xmlns:m="http://schemas.openxmlformats.org/officeDocument/2006/math" xmlns:v="urn:schemas-microsoft-com:vml" xmlns:wp14="http://schemas.microsoft.com/office/word/2010/wordprocessingDrawing" xmlns:wp="http://schemas.openxmlformats.org/drawingml/2006/wordprocessingDrawing" xmlns:w10="urn:schemas-microsoft-com:office:word" xmlns:w="http://schemas.openxmlformats.org/wordprocessingml/2006/main" xmlns:w14="http://schemas.microsoft.com/office/word/2010/wordml" xmlns:w15="http://schemas.microsoft.com/office/word/2012/wordml" xmlns:w16cex="http://schemas.microsoft.com/office/word/2018/wordml/cex" xmlns:w16cid="http://schemas.microsoft.com/office/word/2016/wordml/cid" xmlns:w16="http://schemas.microsoft.com/office/word/2018/wordml" xmlns:w16sdtdh="http://schemas.microsoft.com/office/word/2020/wordml/sdtdatahash" xmlns:w16se="http://schemas.microsoft.com/office/word/2015/wordml/symex" xmlns:wpg="http://schemas.microsoft.com/office/word/2010/wordprocessingGroup" xmlns:wpi="http://schemas.microsoft.com/office/word/2010/wordprocessingInk" xmlns:wne="http://schemas.microsoft.com/office/word/2006/wordml" xmlns:wps="http://schemas.microsoft.com/office/word/2010/wordprocessingShape" mc:Ignorable="w14 w15 w16se w16cid w16 w16cex w16sdtdh wp14">
+<w:hdr xmlns:wpc="http://schemas.microsoft.com/office/word/2010/wordprocessingCanvas" xmlns:cx="http://schemas.microsoft.com/office/drawing/2014/chartex" xmlns:cx1="http://schemas.microsoft.com/office/drawing/2015/9/8/chartex" xmlns:cx2="http://schemas.microsoft.com/office/drawing/2015/10/21/chartex" xmlns:cx3="http://schemas.microsoft.com/office/drawing/2016/5/9/chartex" xmlns:cx4="http://schemas.microsoft.com/office/drawing/2016/5/10/chartex" xmlns:cx5="http://schemas.microsoft.com/office/drawing/2016/5/11/chartex" xmlns:cx6="http://schemas.microsoft.com/office/drawing/2016/5/12/chartex" xmlns:cx7="http://schemas.microsoft.com/office/drawing/2016/5/13/chartex" xmlns:cx8="http://schemas.microsoft.com/office/drawing/2016/5/14/chartex" xmlns:mc="http://schemas.openxmlformats.org/markup-compatibility/2006" xmlns:aink="http://schemas.microsoft.com/office/drawing/2016/ink" xmlns:am3d="http://schemas.microsoft.com/office/drawing/2017/model3d" xmlns:o="urn:schemas-microsoft-com:office:office" xmlns:oel="http://schemas.microsoft.com/office/2019/extlst" xmlns:r="http://schemas.openxmlformats.org/officeDocument/2006/relationships" xmlns:m="http://schemas.openxmlformats.org/officeDocument/2006/math" xmlns:v="urn:schemas-microsoft-com:vml" xmlns:wp14="http://schemas.microsoft.com/office/word/2010/wordprocessingDrawing" xmlns:wp="http://schemas.openxmlformats.org/drawingml/2006/wordprocessingDrawing" xmlns:w10="urn:schemas-microsoft-com:office:word" xmlns:w="http://schemas.openxmlformats.org/wordprocessingml/2006/main" xmlns:w14="http://schemas.microsoft.com/office/word/2010/wordml" xmlns:w15="http://schemas.microsoft.com/office/word/2012/wordml" xmlns:w16cex="http://schemas.microsoft.com/office/word/2018/wordml/cex" xmlns:w16cid="http://schemas.microsoft.com/office/word/2016/wordml/cid" xmlns:w16="http://schemas.microsoft.com/office/word/2018/wordml" xmlns:w16du="http://schemas.microsoft.com/office/word/2023/wordml/word16du" xmlns:w16sdtdh="http://schemas.microsoft.com/office/word/2020/wordml/sdtdatahash" xmlns:w16sdtfl="http://schemas.microsoft.com/office/word/2024/wordml/sdtformatlock" xmlns:w16se="http://schemas.microsoft.com/office/word/2015/wordml/symex" xmlns:wpg="http://schemas.microsoft.com/office/word/2010/wordprocessingGroup" xmlns:wpi="http://schemas.microsoft.com/office/word/2010/wordprocessingInk" xmlns:wne="http://schemas.microsoft.com/office/word/2006/wordml" xmlns:wps="http://schemas.microsoft.com/office/word/2010/wordprocessingShape" mc:Ignorable="w14 w15 w16se w16cid w16 w16cex w16sdtdh w16sdtfl w16du wp14">
   <w:p>
     <w:pPr>
       <w:pStyle w:val="Header"/>
@@ -629,7 +1066,7 @@
 </file>
 
 <file path=word/header2.xml><?xml version="1.0" encoding="utf-8"?>
-<w:hdr xmlns:wpc="http://schemas.microsoft.com/office/word/2010/wordprocessingCanvas" xmlns:cx="http://schemas.microsoft.com/office/drawing/2014/chartex" xmlns:cx1="http://schemas.microsoft.com/office/drawing/2015/9/8/chartex" xmlns:cx2="http://schemas.microsoft.com/office/drawing/2015/10/21/chartex" xmlns:cx3="http://schemas.microsoft.com/office/drawing/2016/5/9/chartex" xmlns:cx4="http://schemas.microsoft.com/office/drawing/2016/5/10/chartex" xmlns:cx5="http://schemas.microsoft.com/office/drawing/2016/5/11/chartex" xmlns:cx6="http://schemas.microsoft.com/office/drawing/2016/5/12/chartex" xmlns:cx7="http://schemas.microsoft.com/office/drawing/2016/5/13/chartex" xmlns:cx8="http://schemas.microsoft.com/office/drawing/2016/5/14/chartex" xmlns:mc="http://schemas.openxmlformats.org/markup-compatibility/2006" xmlns:aink="http://schemas.microsoft.com/office/drawing/2016/ink" xmlns:am3d="http://schemas.microsoft.com/office/drawing/2017/model3d" xmlns:o="urn:schemas-microsoft-com:office:office" xmlns:oel="http://schemas.microsoft.com/office/2019/extlst" xmlns:r="http://schemas.openxmlformats.org/officeDocument/2006/relationships" xmlns:m="http://schemas.openxmlformats.org/officeDocument/2006/math" xmlns:v="urn:schemas-microsoft-com:vml" xmlns:wp14="http://schemas.microsoft.com/office/word/2010/wordprocessingDrawing" xmlns:wp="http://schemas.openxmlformats.org/drawingml/2006/wordprocessingDrawing" xmlns:w10="urn:schemas-microsoft-com:office:word" xmlns:w="http://schemas.openxmlformats.org/wordprocessingml/2006/main" xmlns:w14="http://schemas.microsoft.com/office/word/2010/wordml" xmlns:w15="http://schemas.microsoft.com/office/word/2012/wordml" xmlns:w16cex="http://schemas.microsoft.com/office/word/2018/wordml/cex" xmlns:w16cid="http://schemas.microsoft.com/office/word/2016/wordml/cid" xmlns:w16="http://schemas.microsoft.com/office/word/2018/wordml" xmlns:w16sdtdh="http://schemas.microsoft.com/office/word/2020/wordml/sdtdatahash" xmlns:w16se="http://schemas.microsoft.com/office/word/2015/wordml/symex" xmlns:wpg="http://schemas.microsoft.com/office/word/2010/wordprocessingGroup" xmlns:wpi="http://schemas.microsoft.com/office/word/2010/wordprocessingInk" xmlns:wne="http://schemas.microsoft.com/office/word/2006/wordml" xmlns:wps="http://schemas.microsoft.com/office/word/2010/wordprocessingShape" mc:Ignorable="w14 w15 w16se w16cid w16 w16cex w16sdtdh wp14">
+<w:hdr xmlns:wpc="http://schemas.microsoft.com/office/word/2010/wordprocessingCanvas" xmlns:cx="http://schemas.microsoft.com/office/drawing/2014/chartex" xmlns:cx1="http://schemas.microsoft.com/office/drawing/2015/9/8/chartex" xmlns:cx2="http://schemas.microsoft.com/office/drawing/2015/10/21/chartex" xmlns:cx3="http://schemas.microsoft.com/office/drawing/2016/5/9/chartex" xmlns:cx4="http://schemas.microsoft.com/office/drawing/2016/5/10/chartex" xmlns:cx5="http://schemas.microsoft.com/office/drawing/2016/5/11/chartex" xmlns:cx6="http://schemas.microsoft.com/office/drawing/2016/5/12/chartex" xmlns:cx7="http://schemas.microsoft.com/office/drawing/2016/5/13/chartex" xmlns:cx8="http://schemas.microsoft.com/office/drawing/2016/5/14/chartex" xmlns:mc="http://schemas.openxmlformats.org/markup-compatibility/2006" xmlns:aink="http://schemas.microsoft.com/office/drawing/2016/ink" xmlns:am3d="http://schemas.microsoft.com/office/drawing/2017/model3d" xmlns:o="urn:schemas-microsoft-com:office:office" xmlns:oel="http://schemas.microsoft.com/office/2019/extlst" xmlns:r="http://schemas.openxmlformats.org/officeDocument/2006/relationships" xmlns:m="http://schemas.openxmlformats.org/officeDocument/2006/math" xmlns:v="urn:schemas-microsoft-com:vml" xmlns:wp14="http://schemas.microsoft.com/office/word/2010/wordprocessingDrawing" xmlns:wp="http://schemas.openxmlformats.org/drawingml/2006/wordprocessingDrawing" xmlns:w10="urn:schemas-microsoft-com:office:word" xmlns:w="http://schemas.openxmlformats.org/wordprocessingml/2006/main" xmlns:w14="http://schemas.microsoft.com/office/word/2010/wordml" xmlns:w15="http://schemas.microsoft.com/office/word/2012/wordml" xmlns:w16cex="http://schemas.microsoft.com/office/word/2018/wordml/cex" xmlns:w16cid="http://schemas.microsoft.com/office/word/2016/wordml/cid" xmlns:w16="http://schemas.microsoft.com/office/word/2018/wordml" xmlns:w16du="http://schemas.microsoft.com/office/word/2023/wordml/word16du" xmlns:w16sdtdh="http://schemas.microsoft.com/office/word/2020/wordml/sdtdatahash" xmlns:w16sdtfl="http://schemas.microsoft.com/office/word/2024/wordml/sdtformatlock" xmlns:w16se="http://schemas.microsoft.com/office/word/2015/wordml/symex" xmlns:wpg="http://schemas.microsoft.com/office/word/2010/wordprocessingGroup" xmlns:wpi="http://schemas.microsoft.com/office/word/2010/wordprocessingInk" xmlns:wne="http://schemas.microsoft.com/office/word/2006/wordml" xmlns:wps="http://schemas.microsoft.com/office/word/2010/wordprocessingShape" mc:Ignorable="w14 w15 w16se w16cid w16 w16cex w16sdtdh w16sdtfl w16du wp14">
   <w:p>
     <w:pPr>
       <w:pStyle w:val="Header"/>
@@ -640,7 +1077,7 @@
 </file>
 
 <file path=word/header3.xml><?xml version="1.0" encoding="utf-8"?>
-<w:hdr xmlns:wpc="http://schemas.microsoft.com/office/word/2010/wordprocessingCanvas" xmlns:cx="http://schemas.microsoft.com/office/drawing/2014/chartex" xmlns:cx1="http://schemas.microsoft.com/office/drawing/2015/9/8/chartex" xmlns:cx2="http://schemas.microsoft.com/office/drawing/2015/10/21/chartex" xmlns:cx3="http://schemas.microsoft.com/office/drawing/2016/5/9/chartex" xmlns:cx4="http://schemas.microsoft.com/office/drawing/2016/5/10/chartex" xmlns:cx5="http://schemas.microsoft.com/office/drawing/2016/5/11/chartex" xmlns:cx6="http://schemas.microsoft.com/office/drawing/2016/5/12/chartex" xmlns:cx7="http://schemas.microsoft.com/office/drawing/2016/5/13/chartex" xmlns:cx8="http://schemas.microsoft.com/office/drawing/2016/5/14/chartex" xmlns:mc="http://schemas.openxmlformats.org/markup-compatibility/2006" xmlns:aink="http://schemas.microsoft.com/office/drawing/2016/ink" xmlns:am3d="http://schemas.microsoft.com/office/drawing/2017/model3d" xmlns:o="urn:schemas-microsoft-com:office:office" xmlns:oel="http://schemas.microsoft.com/office/2019/extlst" xmlns:r="http://schemas.openxmlformats.org/officeDocument/2006/relationships" xmlns:m="http://schemas.openxmlformats.org/officeDocument/2006/math" xmlns:v="urn:schemas-microsoft-com:vml" xmlns:wp14="http://schemas.microsoft.com/office/word/2010/wordprocessingDrawing" xmlns:wp="http://schemas.openxmlformats.org/drawingml/2006/wordprocessingDrawing" xmlns:w10="urn:schemas-microsoft-com:office:word" xmlns:w="http://schemas.openxmlformats.org/wordprocessingml/2006/main" xmlns:w14="http://schemas.microsoft.com/office/word/2010/wordml" xmlns:w15="http://schemas.microsoft.com/office/word/2012/wordml" xmlns:w16cex="http://schemas.microsoft.com/office/word/2018/wordml/cex" xmlns:w16cid="http://schemas.microsoft.com/office/word/2016/wordml/cid" xmlns:w16="http://schemas.microsoft.com/office/word/2018/wordml" xmlns:w16sdtdh="http://schemas.microsoft.com/office/word/2020/wordml/sdtdatahash" xmlns:w16se="http://schemas.microsoft.com/office/word/2015/wordml/symex" xmlns:wpg="http://schemas.microsoft.com/office/word/2010/wordprocessingGroup" xmlns:wpi="http://schemas.microsoft.com/office/word/2010/wordprocessingInk" xmlns:wne="http://schemas.microsoft.com/office/word/2006/wordml" xmlns:wps="http://schemas.microsoft.com/office/word/2010/wordprocessingShape" mc:Ignorable="w14 w15 w16se w16cid w16 w16cex w16sdtdh wp14">
+<w:hdr xmlns:wpc="http://schemas.microsoft.com/office/word/2010/wordprocessingCanvas" xmlns:cx="http://schemas.microsoft.com/office/drawing/2014/chartex" xmlns:cx1="http://schemas.microsoft.com/office/drawing/2015/9/8/chartex" xmlns:cx2="http://schemas.microsoft.com/office/drawing/2015/10/21/chartex" xmlns:cx3="http://schemas.microsoft.com/office/drawing/2016/5/9/chartex" xmlns:cx4="http://schemas.microsoft.com/office/drawing/2016/5/10/chartex" xmlns:cx5="http://schemas.microsoft.com/office/drawing/2016/5/11/chartex" xmlns:cx6="http://schemas.microsoft.com/office/drawing/2016/5/12/chartex" xmlns:cx7="http://schemas.microsoft.com/office/drawing/2016/5/13/chartex" xmlns:cx8="http://schemas.microsoft.com/office/drawing/2016/5/14/chartex" xmlns:mc="http://schemas.openxmlformats.org/markup-compatibility/2006" xmlns:aink="http://schemas.microsoft.com/office/drawing/2016/ink" xmlns:am3d="http://schemas.microsoft.com/office/drawing/2017/model3d" xmlns:o="urn:schemas-microsoft-com:office:office" xmlns:oel="http://schemas.microsoft.com/office/2019/extlst" xmlns:r="http://schemas.openxmlformats.org/officeDocument/2006/relationships" xmlns:m="http://schemas.openxmlformats.org/officeDocument/2006/math" xmlns:v="urn:schemas-microsoft-com:vml" xmlns:wp14="http://schemas.microsoft.com/office/word/2010/wordprocessingDrawing" xmlns:wp="http://schemas.openxmlformats.org/drawingml/2006/wordprocessingDrawing" xmlns:w10="urn:schemas-microsoft-com:office:word" xmlns:w="http://schemas.openxmlformats.org/wordprocessingml/2006/main" xmlns:w14="http://schemas.microsoft.com/office/word/2010/wordml" xmlns:w15="http://schemas.microsoft.com/office/word/2012/wordml" xmlns:w16cex="http://schemas.microsoft.com/office/word/2018/wordml/cex" xmlns:w16cid="http://schemas.microsoft.com/office/word/2016/wordml/cid" xmlns:w16="http://schemas.microsoft.com/office/word/2018/wordml" xmlns:w16du="http://schemas.microsoft.com/office/word/2023/wordml/word16du" xmlns:w16sdtdh="http://schemas.microsoft.com/office/word/2020/wordml/sdtdatahash" xmlns:w16sdtfl="http://schemas.microsoft.com/office/word/2024/wordml/sdtformatlock" xmlns:w16se="http://schemas.microsoft.com/office/word/2015/wordml/symex" xmlns:wpg="http://schemas.microsoft.com/office/word/2010/wordprocessingGroup" xmlns:wpi="http://schemas.microsoft.com/office/word/2010/wordprocessingInk" xmlns:wne="http://schemas.microsoft.com/office/word/2006/wordml" xmlns:wps="http://schemas.microsoft.com/office/word/2010/wordprocessingShape" mc:Ignorable="w14 w15 w16se w16cid w16 w16cex w16sdtdh w16sdtfl w16du wp14">
   <w:p>
     <w:pPr>
       <w:pStyle w:val="Header"/>
@@ -649,7 +1086,7 @@
     <w:r>
       <w:tab/>
       <w:tab/>
-      <w:t>2026-06-17</w:t>
+      <w:t>2026-06-18</w:t>
       <w:br/>
       <w:br/>
     </w:r>
@@ -662,7 +1099,7 @@
 </file>
 
 <file path=word/numbering.xml><?xml version="1.0" encoding="utf-8"?>
-<w:numbering xmlns:wpc="http://schemas.microsoft.com/office/word/2010/wordprocessingCanvas" xmlns:cx="http://schemas.microsoft.com/office/drawing/2014/chartex" xmlns:cx1="http://schemas.microsoft.com/office/drawing/2015/9/8/chartex" xmlns:cx2="http://schemas.microsoft.com/office/drawing/2015/10/21/chartex" xmlns:cx3="http://schemas.microsoft.com/office/drawing/2016/5/9/chartex" xmlns:cx4="http://schemas.microsoft.com/office/drawing/2016/5/10/chartex" xmlns:cx5="http://schemas.microsoft.com/office/drawing/2016/5/11/chartex" xmlns:cx6="http://schemas.microsoft.com/office/drawing/2016/5/12/chartex" xmlns:cx7="http://schemas.microsoft.com/office/drawing/2016/5/13/chartex" xmlns:cx8="http://schemas.microsoft.com/office/drawing/2016/5/14/chartex" xmlns:mc="http://schemas.openxmlformats.org/markup-compatibility/2006" xmlns:aink="http://schemas.microsoft.com/office/drawing/2016/ink" xmlns:am3d="http://schemas.microsoft.com/office/drawing/2017/model3d" xmlns:o="urn:schemas-microsoft-com:office:office" xmlns:oel="http://schemas.microsoft.com/office/2019/extlst" xmlns:r="http://schemas.openxmlformats.org/officeDocument/2006/relationships" xmlns:m="http://schemas.openxmlformats.org/officeDocument/2006/math" xmlns:v="urn:schemas-microsoft-com:vml" xmlns:wp14="http://schemas.microsoft.com/office/word/2010/wordprocessingDrawing" xmlns:wp="http://schemas.openxmlformats.org/drawingml/2006/wordprocessingDrawing" xmlns:w10="urn:schemas-microsoft-com:office:word" xmlns:w="http://schemas.openxmlformats.org/wordprocessingml/2006/main" xmlns:w14="http://schemas.microsoft.com/office/word/2010/wordml" xmlns:w15="http://schemas.microsoft.com/office/word/2012/wordml" xmlns:w16cex="http://schemas.microsoft.com/office/word/2018/wordml/cex" xmlns:w16cid="http://schemas.microsoft.com/office/word/2016/wordml/cid" xmlns:w16="http://schemas.microsoft.com/office/word/2018/wordml" xmlns:w16sdtdh="http://schemas.microsoft.com/office/word/2020/wordml/sdtdatahash" xmlns:w16se="http://schemas.microsoft.com/office/word/2015/wordml/symex" xmlns:wpg="http://schemas.microsoft.com/office/word/2010/wordprocessingGroup" xmlns:wpi="http://schemas.microsoft.com/office/word/2010/wordprocessingInk" xmlns:wne="http://schemas.microsoft.com/office/word/2006/wordml" xmlns:wps="http://schemas.microsoft.com/office/word/2010/wordprocessingShape" mc:Ignorable="w14 w15 w16se w16cid w16 w16cex w16sdtdh wp14">
+<w:numbering xmlns:wpc="http://schemas.microsoft.com/office/word/2010/wordprocessingCanvas" xmlns:cx="http://schemas.microsoft.com/office/drawing/2014/chartex" xmlns:cx1="http://schemas.microsoft.com/office/drawing/2015/9/8/chartex" xmlns:cx2="http://schemas.microsoft.com/office/drawing/2015/10/21/chartex" xmlns:cx3="http://schemas.microsoft.com/office/drawing/2016/5/9/chartex" xmlns:cx4="http://schemas.microsoft.com/office/drawing/2016/5/10/chartex" xmlns:cx5="http://schemas.microsoft.com/office/drawing/2016/5/11/chartex" xmlns:cx6="http://schemas.microsoft.com/office/drawing/2016/5/12/chartex" xmlns:cx7="http://schemas.microsoft.com/office/drawing/2016/5/13/chartex" xmlns:cx8="http://schemas.microsoft.com/office/drawing/2016/5/14/chartex" xmlns:mc="http://schemas.openxmlformats.org/markup-compatibility/2006" xmlns:aink="http://schemas.microsoft.com/office/drawing/2016/ink" xmlns:am3d="http://schemas.microsoft.com/office/drawing/2017/model3d" xmlns:o="urn:schemas-microsoft-com:office:office" xmlns:oel="http://schemas.microsoft.com/office/2019/extlst" xmlns:r="http://schemas.openxmlformats.org/officeDocument/2006/relationships" xmlns:m="http://schemas.openxmlformats.org/officeDocument/2006/math" xmlns:v="urn:schemas-microsoft-com:vml" xmlns:wp14="http://schemas.microsoft.com/office/word/2010/wordprocessingDrawing" xmlns:wp="http://schemas.openxmlformats.org/drawingml/2006/wordprocessingDrawing" xmlns:w10="urn:schemas-microsoft-com:office:word" xmlns:w="http://schemas.openxmlformats.org/wordprocessingml/2006/main" xmlns:w14="http://schemas.microsoft.com/office/word/2010/wordml" xmlns:w15="http://schemas.microsoft.com/office/word/2012/wordml" xmlns:w16cex="http://schemas.microsoft.com/office/word/2018/wordml/cex" xmlns:w16cid="http://schemas.microsoft.com/office/word/2016/wordml/cid" xmlns:w16="http://schemas.microsoft.com/office/word/2018/wordml" xmlns:w16du="http://schemas.microsoft.com/office/word/2023/wordml/word16du" xmlns:w16sdtdh="http://schemas.microsoft.com/office/word/2020/wordml/sdtdatahash" xmlns:w16sdtfl="http://schemas.microsoft.com/office/word/2024/wordml/sdtformatlock" xmlns:w16se="http://schemas.microsoft.com/office/word/2015/wordml/symex" xmlns:wpg="http://schemas.microsoft.com/office/word/2010/wordprocessingGroup" xmlns:wpi="http://schemas.microsoft.com/office/word/2010/wordprocessingInk" xmlns:wne="http://schemas.microsoft.com/office/word/2006/wordml" xmlns:wps="http://schemas.microsoft.com/office/word/2010/wordprocessingShape" mc:Ignorable="w14 w15 w16se w16cid w16 w16cex w16sdtdh w16sdtfl w16du wp14">
   <w:abstractNum w:abstractNumId="0" w15:restartNumberingAfterBreak="0">
     <w:nsid w:val="FFFFFF7C"/>
     <w:multiLevelType w:val="singleLevel"/>
@@ -865,7 +1302,7 @@
 </file>
 
 <file path=word/styles.xml><?xml version="1.0" encoding="utf-8"?>
-<w:styles xmlns:mc="http://schemas.openxmlformats.org/markup-compatibility/2006" xmlns:r="http://schemas.openxmlformats.org/officeDocument/2006/relationships" xmlns:w="http://schemas.openxmlformats.org/wordprocessingml/2006/main" xmlns:w14="http://schemas.microsoft.com/office/word/2010/wordml" xmlns:w15="http://schemas.microsoft.com/office/word/2012/wordml" xmlns:w16cex="http://schemas.microsoft.com/office/word/2018/wordml/cex" xmlns:w16cid="http://schemas.microsoft.com/office/word/2016/wordml/cid" xmlns:w16="http://schemas.microsoft.com/office/word/2018/wordml" xmlns:w16sdtdh="http://schemas.microsoft.com/office/word/2020/wordml/sdtdatahash" xmlns:w16se="http://schemas.microsoft.com/office/word/2015/wordml/symex" mc:Ignorable="w14 w15 w16se w16cid w16 w16cex w16sdtdh">
+<w:styles xmlns:mc="http://schemas.openxmlformats.org/markup-compatibility/2006" xmlns:r="http://schemas.openxmlformats.org/officeDocument/2006/relationships" xmlns:w="http://schemas.openxmlformats.org/wordprocessingml/2006/main" xmlns:w14="http://schemas.microsoft.com/office/word/2010/wordml" xmlns:w15="http://schemas.microsoft.com/office/word/2012/wordml" xmlns:w16cex="http://schemas.microsoft.com/office/word/2018/wordml/cex" xmlns:w16cid="http://schemas.microsoft.com/office/word/2016/wordml/cid" xmlns:w16="http://schemas.microsoft.com/office/word/2018/wordml" xmlns:w16du="http://schemas.microsoft.com/office/word/2023/wordml/word16du" xmlns:w16sdtdh="http://schemas.microsoft.com/office/word/2020/wordml/sdtdatahash" xmlns:w16sdtfl="http://schemas.microsoft.com/office/word/2024/wordml/sdtformatlock" xmlns:w16se="http://schemas.microsoft.com/office/word/2015/wordml/symex" mc:Ignorable="w14 w15 w16se w16cid w16 w16cex w16sdtdh w16sdtfl w16du">
   <w:docDefaults>
     <w:rPrDefault>
       <w:rPr>
@@ -1623,7 +2060,7 @@
     <w:link w:val="TitleChar"/>
     <w:uiPriority w:val="10"/>
     <w:qFormat/>
-    <w:rsid w:val="007106C8"/>
+    <w:rsid w:val="00E854FA"/>
     <w:pPr>
       <w:spacing w:after="300" w:line="240" w:lineRule="auto"/>
       <w:contextualSpacing/>
@@ -1633,7 +2070,7 @@
       <w:rFonts w:eastAsiaTheme="majorEastAsia" w:cstheme="majorBidi"/>
       <w:spacing w:val="5"/>
       <w:kern w:val="28"/>
-      <w:sz w:val="52"/>
+      <w:sz w:val="40"/>
       <w:szCs w:val="52"/>
       <w:lang w:val="sv-SE" w:eastAsia="en-US" w:bidi="ar-SA"/>
     </w:rPr>
@@ -1643,12 +2080,12 @@
     <w:basedOn w:val="DefaultParagraphFont"/>
     <w:link w:val="Title"/>
     <w:uiPriority w:val="10"/>
-    <w:rsid w:val="007106C8"/>
+    <w:rsid w:val="00E854FA"/>
     <w:rPr>
       <w:rFonts w:ascii="Times New Roman" w:eastAsiaTheme="majorEastAsia" w:hAnsi="Times New Roman" w:cstheme="majorBidi"/>
       <w:spacing w:val="5"/>
       <w:kern w:val="28"/>
-      <w:sz w:val="52"/>
+      <w:sz w:val="40"/>
       <w:szCs w:val="52"/>
       <w:lang w:val="sv-SE" w:eastAsia="en-US" w:bidi="ar-SA"/>
     </w:rPr>

--- a/tillsyn/A 57473-2024 tillsynsbegäran.docx
+++ b/tillsyn/A 57473-2024 tillsynsbegäran.docx
@@ -1086,7 +1086,7 @@
     <w:r>
       <w:tab/>
       <w:tab/>
-      <w:t>2026-06-18</w:t>
+      <w:t>2026-06-19</w:t>
       <w:br/>
       <w:br/>
     </w:r>

--- a/tillsyn/A 57473-2024 tillsynsbegäran.docx
+++ b/tillsyn/A 57473-2024 tillsynsbegäran.docx
@@ -1086,7 +1086,7 @@
     <w:r>
       <w:tab/>
       <w:tab/>
-      <w:t>2026-06-19</w:t>
+      <w:t>2026-06-20</w:t>
       <w:br/>
       <w:br/>
     </w:r>

--- a/tillsyn/A 57473-2024 tillsynsbegäran.docx
+++ b/tillsyn/A 57473-2024 tillsynsbegäran.docx
@@ -12,10 +12,7 @@
     </w:p>
     <w:p>
       <w:r>
-        <w:t>Detta dokument behandlar höga naturvärden i avverkningsanmälan A 57473-2024 i Bräcke kommun som inkom 2024-12-04 och omfattar 0,8 ha.</w:t>
-      </w:r>
-      <w:r>
-        <w:t xml:space="preserve"> I Figur 1 visas fyndplatser för naturvårdsarter i området, som finns registrerade på Artportalen.</w:t>
+        <w:t>Denna tillsynsbegäran behandlar höga naturvärden i avverkningsanmälan A 57473-2024 i Bräcke kommun som inkom 2024-12-04 och omfattar 0,8 ha.</w:t>
       </w:r>
     </w:p>
     <w:p>
@@ -25,7 +22,7 @@
       <w:r>
         <w:drawing>
           <wp:inline xmlns:a="http://schemas.openxmlformats.org/drawingml/2006/main" xmlns:pic="http://schemas.openxmlformats.org/drawingml/2006/picture">
-            <wp:extent cx="5179794" cy="5688000"/>
+            <wp:extent cx="5212577" cy="5724000"/>
             <wp:docPr id="1" name="Picture 1"/>
             <wp:cNvGraphicFramePr>
               <a:graphicFrameLocks noChangeAspect="1"/>
@@ -46,7 +43,7 @@
                   <pic:spPr>
                     <a:xfrm>
                       <a:off x="0" y="0"/>
-                      <a:ext cx="5179794" cy="5688000"/>
+                      <a:ext cx="5212577" cy="5724000"/>
                     </a:xfrm>
                     <a:prstGeom prst="rect"/>
                   </pic:spPr>
@@ -63,22 +60,12 @@
         <w:spacing w:after="240"/>
       </w:pPr>
       <w:r>
-        <w:t>Figur 1. Fyndplatser för naturvårdsarter i och inom 22 meter från avverkningsanmälan (röd linje). Inom parentes anges rödlistekategorier, S för signalarter, Tför typiska arter och fridlysningsparagrafer i artskyddsförordningen.Markörer utan svart kant är placerade på fyndplatsen. Markörer med svart kant är placerade vid sidan av fyndplatsen och har ett svart streck som visar fyndplatsens exakta position. Kartans mittpunktskoordinat är N 6991214, E 511680 i SWEREF 99 TM.</w:t>
+        <w:t>Figur 1. Fyndplatser för naturvårdsarter i och inom 22 meter från avverkningsanmälan. Markörer utan svart kant är placerade på fyndplatsen. Markörer med svart kant är placerade vid sidan av fyndplatsen har ett svart streck som visar fyndplatsens exakta position. Kartans mittpunktskoordinat är N 6991214, E 511680 i SWEREF 99 TM.</w:t>
       </w:r>
     </w:p>
     <w:p>
       <w:r>
-        <w:t>Vi begär härmed att Skogsstyrelsen fattar beslut enligt miljöbalken som säkerställer att skogens höga naturvärden bevaras samt att EU-lagstiftning efterlevs och att artskyddsbrott förhindras.</w:t>
-      </w:r>
-    </w:p>
-    <w:p>
-      <w:r>
-        <w:t>Vi önskar även ta del av de ställningstaganden och beslut som myndigheten meddelar till följd av aktuell avverkningsanmälan och föreningens inlaga (se 34 § förvaltningslagen).</w:t>
-      </w:r>
-    </w:p>
-    <w:p>
-      <w:r>
-        <w:t>Nedan beskrivs fynd av naturvårdsarter och fridlysta arter som gjorts i det avverkningsanmälda området. I BILAGA 1 finns artfakta om fridlysta och rödlistade arter.</w:t>
+        <w:t>I och inom 22 meter från avverkningsanmälan finns fynd av 4 naturvårdsarter, varav 4 är rödlistade, 1 är fridlyst och 4 är typiska (T): garnlav (VU, T), lunglav (NT, T), tretåig hackspett (NT, T, §4) och ullticka (NT, T). Se Figur 1.</w:t>
       </w:r>
     </w:p>
     <w:p>
@@ -86,44 +73,59 @@
         <w:pStyle w:val="Heading1"/>
       </w:pPr>
       <w:r>
-        <w:t>Naturvårdsarter</w:t>
+        <w:t>Tillsynsbegäran</w:t>
       </w:r>
     </w:p>
     <w:p>
       <w:r>
-        <w:t>I och inom 22 meter från avverkningsanmälan har följande 4 naturvårdsarter hittats: garnlav (VU, T), lunglav (NT, T), tretåig hackspett (NT, T, §4) och ullticka (NT, T). Av dessa är 4 rödlistade. För rödlistade arter har rödlistekategorin angivits inom parentes. Typiska arter inom Natura 2000 som är kopplade till skogsekosystem har markerats med (T). För fridlysta arter anges även paragrafen i Artskyddsförordningen som arten är fridlyst enligt.</w:t>
+        <w:t>Vi begär härmed att Skogsstyrelsen fattar beslut enligt miljöbalken som säkerställer att skogens höga naturvärden bevaras samt att EU-lagstiftning efterlevs och att artskyddsbrott förhindras.</w:t>
       </w:r>
     </w:p>
     <w:p>
       <w:r>
-        <w:t>De påträffade naturvårdsarterna är ett tydligt kvitto på att det rör sig om en skog med höga naturvärden.</w:t>
+        <w:t>Vi önskar även ta del av de ställningstaganden och beslut som myndigheten meddelar till följd av aktuell avverkningsanmälan och föreningens inlaga (se 34 § förvaltningslagen).</w:t>
       </w:r>
     </w:p>
     <w:p>
       <w:pPr>
-        <w:pStyle w:val="Heading2"/>
+        <w:pStyle w:val="Heading1"/>
       </w:pPr>
       <w:r>
-        <w:t>Fridlysta arter</w:t>
+        <w:t>Naturvårdsarter och fridlysta arter</w:t>
       </w:r>
     </w:p>
     <w:p>
       <w:r>
-        <w:t>Följande fridlysta arter har sina livsmiljöer och växtplatser i den avverkningsanmälda skogen: tretåig hackspett (NT, T, §4).</w:t>
+        <w:t>Nedan följer beskrivningar av de naturvårdsarter och fridlysta arter som har sina livsmiljöer och växtplatser i den avverkningsanmälda skogen. Se även ytterligare artfakta i BILAGA 1. De påträffade naturvårdsarterna är ett tydligt kvitto på att det rör sig om en skog med höga naturvärden.</w:t>
       </w:r>
     </w:p>
     <w:p>
-      <w:r>
-        <w:t xml:space="preserve">Observera att medlemsländerna är skyldiga att agera i enlighet med EU:s fågeldirektiv där det uttryckligen står att direktivet gäller för fåglar samt för deras ägg, bon och </w:t>
-      </w:r>
       <w:r>
         <w:rPr>
           <w:b/>
         </w:rPr>
-        <w:t xml:space="preserve">livsmiljöer </w:t>
-      </w:r>
-      <w:r>
-        <w:t>(artikel 1). Vidare att de åtgärder som vidtas inte får leda till en försämring av den nuvarande situationen beträffande bevarandet av de fågelarter som avses i artikel 1 (artikel 13). Fågeldirektivet är styrande för tillsynsansvariga myndigheters ärendehantering, ställningstaganden och beslutsfattande.</w:t>
+        <w:t>Garnlav (VU)</w:t>
+      </w:r>
+      <w:r>
+        <w:t xml:space="preserve"> är en utpräglad barrskogsart som ibland kan drapera träden i norrländska grannaturskogar med hög luftfuktighet. Den förekommer även i talldominerade bestånd där den, förutom i trädens grenverk, påträffas hängande över ojämnheter i tallbarken. Arten har minskat starkt i södra och mellersta Sverige och den minskar även i sitt nordliga utbredningsområde. Minskningstakten uppgår till 30 (20–50) % inom 50 år och överstiger gränsvärdet för Sårbar (VU). Orsaken till tillbakagången beror främst på slutavverkningar av naturskogsartade skogar. Bestånd med riklig förekomst bör regelmässigt sparas, vilket även gynnar flera andra sällsynta och rödlistade arter. Garnlav är värdväxt för den mycket sällsynta och akut hotade fjärilen barrskogslavfly (CR) som hör hemma i boreala barrskogar med riklig förekomst av värdväxten. Tidigare kunde arten konstateras årligen på flera platser vid Dala-Floda i Dalarna innan lokalerna kalavverkades. Senaste fyndet i landet av barrskogslavfly är från år 2000 då den påträffades vid Högberget i Sollefteå kommun. Garnlav är typisk art för </w:t>
+      </w:r>
+      <w:r>
+        <w:rPr>
+          <w:i/>
+        </w:rPr>
+        <w:t xml:space="preserve">9010 Taiga </w:t>
+      </w:r>
+      <w:r>
+        <w:t>och</w:t>
+      </w:r>
+      <w:r>
+        <w:rPr>
+          <w:i/>
+        </w:rPr>
+        <w:t xml:space="preserve"> 9070 Trädklädd betesmark</w:t>
+      </w:r>
+      <w:r>
+        <w:t xml:space="preserve"> (SLU Artdatabanken, 2026).</w:t>
       </w:r>
     </w:p>
     <w:p>
@@ -231,6 +233,62 @@
         <w:rPr>
           <w:b/>
         </w:rPr>
+        <w:t>Lunglav (NT)</w:t>
+      </w:r>
+      <w:r>
+        <w:t xml:space="preserve"> är en av vårt lands främsta signalarter som överallt indikerar gamla lövträd, skogsbestånd med höga naturvärden och ekosystem med långskoglig kontinuitet. Lokalt kan förekomsten vara mycket riklig men den hittas nästan enbart i gamla och ej slutavverkade skogar. Artens samtliga förekomster bör uppmärksammas från naturvårdssynpunkt, då många lokaler även hyser andra ovanliga och rödlistade arter. Rikliga förekomster bör skyddas med biotopskydd, frivilliga avsättningar eller reservat. På lunglav kan de sällsynta lavparasiterna lunglavshårprick (CR), </w:t>
+      </w:r>
+      <w:r>
+        <w:rPr>
+          <w:i/>
+        </w:rPr>
+        <w:t>Abrothallus diederichii</w:t>
+      </w:r>
+      <w:r>
+        <w:t xml:space="preserve"> (VU), </w:t>
+      </w:r>
+      <w:r>
+        <w:rPr>
+          <w:i/>
+        </w:rPr>
+        <w:t>Abrothallus lobariae</w:t>
+      </w:r>
+      <w:r>
+        <w:t xml:space="preserve"> (VU), </w:t>
+      </w:r>
+      <w:r>
+        <w:rPr>
+          <w:i/>
+        </w:rPr>
+        <w:t>Calycina lobariae</w:t>
+      </w:r>
+      <w:r>
+        <w:t xml:space="preserve"> (VU), lunglavsknapp (VU) och skrovelmössing (VU) påträffas. Lunglav är typisk art för </w:t>
+      </w:r>
+      <w:r>
+        <w:rPr>
+          <w:i/>
+        </w:rPr>
+        <w:t>9010 Taiga, 9020 Nordlig ädellövskog, 9110 Näringsfattig bokskog, 9130 Näringsrik bokskog, 9160 Näringsrik ekskog, 9180 Ädellövskog i branter, 9190 Näringsfattig ekskog, 9070 Trädklädd betesmark, 9040 Fjällbjörkskog</w:t>
+      </w:r>
+      <w:r>
+        <w:t xml:space="preserve"> och</w:t>
+      </w:r>
+      <w:r>
+        <w:rPr>
+          <w:i/>
+        </w:rPr>
+        <w:t xml:space="preserve"> 6530 Lövängar</w:t>
+      </w:r>
+      <w:r>
+        <w:t xml:space="preserve"> (SLU Artdatabanken, 2026; Nitare &amp; Skogsstyrelsen, 2019).</w:t>
+      </w:r>
+    </w:p>
+    <w:p>
+      <w:r>
+        <w:rPr>
+          <w:b/>
+        </w:rPr>
         <w:t>Tretåig hackspett (NT, §4)</w:t>
       </w:r>
       <w:r>
@@ -257,104 +315,6 @@
     </w:p>
     <w:p>
       <w:r>
-        <w:t>I BILAGA 1 finns mer detaljerad information om ekologi samt krav på livsmiljö hos fridlysta arter.</w:t>
-      </w:r>
-    </w:p>
-    <w:p>
-      <w:pPr>
-        <w:pStyle w:val="Heading2"/>
-      </w:pPr>
-      <w:r>
-        <w:t>Övriga naturvårdsarter</w:t>
-      </w:r>
-    </w:p>
-    <w:p>
-      <w:r>
-        <w:rPr>
-          <w:b/>
-        </w:rPr>
-        <w:t>Garnlav (VU)</w:t>
-      </w:r>
-      <w:r>
-        <w:t xml:space="preserve"> är en utpräglad barrskogsart som ibland kan drapera träden i norrländska grannaturskogar med hög luftfuktighet. Den förekommer även i talldominerade bestånd där den, förutom i trädens grenverk, påträffas hängande över ojämnheter i tallbarken. Arten har minskat starkt i södra och mellersta Sverige och den minskar även i sitt nordliga utbredningsområde. Minskningstakten uppgår till 30 (20–50) % inom 50 år och överstiger gränsvärdet för Sårbar (VU). Orsaken till tillbakagången beror främst på slutavverkningar av naturskogsartade skogar. Bestånd med riklig förekomst bör regelmässigt sparas, vilket även gynnar flera andra sällsynta och rödlistade arter. Garnlav är värdväxt för den mycket sällsynta och akut hotade fjärilen barrskogslavfly (CR) som hör hemma i boreala barrskogar med riklig förekomst av värdväxten. Tidigare kunde arten konstateras årligen på flera platser vid Dala-Floda i Dalarna innan lokalerna kalavverkades. Senaste fyndet i landet av barrskogslavfly är från år 2000 då den påträffades vid Högberget i Sollefteå kommun. Garnlav är typisk art för </w:t>
-      </w:r>
-      <w:r>
-        <w:rPr>
-          <w:i/>
-        </w:rPr>
-        <w:t xml:space="preserve">9010 Taiga </w:t>
-      </w:r>
-      <w:r>
-        <w:t>och</w:t>
-      </w:r>
-      <w:r>
-        <w:rPr>
-          <w:i/>
-        </w:rPr>
-        <w:t xml:space="preserve"> 9070 Trädklädd betesmark</w:t>
-      </w:r>
-      <w:r>
-        <w:t xml:space="preserve"> (SLU Artdatabanken, 2026).</w:t>
-      </w:r>
-    </w:p>
-    <w:p>
-      <w:r>
-        <w:rPr>
-          <w:b/>
-        </w:rPr>
-        <w:t>Lunglav (NT)</w:t>
-      </w:r>
-      <w:r>
-        <w:t xml:space="preserve"> är en av vårt lands främsta signalarter som överallt indikerar gamla lövträd, skogsbestånd med höga naturvärden och ekosystem med långskoglig kontinuitet. Lokalt kan förekomsten vara mycket riklig men den hittas nästan enbart i gamla och ej slutavverkade skogar. Artens samtliga förekomster bör uppmärksammas från naturvårdssynpunkt, då många lokaler även hyser andra ovanliga och rödlistade arter. Rikliga förekomster bör skyddas med biotopskydd, frivilliga avsättningar eller reservat. På lunglav kan de sällsynta lavparasiterna lunglavshårprick (CR), </w:t>
-      </w:r>
-      <w:r>
-        <w:rPr>
-          <w:i/>
-        </w:rPr>
-        <w:t>Abrothallus diederichii</w:t>
-      </w:r>
-      <w:r>
-        <w:t xml:space="preserve"> (VU), </w:t>
-      </w:r>
-      <w:r>
-        <w:rPr>
-          <w:i/>
-        </w:rPr>
-        <w:t>Abrothallus lobariae</w:t>
-      </w:r>
-      <w:r>
-        <w:t xml:space="preserve"> (VU), </w:t>
-      </w:r>
-      <w:r>
-        <w:rPr>
-          <w:i/>
-        </w:rPr>
-        <w:t>Calycina lobariae</w:t>
-      </w:r>
-      <w:r>
-        <w:t xml:space="preserve"> (VU), lunglavsknapp (VU) och skrovelmössing (VU) påträffas. Lunglav är typisk art för </w:t>
-      </w:r>
-      <w:r>
-        <w:rPr>
-          <w:i/>
-        </w:rPr>
-        <w:t>9010 Taiga, 9020 Nordlig ädellövskog, 9110 Näringsfattig bokskog, 9130 Näringsrik bokskog, 9160 Näringsrik ekskog, 9180 Ädellövskog i branter, 9190 Näringsfattig ekskog, 9070 Trädklädd betesmark, 9040 Fjällbjörkskog</w:t>
-      </w:r>
-      <w:r>
-        <w:t xml:space="preserve"> och</w:t>
-      </w:r>
-      <w:r>
-        <w:rPr>
-          <w:i/>
-        </w:rPr>
-        <w:t xml:space="preserve"> 6530 Lövängar</w:t>
-      </w:r>
-      <w:r>
-        <w:t xml:space="preserve"> (SLU Artdatabanken, 2026; Nitare &amp; Skogsstyrelsen, 2019).</w:t>
-      </w:r>
-    </w:p>
-    <w:p>
-      <w:r>
         <w:rPr>
           <w:b/>
         </w:rPr>
@@ -407,6 +367,28 @@
       </w:r>
       <w:r>
         <w:t xml:space="preserve"> (SLU Artdatabanken, 2026; Nitare &amp; Skogsstyrelsen, 2019; Miettinen &amp; Niemelä, 2018).</w:t>
+      </w:r>
+    </w:p>
+    <w:p>
+      <w:pPr>
+        <w:pStyle w:val="Heading1"/>
+      </w:pPr>
+      <w:r>
+        <w:t>EU:s fågeldirektiv</w:t>
+      </w:r>
+    </w:p>
+    <w:p>
+      <w:r>
+        <w:t xml:space="preserve">Europeiska unionens medlemsländer är skyldiga att agera i enlighet med EU:s fågeldirektiv där det uttryckligen står att direktivet gäller för fåglar samt för deras ägg, bon och </w:t>
+      </w:r>
+      <w:r>
+        <w:rPr>
+          <w:b/>
+        </w:rPr>
+        <w:t xml:space="preserve">livsmiljöer </w:t>
+      </w:r>
+      <w:r>
+        <w:t>(artikel 1). Vidare att de åtgärder som vidtas inte får leda till en försämring av den nuvarande situationen beträffande bevarandet av de fågelarter som avses i artikel 1 (artikel 13). Fågeldirektivet är styrande för tillsynsansvariga myndigheters ärendehantering, ställningstaganden och beslutsfattande.</w:t>
       </w:r>
     </w:p>
     <w:p>
@@ -1086,7 +1068,7 @@
     <w:r>
       <w:tab/>
       <w:tab/>
-      <w:t>2026-06-20</w:t>
+      <w:t>2026-06-21</w:t>
       <w:br/>
       <w:br/>
     </w:r>

--- a/tillsyn/A 57473-2024 tillsynsbegäran.docx
+++ b/tillsyn/A 57473-2024 tillsynsbegäran.docx
@@ -1068,7 +1068,7 @@
     <w:r>
       <w:tab/>
       <w:tab/>
-      <w:t>2026-06-21</w:t>
+      <w:t>2026-06-22</w:t>
       <w:br/>
       <w:br/>
     </w:r>

--- a/tillsyn/A 57473-2024 tillsynsbegäran.docx
+++ b/tillsyn/A 57473-2024 tillsynsbegäran.docx
@@ -1068,7 +1068,7 @@
     <w:r>
       <w:tab/>
       <w:tab/>
-      <w:t>2026-06-22</w:t>
+      <w:t>2026-06-23</w:t>
       <w:br/>
       <w:br/>
     </w:r>

--- a/tillsyn/A 57473-2024 tillsynsbegäran.docx
+++ b/tillsyn/A 57473-2024 tillsynsbegäran.docx
@@ -1068,7 +1068,7 @@
     <w:r>
       <w:tab/>
       <w:tab/>
-      <w:t>2026-06-23</w:t>
+      <w:t>2026-06-24</w:t>
       <w:br/>
       <w:br/>
     </w:r>

--- a/tillsyn/A 57473-2024 tillsynsbegäran.docx
+++ b/tillsyn/A 57473-2024 tillsynsbegäran.docx
@@ -1068,7 +1068,7 @@
     <w:r>
       <w:tab/>
       <w:tab/>
-      <w:t>2026-06-24</w:t>
+      <w:t>2026-06-25</w:t>
       <w:br/>
       <w:br/>
     </w:r>

--- a/tillsyn/A 57473-2024 tillsynsbegäran.docx
+++ b/tillsyn/A 57473-2024 tillsynsbegäran.docx
@@ -1068,7 +1068,7 @@
     <w:r>
       <w:tab/>
       <w:tab/>
-      <w:t>2026-06-25</w:t>
+      <w:t>2026-06-26</w:t>
       <w:br/>
       <w:br/>
     </w:r>

--- a/tillsyn/A 57473-2024 tillsynsbegäran.docx
+++ b/tillsyn/A 57473-2024 tillsynsbegäran.docx
@@ -1068,7 +1068,7 @@
     <w:r>
       <w:tab/>
       <w:tab/>
-      <w:t>2026-06-26</w:t>
+      <w:t>2026-06-27</w:t>
       <w:br/>
       <w:br/>
     </w:r>

--- a/tillsyn/A 57473-2024 tillsynsbegäran.docx
+++ b/tillsyn/A 57473-2024 tillsynsbegäran.docx
@@ -1068,7 +1068,7 @@
     <w:r>
       <w:tab/>
       <w:tab/>
-      <w:t>2026-06-27</w:t>
+      <w:t>2026-06-28</w:t>
       <w:br/>
       <w:br/>
     </w:r>

--- a/tillsyn/A 57473-2024 tillsynsbegäran.docx
+++ b/tillsyn/A 57473-2024 tillsynsbegäran.docx
@@ -1068,7 +1068,7 @@
     <w:r>
       <w:tab/>
       <w:tab/>
-      <w:t>2026-06-28</w:t>
+      <w:t>2026-06-29</w:t>
       <w:br/>
       <w:br/>
     </w:r>

--- a/tillsyn/A 57473-2024 tillsynsbegäran.docx
+++ b/tillsyn/A 57473-2024 tillsynsbegäran.docx
@@ -1068,7 +1068,7 @@
     <w:r>
       <w:tab/>
       <w:tab/>
-      <w:t>2026-06-29</w:t>
+      <w:t>2026-06-30</w:t>
       <w:br/>
       <w:br/>
     </w:r>

--- a/tillsyn/A 57473-2024 tillsynsbegäran.docx
+++ b/tillsyn/A 57473-2024 tillsynsbegäran.docx
@@ -1068,7 +1068,7 @@
     <w:r>
       <w:tab/>
       <w:tab/>
-      <w:t>2026-06-30</w:t>
+      <w:t>2026-07-01</w:t>
       <w:br/>
       <w:br/>
     </w:r>

--- a/tillsyn/A 57473-2024 tillsynsbegäran.docx
+++ b/tillsyn/A 57473-2024 tillsynsbegäran.docx
@@ -1068,7 +1068,7 @@
     <w:r>
       <w:tab/>
       <w:tab/>
-      <w:t>2026-07-01</w:t>
+      <w:t>2026-07-02</w:t>
       <w:br/>
       <w:br/>
     </w:r>

--- a/tillsyn/A 57473-2024 tillsynsbegäran.docx
+++ b/tillsyn/A 57473-2024 tillsynsbegäran.docx
@@ -1498,7 +1498,7 @@
     <w:r>
       <w:tab/>
       <w:tab/>
-      <w:t>2026-07-13</w:t>
+      <w:t>2026-07-14</w:t>
       <w:br/>
       <w:br/>
     </w:r>

--- a/tillsyn/A 57473-2024 tillsynsbegäran.docx
+++ b/tillsyn/A 57473-2024 tillsynsbegäran.docx
@@ -1498,7 +1498,7 @@
     <w:r>
       <w:tab/>
       <w:tab/>
-      <w:t>2026-07-14</w:t>
+      <w:t>2026-07-15</w:t>
       <w:br/>
       <w:br/>
     </w:r>

--- a/tillsyn/A 57473-2024 tillsynsbegäran.docx
+++ b/tillsyn/A 57473-2024 tillsynsbegäran.docx
@@ -1498,7 +1498,7 @@
     <w:r>
       <w:tab/>
       <w:tab/>
-      <w:t>2026-07-15</w:t>
+      <w:t>2026-07-16</w:t>
       <w:br/>
       <w:br/>
     </w:r>

--- a/tillsyn/A 57473-2024 tillsynsbegäran.docx
+++ b/tillsyn/A 57473-2024 tillsynsbegäran.docx
@@ -1498,7 +1498,7 @@
     <w:r>
       <w:tab/>
       <w:tab/>
-      <w:t>2026-07-16</w:t>
+      <w:t>2026-07-17</w:t>
       <w:br/>
       <w:br/>
     </w:r>

--- a/tillsyn/A 57473-2024 tillsynsbegäran.docx
+++ b/tillsyn/A 57473-2024 tillsynsbegäran.docx
@@ -1498,7 +1498,7 @@
     <w:r>
       <w:tab/>
       <w:tab/>
-      <w:t>2026-07-17</w:t>
+      <w:t>2026-07-18</w:t>
       <w:br/>
       <w:br/>
     </w:r>

--- a/tillsyn/A 57473-2024 tillsynsbegäran.docx
+++ b/tillsyn/A 57473-2024 tillsynsbegäran.docx
@@ -1498,7 +1498,7 @@
     <w:r>
       <w:tab/>
       <w:tab/>
-      <w:t>2026-07-18</w:t>
+      <w:t>2026-07-19</w:t>
       <w:br/>
       <w:br/>
     </w:r>

--- a/tillsyn/A 57473-2024 tillsynsbegäran.docx
+++ b/tillsyn/A 57473-2024 tillsynsbegäran.docx
@@ -1498,7 +1498,7 @@
     <w:r>
       <w:tab/>
       <w:tab/>
-      <w:t>2026-07-19</w:t>
+      <w:t>2026-07-20</w:t>
       <w:br/>
       <w:br/>
     </w:r>

--- a/tillsyn/A 57473-2024 tillsynsbegäran.docx
+++ b/tillsyn/A 57473-2024 tillsynsbegäran.docx
@@ -1498,7 +1498,7 @@
     <w:r>
       <w:tab/>
       <w:tab/>
-      <w:t>2026-07-20</w:t>
+      <w:t>2026-07-21</w:t>
       <w:br/>
       <w:br/>
     </w:r>

--- a/tillsyn/A 57473-2024 tillsynsbegäran.docx
+++ b/tillsyn/A 57473-2024 tillsynsbegäran.docx
@@ -1498,7 +1498,7 @@
     <w:r>
       <w:tab/>
       <w:tab/>
-      <w:t>2026-07-21</w:t>
+      <w:t>2026-07-22</w:t>
       <w:br/>
       <w:br/>
     </w:r>

--- a/tillsyn/A 57473-2024 tillsynsbegäran.docx
+++ b/tillsyn/A 57473-2024 tillsynsbegäran.docx
@@ -1498,7 +1498,7 @@
     <w:r>
       <w:tab/>
       <w:tab/>
-      <w:t>2026-07-22</w:t>
+      <w:t>2026-07-23</w:t>
       <w:br/>
       <w:br/>
     </w:r>

--- a/tillsyn/A 57473-2024 tillsynsbegäran.docx
+++ b/tillsyn/A 57473-2024 tillsynsbegäran.docx
@@ -1498,7 +1498,7 @@
     <w:r>
       <w:tab/>
       <w:tab/>
-      <w:t>2026-07-23</w:t>
+      <w:t>2026-07-24</w:t>
       <w:br/>
       <w:br/>
     </w:r>

--- a/tillsyn/A 57473-2024 tillsynsbegäran.docx
+++ b/tillsyn/A 57473-2024 tillsynsbegäran.docx
@@ -1498,7 +1498,7 @@
     <w:r>
       <w:tab/>
       <w:tab/>
-      <w:t>2026-07-24</w:t>
+      <w:t>2026-07-25</w:t>
       <w:br/>
       <w:br/>
     </w:r>

--- a/tillsyn/A 57473-2024 tillsynsbegäran.docx
+++ b/tillsyn/A 57473-2024 tillsynsbegäran.docx
@@ -1498,7 +1498,7 @@
     <w:r>
       <w:tab/>
       <w:tab/>
-      <w:t>2026-07-25</w:t>
+      <w:t>2026-07-26</w:t>
       <w:br/>
       <w:br/>
     </w:r>

--- a/tillsyn/A 57473-2024 tillsynsbegäran.docx
+++ b/tillsyn/A 57473-2024 tillsynsbegäran.docx
@@ -22,7 +22,7 @@
       <w:r>
         <w:drawing>
           <wp:inline xmlns:a="http://schemas.openxmlformats.org/drawingml/2006/main" xmlns:pic="http://schemas.openxmlformats.org/drawingml/2006/picture">
-            <wp:extent cx="5212577" cy="5724000"/>
+            <wp:extent cx="4834911" cy="5724000"/>
             <wp:docPr id="1" name="Picture 1"/>
             <wp:cNvGraphicFramePr>
               <a:graphicFrameLocks noChangeAspect="1"/>
@@ -43,7 +43,7 @@
                   <pic:spPr>
                     <a:xfrm>
                       <a:off x="0" y="0"/>
-                      <a:ext cx="5212577" cy="5724000"/>
+                      <a:ext cx="4834911" cy="5724000"/>
                     </a:xfrm>
                     <a:prstGeom prst="rect"/>
                   </pic:spPr>
@@ -65,7 +65,7 @@
     </w:p>
     <w:p>
       <w:r>
-        <w:t>I och inom 23 meter från avverkningsanmälan finns fynd av 7 naturvårdsarter, varav 6 är rödlistade, 1 är fridlyst, 7 är typiska (T) och 1 är signalart (S): garnlav (VU, T), lunglav (NT, T), rosenticka (NT, T), skrovellav (NT, T), tretåig hackspett (NT, T, §4), ullticka (NT, T) och stor aspticka (S, T). Se Figur 1.</w:t>
+        <w:t>I och inom 23 meter från avverkningsanmälan finns fynd av 6 naturvårdsarter, varav 5 är rödlistade, 6 är typiska (T) och 1 är signalart (S): garnlav (VU, T), lunglav (NT, T), rosenticka (NT, T), skrovellav (NT, T), ullticka (NT, T) och stor aspticka (S, T). Se Figur 1.</w:t>
       </w:r>
     </w:p>
     <w:p>
@@ -370,35 +370,6 @@
         <w:rPr>
           <w:b/>
         </w:rPr>
-        <w:t>Tretåig hackspett (NT, §4)</w:t>
-      </w:r>
-      <w:r>
-        <w:t xml:space="preserve"> är rödlistad som nära hotad och ingår i bilaga 1 i EU:s fågeldirektiv. Tretåig hackspett är för sin överlevnad beroende av kontinuerlig tillförsel av äldre döende och död ved, som sker genom naturliga självgallringsprocesser i äldre grannaturskogar och barrblandade naturskogar. Om en skog genom skogsbruk gallras eller glesas ur så upphör och uteblir i stort sett den naturliga självgallringsprocessen för mycket lång tid framöver vilket omöjliggör upprätthållandet av den kontinuerliga ekologiska funktionen i ett område. Det finns studier som visar att naturskogens självgallringsprocess som den tretåiga hackspetten är beroende av, inte kan ersättas med efterlämnad hänsyn i skogsbruket (Imbeau &amp; Desrochers, 2002). Storleken på häckningsreviret varierar med skogstypen, förekomsten av död ved och graden av fragmentering, men är i allmänhet i storleksordningen 25–100 hektar. Vintertid krävs ofta betydligt större områden och det finns studier som antyder att arten behöver minst 100 hektar äldre skog. I områden med låg bonitet kan det behövas över 200 hektar lämpligt habitat för att ett par ska kunna reproducera sig. Områden med dokumenterad permanent förekomst i naturskogsmiljöer har vanligen så stora naturvärden att skogsbruk är olämpligt. Tretåig hackspett är typisk art för </w:t>
-      </w:r>
-      <w:r>
-        <w:rPr>
-          <w:i/>
-        </w:rPr>
-        <w:t xml:space="preserve">9010 Taiga, 9740 Skogsbevuxen myr, 9030 Landhöjningsskog </w:t>
-      </w:r>
-      <w:r>
-        <w:t xml:space="preserve">och </w:t>
-      </w:r>
-      <w:r>
-        <w:rPr>
-          <w:i/>
-        </w:rPr>
-        <w:t>9040 Fjällbjörkskog</w:t>
-      </w:r>
-      <w:r>
-        <w:t xml:space="preserve"> (Skogsstyrelsen, 2016; SLU Artdatabanken, 2024).</w:t>
-      </w:r>
-    </w:p>
-    <w:p>
-      <w:r>
-        <w:rPr>
-          <w:b/>
-        </w:rPr>
         <w:t>Ullticka (NT)</w:t>
       </w:r>
       <w:r>
@@ -484,21 +455,86 @@
         <w:pStyle w:val="Heading1"/>
       </w:pPr>
       <w:r>
-        <w:t>EU:s fågeldirektiv</w:t>
+        <w:t>Typiska arter och EU:s art- och habitatdirektiv</w:t>
       </w:r>
     </w:p>
     <w:p>
       <w:r>
-        <w:t xml:space="preserve">Europeiska unionens medlemsländer är skyldiga att agera i enlighet med EU:s fågeldirektiv där det uttryckligen står att direktivet gäller för fåglar samt för deras ägg, bon och </w:t>
+        <w:t>Typiska arter används för att lokalisera områden med gynnsam bevarandestatus för de naturtyper som är listade i EU:s art- och habitatdirektiv. Ett exempel är Västlig taiga (EU-kod 9010) som saknar gynnsam bevarandestatus och minskar starkt som naturtyp i Sverige. Naturvårdsverket skriver i sin vägledning för Västlig taiga att dylika miljöer förutsätter normalt att skogarna skyddas långsiktigt, eftersom skogsbruk inte är förenligt med bevarande av naturtypen i gynnsamt tillstånd (Naturvårdsverket, 2011).</w:t>
+      </w:r>
+    </w:p>
+    <w:p>
+      <w:r>
+        <w:t>Följande typiska arter har sina livsmiljöer och växtplatser i den avverkningsanmälda skogen: garnlav (VU, T), lunglav (NT, T), rosenticka (NT, T), skrovellav (NT, T), ullticka (NT, T) och stor aspticka (S, T).</w:t>
+      </w:r>
+    </w:p>
+    <w:p>
+      <w:r>
+        <w:t>Enligt Sveriges Artikel 17 rapportering 2013 och 2019 till EU, har naturtypen Västlig taiga (9010) dålig bevarandestatus med negativ trend inom Sveriges boreala region. Skogsbruksåtgärder som avverkning, röjning och gallring pekas ut som några av de främst bidragande orsakerna till naturtypens dåliga status och negativa trend (SLU Artdatabanken, 2019). I EU:s uppföljning av tillståndet för naturtyperna i Skandinavien 2013 – 2018 framgår det att i den boreala regionen är tillståndet så dåligt för Västlig taiga (9010) att habitatet löper allvarlig risk att försvinna regionalt (EEA, 2022). Det allvarliga läget för den biologiska mångfalden i skogen framhålls även i Skogsstyren rapport 2026/07:</w:t>
+      </w:r>
+    </w:p>
+    <w:p>
+      <w:r>
+        <w:rPr>
+          <w:i/>
+        </w:rPr>
+        <w:t>"All avverkning av kända skogliga värdekärnor och sannolika kontinuitetsskogar behöver upphöra för att fylla bristen om 1,56 miljoner hektar bevarad livsmiljötyp. På grund av begränsade kvarvarande arealer av värdekärnor, naturskogar och kontinuitetsskogar leder fortsatt förlust av dessa till en påtaglig risk för långsiktigt negativa effekter för biologisk mångfald i skogslandskapet. Att de återstående arealerna bevaras och ges ett långsiktigt skydd bedöms därför vara av avgörande betydelse."</w:t>
+      </w:r>
+      <w:r>
+        <w:t xml:space="preserve"> (Skogsstyrelsen, 2026).</w:t>
+      </w:r>
+    </w:p>
+    <w:p>
+      <w:r>
+        <w:t>Trots detta har statusen för Västlig taiga ändrats till otillräcklig i stället för dålig i den senaste Artikel 17 rapporteringen 2025. Av Naturvårdsverkets rapport framgår det dock att de ändrade statusbedömningarna jämfört med rapporteringen 2019 inte beror på faktiska miljöförändringar. Ändringarna är av teknisk karaktär och främst en följd av resultaten från genomförda regeringsuppdrag och beslut inför rapporteringen 2025. Det är alltså politisk styrning i stället för faktiska förhållanden i naturen som ändrat på naturtypernas status i rapporteringen, vilket rimmar dåligt med såväl art- och habitatdirektivets syften och mål som med naturrestaureringsförordningen. I praktiken har dock Sveriges nya sätt att rapportera bevarandestatus till EU inte någon betydelse eftersom Naturvårdsverkets rapportering 2025 visar att Västlig taiga</w:t>
       </w:r>
       <w:r>
         <w:rPr>
           <w:b/>
         </w:rPr>
-        <w:t xml:space="preserve">livsmiljöer </w:t>
-      </w:r>
-      <w:r>
-        <w:t>(artikel 1). Vidare att de åtgärder som vidtas inte får leda till en försämring av den nuvarande situationen beträffande bevarandet av de fågelarter som avses i artikel 1 (artikel 13). Fågeldirektivet är styrande för tillsynsansvariga myndigheters ärendehantering, ställningstaganden och beslutsfattande.</w:t>
+        <w:t xml:space="preserve"> </w:t>
+      </w:r>
+      <w:r>
+        <w:t>inte har gynnsam bevarandestatus.</w:t>
+      </w:r>
+    </w:p>
+    <w:p>
+      <w:r>
+        <w:t>Åtgärder som vidtas i enlighet med art- och habitatdirektivet ska enligt Artikel 2 syfta till att bibehålla eller återställa en gynnsam bevarandestatus hos livsmiljöer samt arter och vilda djur och växter av gemenskapsintresse. Enligt prejudikat från EU-domstolen ska en skogsbruksverksamhet utföras på ett sådant sätt som utgör ett förebyggande och hållbart skogsbruk för att betraktas som förenlig med bevarandekraven i direktivet (se EU-domstolens dom i de förenade målen C 473-19 och C 474-19).</w:t>
+      </w:r>
+    </w:p>
+    <w:p>
+      <w:r>
+        <w:t xml:space="preserve">Av artikel 1.e samma direktiv framgår att en livsmiljös bevarandestatus anses " gynnsam" när — dess naturliga utbredningsområde och de ytor den täcker inom detta område är stabila eller ökande, och — den särskilda struktur och de särskilda funktioner som är nödvändiga för att den skall kunna bibehållas på lång sikt finns, och sannolikt kommer att finnas under en överskådlig framtid, och — bevarandestatusen hos dess </w:t>
+      </w:r>
+      <w:r>
+        <w:rPr>
+          <w:b/>
+        </w:rPr>
+        <w:t>typiska arter</w:t>
+      </w:r>
+      <w:r>
+        <w:t xml:space="preserve"> är gynnsam enligt definitionen i artikel 1.i.</w:t>
+      </w:r>
+    </w:p>
+    <w:p>
+      <w:r>
+        <w:t>EU-direktiv är bindande för EU:s medlemsländer varvid det ankommer på Skogsstyrelsen som nationell tillsynsmyndighet att beakta syftet med EU:s art- och habitatdirektiv vid prövningen av en skogsbruksverksamhet, se Rådets direktiv 92/43/EEG. Se ytterligare information om EU:s livsmiljödirektiv i bilaga 2.</w:t>
+      </w:r>
+    </w:p>
+    <w:p>
+      <w:r>
+        <w:br w:type="page"/>
+      </w:r>
+    </w:p>
+    <w:p>
+      <w:pPr>
+        <w:pStyle w:val="Title"/>
+      </w:pPr>
+      <w:r>
+        <w:t>BILAGA 1 –</w:t>
+        <w:br/>
+        <w:t>Fridlysta och rödlistade arter</w:t>
       </w:r>
     </w:p>
     <w:p>
@@ -506,86 +542,233 @@
         <w:pStyle w:val="Heading1"/>
       </w:pPr>
       <w:r>
-        <w:t>Typiska arter och EU:s art- och habitatdirektiv</w:t>
+        <w:t>Knärot – ekologi samt krav på livsmiljön</w:t>
       </w:r>
     </w:p>
     <w:p>
       <w:r>
-        <w:t>Typiska arter används för att lokalisera områden med gynnsam bevarandestatus för de naturtyper som är listade i EU:s art- och habitatdirektiv. Ett exempel är Västlig taiga (EU-kod 9010) som saknar gynnsam bevarandestatus och minskar starkt som naturtyp i Sverige. Naturvårdsverket skriver i sin vägledning för Västlig taiga att dylika miljöer förutsätter normalt att skogarna skyddas långsiktigt, eftersom skogsbruk inte är förenligt med bevarande av naturtypen i gynnsamt tillstånd (Naturvårdsverket, 2011).</w:t>
-      </w:r>
-    </w:p>
-    <w:p>
-      <w:r>
-        <w:t>Följande typiska arter har sina livsmiljöer och växtplatser i den avverkningsanmälda skogen: garnlav (VU, T), lunglav (NT, T), rosenticka (NT, T), skrovellav (NT, T), tretåig hackspett (NT, T, §4), ullticka (NT, T) och stor aspticka (S, T).</w:t>
-      </w:r>
-    </w:p>
-    <w:p>
-      <w:r>
-        <w:t>Enligt Sveriges Artikel 17 rapportering 2013 och 2019 till EU, har naturtypen Västlig taiga (9010) dålig bevarandestatus med negativ trend inom Sveriges boreala region. Skogsbruksåtgärder som avverkning, röjning och gallring pekas ut som några av de främst bidragande orsakerna till naturtypens dåliga status och negativa trend (SLU Artdatabanken, 2019). I EU:s uppföljning av tillståndet för naturtyperna i Skandinavien 2013 – 2018 framgår det att i den boreala regionen är tillståndet så dåligt för Västlig taiga (9010) att habitatet löper allvarlig risk att försvinna regionalt (EEA, 2022). Det allvarliga läget för den biologiska mångfalden i skogen framhålls även i Skogsstyren rapport 2026/07:</w:t>
-      </w:r>
-    </w:p>
-    <w:p>
+        <w:t xml:space="preserve">Knärot är typisk art för </w:t>
+      </w:r>
       <w:r>
         <w:rPr>
           <w:i/>
         </w:rPr>
-        <w:t>"All avverkning av kända skogliga värdekärnor och sannolika kontinuitetsskogar behöver upphöra för att fylla bristen om 1,56 miljoner hektar bevarad livsmiljötyp. På grund av begränsade kvarvarande arealer av värdekärnor, naturskogar och kontinuitetsskogar leder fortsatt förlust av dessa till en påtaglig risk för långsiktigt negativa effekter för biologisk mångfald i skogslandskapet. Att de återstående arealerna bevaras och ges ett långsiktigt skydd bedöms därför vara av avgörande betydelse."</w:t>
-      </w:r>
-      <w:r>
-        <w:t xml:space="preserve"> (Skogsstyrelsen, 2026).</w:t>
+        <w:t xml:space="preserve">9010 Taiga </w:t>
+      </w:r>
+      <w:r>
+        <w:t>och</w:t>
+      </w:r>
+      <w:r>
+        <w:rPr>
+          <w:i/>
+        </w:rPr>
+        <w:t xml:space="preserve"> 9050 Näringsrik granskog</w:t>
+      </w:r>
+      <w:r>
+        <w:t>, fridlyst enligt 8 och 15 §§ artskyddsförordningen och klassad som sårbar (VU) enligt rödlistan 2020. Knärot är beroende av hög och jämn luftfuktighet i gamla, ostörda skogsmiljöer och är känslig för snabba förändringar av ljus-/vindförhållanden eller uttorkning. På grund av ett alltför intensivt skogsbruk har den minskat med 40 (25–50) % under de senaste 60 åren och i framtiden bedöms minskningstakten uppgå till 30 (20–40) %. Till följd av att arten har en dokumenterat högre minskningstakt i förhållande till sin generationstid än vad som tidigare varit känt (data från Riksskogstaxeringen) höjdes den till hotkategori sårbar (VU) i rödlistan 2020 (SLU Artdatabanken, 2024).</w:t>
       </w:r>
     </w:p>
     <w:p>
       <w:r>
-        <w:t>Trots detta har statusen för Västlig taiga ändrats till otillräcklig i stället för dålig i den senaste Artikel 17 rapporteringen 2025. Av Naturvårdsverkets rapport framgår det dock att de ändrade statusbedömningarna jämfört med rapporteringen 2019 inte beror på faktiska miljöförändringar. Ändringarna är av teknisk karaktär och främst en följd av resultaten från genomförda regeringsuppdrag och beslut inför rapporteringen 2025. Det är alltså politisk styrning i stället för faktiska förhållanden i naturen som ändrat på naturtypernas status i rapporteringen, vilket rimmar dåligt med såväl art- och habitatdirektivets syften och mål som med naturrestaureringsförordningen. I praktiken har dock Sveriges nya sätt att rapportera bevarandestatus till EU inte någon betydelse eftersom Naturvårdsverkets rapportering 2025 visar att Västlig taiga</w:t>
-      </w:r>
-      <w:r>
-        <w:rPr>
-          <w:b/>
-        </w:rPr>
-        <w:t xml:space="preserve"> </w:t>
-      </w:r>
-      <w:r>
-        <w:t>inte har gynnsam bevarandestatus.</w:t>
+        <w:t>En analys av 79 floraväktarlokaler åren 1990–2015 vilka återbesökts under 2020–2024 visade på en tydlig negativ påverkan på knärotsförekomster från större hyggen i närområdet (inom 150–200 m) vilket indikerar att kanteffekter har en stor påverkan på populationerna. Resultaten bekräftar knärotens känslighet för kanteffekter och visar vikten av att skydda större skogsbestånd för att bevara arten. Om det blir höga andelar (&gt;30%) hyggen inom 200 meter från en knärotsförekomst så ökar risken för att en knärotspopulation dör ut och det verkar det behövas någonstans mellan 100 och 150 meters skyddszon för att bevara arten på lång sikt (Sebestyén &amp; Sundberg, 2025). Detta stöds även av en studie (Johansson et al, 2026) baserad på data från Riksskogstaxeringen som visar att knäroten minskat med 66 % under perioden 1993–2022 samt att det finns en stark korrelation mellan minskande arealer kontinuitetsskog och lokal utdöenderisk. Knäroten uppvisade en mycket låg koloniseringsgrad (0,7 % över 10 år) i kombination med hög lokal utrotningsrisk (75,2 %), där utrotningssannolikheten ökade kraftigt när arealen kontinuitetsskog minskade mellan undersökningar, t.ex. på grund av kalhyggesbruk (Johansson et al., 2026).</w:t>
       </w:r>
     </w:p>
     <w:p>
       <w:r>
-        <w:t>Åtgärder som vidtas i enlighet med art- och habitatdirektivet ska enligt Artikel 2 syfta till att bibehålla eller återställa en gynnsam bevarandestatus hos livsmiljöer samt arter och vilda djur och växter av gemenskapsintresse. Enligt prejudikat från EU-domstolen ska en skogsbruksverksamhet utföras på ett sådant sätt som utgör ett förebyggande och hållbart skogsbruk för att betraktas som förenlig med bevarandekraven i direktivet (se EU-domstolens dom i de förenade målen C 473-19 och C 474-19).</w:t>
+        <w:t xml:space="preserve">Samuel Johnsons doktorsavhandling </w:t>
+      </w:r>
+      <w:r>
+        <w:rPr>
+          <w:i/>
+        </w:rPr>
+        <w:t>“Retention Forestry as a Conservation Measure for Boreal Forest Ground Vegetation”</w:t>
+      </w:r>
+      <w:r>
+        <w:t xml:space="preserve"> (SLU, Uppsala 2014) visar att det krävs väl tilltagna skyddszoner för att knärotens växtplatser inte ska ta skada av skogsbruksåtgärder i intilliggande områden: </w:t>
+      </w:r>
+      <w:r>
+        <w:rPr>
+          <w:i/>
+        </w:rPr>
+        <w:t xml:space="preserve">“Study III shows that retention patches smaller than 0.5 ha do not lifeboat the sensitive forest herb G. repens, a species that depend on stable microclimatic conditions typical for intact forest stands.” </w:t>
+      </w:r>
+      <w:r>
+        <w:t xml:space="preserve">Vidare </w:t>
+      </w:r>
+      <w:r>
+        <w:rPr>
+          <w:i/>
+        </w:rPr>
+        <w:t>“More sensitive forest species are not lifeboated in retention patches ranging from 0.05 to 0.5 ha (Papers II &amp; III).”</w:t>
       </w:r>
     </w:p>
     <w:p>
       <w:r>
-        <w:t xml:space="preserve">Av artikel 1.e samma direktiv framgår att en livsmiljös bevarandestatus anses " gynnsam" när — dess naturliga utbredningsområde och de ytor den täcker inom detta område är stabila eller ökande, och — den särskilda struktur och de särskilda funktioner som är nödvändiga för att den skall kunna bibehållas på lång sikt finns, och sannolikt kommer att finnas under en överskådlig framtid, och — bevarandestatusen hos dess </w:t>
+        <w:t xml:space="preserve">Johnsons (2014) rekommendation på minst 50 meters breda skyddszoner runt knärotens växtplatser motsvarar en areal på 0,78 hektar, vilket ligger i linje med andra studier som gjorts på känsliga skogsarter: </w:t>
       </w:r>
       <w:r>
         <w:rPr>
-          <w:b/>
+          <w:i/>
         </w:rPr>
-        <w:t>typiska arter</w:t>
-      </w:r>
-      <w:r>
-        <w:t xml:space="preserve"> är gynnsam enligt definitionen i artikel 1.i.</w:t>
+        <w:t>“In study III I also show that translocated specimens of G. repens survives well in mature forests at least 50 m from the nearest edge to an open area. Moreover, measures of temperature and humidity show that such distances from an open area is far enough to offer a microclimate that is more stable compared to what present in retention patches of around 0.1 ha. This means that the very centre of a circular patch with radius 50 m (equals a size of 0.78 ha) should offer conditions similar to interior forest and would perhaps be a suitable habitat for G. repens and similar species. Previous studies from both North America and Sweden have also concluded that patches between 0.5 and one ha are sufficient for preserving interior forest vegetation as well as sensitive lichens and bryophytes (de Graaf &amp; Roberts 2009; Halpern et al. 2012; Rudolphi et al. 2014).”</w:t>
       </w:r>
     </w:p>
     <w:p>
       <w:r>
-        <w:t>EU-direktiv är bindande för EU:s medlemsländer varvid det ankommer på Skogsstyrelsen som nationell tillsynsmyndighet att beakta syftet med EU:s art- och habitatdirektiv vid prövningen av en skogsbruksverksamhet, se Rådets direktiv 92/43/EEG. Se ytterligare information om EU:s livsmiljödirektiv i bilaga 2.</w:t>
+        <w:t>Ytterligare en studie (Koelmeijer m.fl., 2022) inkluderar knärotens skyddsbehov. I uppsatsen berörs problemet med uttorkning för växter, bl.a. för knärot, ett problem som blivit accentuerat på grund av den pågående klimatförändringen och torra somrar, t.ex. den exceptionellt torra sommaren 2018. I uppsatsen undersöks områden med tre olika avstånd från kalhyggeskant med avseende på skydd bl.a. för knärot. Det första området har avstånd upp till 20 m från hyggeskant (Strong edge effect), det andra 20–40 m från hyggeskant (Weak edge effect) och det tredje avser större avstånd från hyggeskant, där kanteffekten anses vara försumbar (Interior). Ett resultat var att man fann stor eller mycket stor uttorkningseffekt på känsliga och rödlistade skogsarter vid de kortare avstånden till hyggeskant, medan effekt av uttorkning inte konstaterades på större avstånd (Interior). För orkidén knärot fann man en rik förekomst (upp till 0,06 dm2/m2) på stort avstånd från hyggeskant (Interior), medan förekomsten var liten eller närmast försumbar i de områden som klassificerades som Weak edge effect respektive Strong edge effect. Arbetet påpekar att de allt oftare förekommande torra somrarna ger ytterligare skäl att utöka skyddsavståndet från hyggen till den fuktkrävande arten knärot (Koelmeijer m.fl., 2022).</w:t>
       </w:r>
     </w:p>
     <w:p>
       <w:r>
-        <w:br w:type="page"/>
+        <w:t>Även Skogsstyrelsens egen vägledning för hänsyn till knärot ligger i linje med ovanstående forskningsstudier. Av vägledningen framgår det att för med hög sannolikhet kunna bevara befintliga förekomster krävs relativt stora avsättningar av uppvuxen skog med slutet och relativt tätt kronskikt. Som riktlinje kan krävas ett avstånd på 50 meter in från brynet för att vidmakthålla ett fungerande mikroklimat. Detta innebär att fristående hänsynsytor för många arter (kärlväxter, lavar och mossor) kan behöva ha en area överstigande 0,8 hektar (cirkelyta med radien 50 meter = 0,78 hektar) för att bibehålla lokalklimatet. Även ganska små förändringar i form av förändrade ljus- och fuktighetsförhållanden, till exempel till följd av gallring, kan leda till att arten försvinner till följd av konkurrens med mera ljuskrävande och snabbväxande arter (Skogsstyrelsen, 2022).</w:t>
+      </w:r>
+    </w:p>
+    <w:p>
+      <w:r>
+        <w:t>Vid tillämpning av försiktighetsprincipen enligt 2 kap. 3 § miljöbalken bör sålunda 100–150 meters skyddszon lämnas runt knärotens växtplatser.</w:t>
       </w:r>
     </w:p>
     <w:p>
       <w:pPr>
-        <w:pStyle w:val="Title"/>
+        <w:pStyle w:val="Heading2"/>
       </w:pPr>
       <w:r>
-        <w:t>BILAGA 1 –</w:t>
-        <w:br/>
-        <w:t>Fridlysta och rödlistade arter</w:t>
+        <w:t>Referenser – knärot</w:t>
+      </w:r>
+    </w:p>
+    <w:p>
+      <w:r>
+        <w:t xml:space="preserve">de Graaf M &amp; Roberts M.R., 2009. </w:t>
+      </w:r>
+      <w:r>
+        <w:rPr>
+          <w:i/>
+        </w:rPr>
+        <w:t xml:space="preserve">Short-term response of the herbaceous layer within leave patches after harvest. </w:t>
+      </w:r>
+      <w:r>
+        <w:t>Forest Ecology and Management 257, 1014–1025.</w:t>
+      </w:r>
+    </w:p>
+    <w:p>
+      <w:r>
+        <w:t xml:space="preserve">Halpern, C. B., Halaj, J., Evans, S. A., &amp; Dovciak, M., 2012. </w:t>
+      </w:r>
+      <w:r>
+        <w:rPr>
+          <w:i/>
+        </w:rPr>
+        <w:t xml:space="preserve">Level and pattern of overstory retention interact to shape long-term responses of understories to timber harvest. </w:t>
+      </w:r>
+      <w:r>
+        <w:t>Ecological Applications, 22, 2049–2064.</w:t>
+      </w:r>
+    </w:p>
+    <w:p>
+      <w:r>
+        <w:t>Johansson, V., Jansson, M. och Bergman, K-O</w:t>
+      </w:r>
+      <w:r>
+        <w:rPr>
+          <w:i/>
+        </w:rPr>
+        <w:t>.</w:t>
+      </w:r>
+      <w:r>
+        <w:t>, 2026.</w:t>
+      </w:r>
+      <w:r>
+        <w:rPr>
+          <w:i/>
+        </w:rPr>
+        <w:t xml:space="preserve"> A 30-year population decline of a threatened forest orchid associated with old growth forests</w:t>
+      </w:r>
+      <w:r>
+        <w:t>. Department of Physics, Chemistry and Biology (IFM), Linköping University.</w:t>
+      </w:r>
+    </w:p>
+    <w:p>
+      <w:r>
+        <w:t xml:space="preserve">Johnson, S., 2014. </w:t>
+      </w:r>
+      <w:r>
+        <w:rPr>
+          <w:i/>
+        </w:rPr>
+        <w:t>Retention Forestry as a Conservation Measure for Boreal Forest Ground Vegetation</w:t>
+      </w:r>
+      <w:r>
+        <w:t>. Doktorsavhandling, SLU, Uppsala.</w:t>
+      </w:r>
+    </w:p>
+    <w:p>
+      <w:r>
+        <w:t xml:space="preserve">Koelmeijer, I. A., Ehrlén, J., Jönsson, M., De Frenne, P., Berg, P., Andersson, J., Weibull, H. &amp; Hylander, N. 2022. </w:t>
+      </w:r>
+      <w:r>
+        <w:rPr>
+          <w:i/>
+        </w:rPr>
+        <w:t xml:space="preserve">Interactive effects of drought and edge exposure on old-growth forest understory species. </w:t>
+      </w:r>
+      <w:r>
+        <w:t>Landscape Ecology, 37, sid 1839–1853.</w:t>
+      </w:r>
+    </w:p>
+    <w:p>
+      <w:r>
+        <w:t xml:space="preserve">Rudolphi, J., Jönsson, M. T., &amp; Gustafsson, L., 2014. </w:t>
+      </w:r>
+      <w:r>
+        <w:rPr>
+          <w:i/>
+        </w:rPr>
+        <w:t xml:space="preserve">Biological legacies buffer local species extinction after logging. </w:t>
+      </w:r>
+      <w:r>
+        <w:t>Journal of Applied Ecology. 51, 53–62.</w:t>
+      </w:r>
+    </w:p>
+    <w:p>
+      <w:r>
+        <w:t xml:space="preserve">Sebestyén, L. och Sundberg, S. 2025.  </w:t>
+      </w:r>
+      <w:r>
+        <w:rPr>
+          <w:i/>
+        </w:rPr>
+        <w:t>Påverkan på knärotslokaler från hyggen i närheten.</w:t>
+      </w:r>
+      <w:r>
+        <w:t xml:space="preserve"> DAPHNE 36:1 2025. Botaniska Sällskapet i Stockholm.</w:t>
+      </w:r>
+    </w:p>
+    <w:p>
+      <w:r>
+        <w:t xml:space="preserve">Skogsstyrelsen, 2022. </w:t>
+      </w:r>
+      <w:r>
+        <w:rPr>
+          <w:i/>
+        </w:rPr>
+        <w:t xml:space="preserve">Vägledning för hänsyn till knärot. </w:t>
+      </w:r>
+      <w:r>
+        <w:t>https://www.skogsstyrelsen.se/lag-och-tillsyn/artskydd/vagledningar-och-kunskapsstod-artskydd/vagledning-for-hansyn-till-knarot/.</w:t>
+      </w:r>
+    </w:p>
+    <w:p>
+      <w:r>
+        <w:t xml:space="preserve">SLU Artdatabanken, 2024. </w:t>
+      </w:r>
+      <w:r>
+        <w:rPr>
+          <w:i/>
+        </w:rPr>
+        <w:t xml:space="preserve">Artfaktablad. Naturvård – artfakta. </w:t>
+      </w:r>
+      <w:r>
+        <w:t>SLU Artdatabanken, Uppsala.</w:t>
       </w:r>
     </w:p>
     <w:p>
@@ -593,90 +776,62 @@
         <w:pStyle w:val="Heading1"/>
       </w:pPr>
       <w:r>
-        <w:t>Knärot – ekologi samt krav på livsmiljön</w:t>
+        <w:t>Lunglav – ekologi samt krav på livsmiljön</w:t>
       </w:r>
     </w:p>
     <w:p>
       <w:r>
-        <w:t xml:space="preserve">Knärot är typisk art för </w:t>
+        <w:t xml:space="preserve">Lunglav (NT) är en av vårt lands främsta signalarter som överallt indikerar gamla lövträd, skogsbestånd med höga naturvärden och ekosystem med lång skoglig kontinuitet. Lokalt kan förekomsten vara mycket riklig men den hittas nästan enbart i gamla och ej slutavverkade skogar. Artens samtliga förekomster bör uppmärksammas från naturvårdssynpunkt, då många lokaler även hyser andra ovanliga och rödlistade arter, däribland de sällsynta lavparasiterna lunglavshårprick (CR), </w:t>
       </w:r>
       <w:r>
         <w:rPr>
           <w:i/>
         </w:rPr>
-        <w:t xml:space="preserve">9010 Taiga </w:t>
-      </w:r>
-      <w:r>
-        <w:t>och</w:t>
+        <w:t>Abrothallus diederichii</w:t>
+      </w:r>
+      <w:r>
+        <w:t xml:space="preserve"> (VU), </w:t>
       </w:r>
       <w:r>
         <w:rPr>
           <w:i/>
         </w:rPr>
-        <w:t xml:space="preserve"> 9050 Näringsrik granskog</w:t>
-      </w:r>
-      <w:r>
-        <w:t>, fridlyst enligt 8 och 15 §§ artskyddsförordningen och klassad som sårbar (VU) enligt rödlistan 2020. Knärot är beroende av hög och jämn luftfuktighet i gamla, ostörda skogsmiljöer och är känslig för snabba förändringar av ljus-/vindförhållanden eller uttorkning. På grund av ett alltför intensivt skogsbruk har den minskat med 40 (25–50) % under de senaste 60 åren och i framtiden bedöms minskningstakten uppgå till 30 (20–40) %. Till följd av att arten har en dokumenterat högre minskningstakt i förhållande till sin generationstid än vad som tidigare varit känt (data från Riksskogstaxeringen) höjdes den till hotkategori sårbar (VU) i rödlistan 2020 (SLU Artdatabanken, 2024).</w:t>
-      </w:r>
-    </w:p>
-    <w:p>
-      <w:r>
-        <w:t>En analys av 79 floraväktarlokaler åren 1990–2015 vilka återbesökts under 2020–2024 visade på en tydlig negativ påverkan på knärotsförekomster från större hyggen i närområdet (inom 150–200 m) vilket indikerar att kanteffekter har en stor påverkan på populationerna. Resultaten bekräftar knärotens känslighet för kanteffekter och visar vikten av att skydda större skogsbestånd för att bevara arten. Om det blir höga andelar (&gt;30%) hyggen inom 200 meter från en knärotsförekomst så ökar risken för att en knärotspopulation dör ut och det verkar det behövas någonstans mellan 100 och 150 meters skyddszon för att bevara arten på lång sikt (Sebestyén &amp; Sundberg, 2025). Detta stöds även av en studie (Johansson et al, 2026) baserad på data från Riksskogstaxeringen som visar att knäroten minskat med 66 % under perioden 1993–2022 samt att det finns en stark korrelation mellan minskande arealer kontinuitetsskog och lokal utdöenderisk. Knäroten uppvisade en mycket låg koloniseringsgrad (0,7 % över 10 år) i kombination med hög lokal utrotningsrisk (75,2 %), där utrotningssannolikheten ökade kraftigt när arealen kontinuitetsskog minskade mellan undersökningar, t.ex. på grund av kalhyggesbruk (Johansson et al., 2026).</w:t>
-      </w:r>
-    </w:p>
-    <w:p>
-      <w:r>
-        <w:t xml:space="preserve">Samuel Johnsons doktorsavhandling </w:t>
+        <w:t>Abrothallus lobariae</w:t>
+      </w:r>
+      <w:r>
+        <w:t xml:space="preserve"> (VU), </w:t>
       </w:r>
       <w:r>
         <w:rPr>
           <w:i/>
         </w:rPr>
-        <w:t>“Retention Forestry as a Conservation Measure for Boreal Forest Ground Vegetation”</w:t>
-      </w:r>
-      <w:r>
-        <w:t xml:space="preserve"> (SLU, Uppsala 2014) visar att det krävs väl tilltagna skyddszoner för att knärotens växtplatser inte ska ta skada av skogsbruksåtgärder i intilliggande områden: </w:t>
+        <w:t>Calycina lobariae</w:t>
+      </w:r>
+      <w:r>
+        <w:t xml:space="preserve"> (VU), lunglavsknapp (VU) och skrovelmössing (VU), som växer på lunglav. Rikliga förekomster med lunglav bör skyddas med biotopskydd, frivilliga avsättningar eller reservat (SLU Artdatabanken, 2026; Nitare &amp; Skogsstyrelsen, 2019).</w:t>
+      </w:r>
+    </w:p>
+    <w:p>
+      <w:r>
+        <w:t xml:space="preserve">Lunglav är typisk art för </w:t>
       </w:r>
       <w:r>
         <w:rPr>
           <w:i/>
         </w:rPr>
-        <w:t xml:space="preserve">“Study III shows that retention patches smaller than 0.5 ha do not lifeboat the sensitive forest herb G. repens, a species that depend on stable microclimatic conditions typical for intact forest stands.” </w:t>
-      </w:r>
-      <w:r>
-        <w:t xml:space="preserve">Vidare </w:t>
+        <w:t>9010 Taiga, 9020 Nordlig ädellövskog, 9110 Näringsfattig bokskog, 9130 Näringsrik bokskog, 9160 Näringsrik ekskog, 9180 Ädellövskog i branter, 9190 Näringsfattig ekskog, 9070 Trädklädd betesmark, 9040 Fjällbjörkskog</w:t>
+      </w:r>
+      <w:r>
+        <w:t xml:space="preserve"> och</w:t>
       </w:r>
       <w:r>
         <w:rPr>
           <w:i/>
         </w:rPr>
-        <w:t>“More sensitive forest species are not lifeboated in retention patches ranging from 0.05 to 0.5 ha (Papers II &amp; III).”</w:t>
-      </w:r>
-    </w:p>
-    <w:p>
-      <w:r>
-        <w:t xml:space="preserve">Johnsons (2014) rekommendation på minst 50 meters breda skyddszoner runt knärotens växtplatser motsvarar en areal på 0,78 hektar, vilket ligger i linje med andra studier som gjorts på känsliga skogsarter: </w:t>
-      </w:r>
-      <w:r>
-        <w:rPr>
-          <w:i/>
-        </w:rPr>
-        <w:t>“In study III I also show that translocated specimens of G. repens survives well in mature forests at least 50 m from the nearest edge to an open area. Moreover, measures of temperature and humidity show that such distances from an open area is far enough to offer a microclimate that is more stable compared to what present in retention patches of around 0.1 ha. This means that the very centre of a circular patch with radius 50 m (equals a size of 0.78 ha) should offer conditions similar to interior forest and would perhaps be a suitable habitat for G. repens and similar species. Previous studies from both North America and Sweden have also concluded that patches between 0.5 and one ha are sufficient for preserving interior forest vegetation as well as sensitive lichens and bryophytes (de Graaf &amp; Roberts 2009; Halpern et al. 2012; Rudolphi et al. 2014).”</w:t>
-      </w:r>
-    </w:p>
-    <w:p>
-      <w:r>
-        <w:t>Ytterligare en studie (Koelmeijer m.fl., 2022) inkluderar knärotens skyddsbehov. I uppsatsen berörs problemet med uttorkning för växter, bl.a. för knärot, ett problem som blivit accentuerat på grund av den pågående klimatförändringen och torra somrar, t.ex. den exceptionellt torra sommaren 2018. I uppsatsen undersöks områden med tre olika avstånd från kalhyggeskant med avseende på skydd bl.a. för knärot. Det första området har avstånd upp till 20 m från hyggeskant (Strong edge effect), det andra 20–40 m från hyggeskant (Weak edge effect) och det tredje avser större avstånd från hyggeskant, där kanteffekten anses vara försumbar (Interior). Ett resultat var att man fann stor eller mycket stor uttorkningseffekt på känsliga och rödlistade skogsarter vid de kortare avstånden till hyggeskant, medan effekt av uttorkning inte konstaterades på större avstånd (Interior). För orkidén knärot fann man en rik förekomst (upp till 0,06 dm2/m2) på stort avstånd från hyggeskant (Interior), medan förekomsten var liten eller närmast försumbar i de områden som klassificerades som Weak edge effect respektive Strong edge effect. Arbetet påpekar att de allt oftare förekommande torra somrarna ger ytterligare skäl att utöka skyddsavståndet från hyggen till den fuktkrävande arten knärot (Koelmeijer m.fl., 2022).</w:t>
-      </w:r>
-    </w:p>
-    <w:p>
-      <w:r>
-        <w:t>Även Skogsstyrelsens egen vägledning för hänsyn till knärot ligger i linje med ovanstående forskningsstudier. Av vägledningen framgår det att för med hög sannolikhet kunna bevara befintliga förekomster krävs relativt stora avsättningar av uppvuxen skog med slutet och relativt tätt kronskikt. Som riktlinje kan krävas ett avstånd på 50 meter in från brynet för att vidmakthålla ett fungerande mikroklimat. Detta innebär att fristående hänsynsytor för många arter (kärlväxter, lavar och mossor) kan behöva ha en area överstigande 0,8 hektar (cirkelyta med radien 50 meter = 0,78 hektar) för att bibehålla lokalklimatet. Även ganska små förändringar i form av förändrade ljus- och fuktighetsförhållanden, till exempel till följd av gallring, kan leda till att arten försvinner till följd av konkurrens med mera ljuskrävande och snabbväxande arter (Skogsstyrelsen, 2022).</w:t>
-      </w:r>
-    </w:p>
-    <w:p>
-      <w:r>
-        <w:t>Vid tillämpning av försiktighetsprincipen enligt 2 kap. 3 § miljöbalken bör sålunda 100–150 meters skyddszon lämnas runt knärotens växtplatser.</w:t>
+        <w:t xml:space="preserve"> 6530 Lövängar</w:t>
+      </w:r>
+      <w:r>
+        <w:t xml:space="preserve"> (SLU Artdatabanken, 2026).</w:t>
       </w:r>
     </w:p>
     <w:p>
@@ -684,133 +839,26 @@
         <w:pStyle w:val="Heading2"/>
       </w:pPr>
       <w:r>
-        <w:t>Referenser – knärot</w:t>
+        <w:t>Referenser – lunglav</w:t>
       </w:r>
     </w:p>
     <w:p>
       <w:r>
-        <w:t xml:space="preserve">de Graaf M &amp; Roberts M.R., 2009. </w:t>
+        <w:t xml:space="preserve">Nitare, J. och Skogsstyrelsen, 2019. </w:t>
       </w:r>
       <w:r>
         <w:rPr>
           <w:i/>
         </w:rPr>
-        <w:t xml:space="preserve">Short-term response of the herbaceous layer within leave patches after harvest. </w:t>
-      </w:r>
-      <w:r>
-        <w:t>Forest Ecology and Management 257, 1014–1025.</w:t>
+        <w:t xml:space="preserve">Skyddsvärd skog – Naturvårdsarter och andra kriterier för naturvärdesbedömning. </w:t>
+      </w:r>
+      <w:r>
+        <w:t>Skogsstyrelsen.</w:t>
       </w:r>
     </w:p>
     <w:p>
       <w:r>
-        <w:t xml:space="preserve">Halpern, C. B., Halaj, J., Evans, S. A., &amp; Dovciak, M., 2012. </w:t>
-      </w:r>
-      <w:r>
-        <w:rPr>
-          <w:i/>
-        </w:rPr>
-        <w:t xml:space="preserve">Level and pattern of overstory retention interact to shape long-term responses of understories to timber harvest. </w:t>
-      </w:r>
-      <w:r>
-        <w:t>Ecological Applications, 22, 2049–2064.</w:t>
-      </w:r>
-    </w:p>
-    <w:p>
-      <w:r>
-        <w:t>Johansson, V., Jansson, M. och Bergman, K-O</w:t>
-      </w:r>
-      <w:r>
-        <w:rPr>
-          <w:i/>
-        </w:rPr>
-        <w:t>.</w:t>
-      </w:r>
-      <w:r>
-        <w:t>, 2026.</w:t>
-      </w:r>
-      <w:r>
-        <w:rPr>
-          <w:i/>
-        </w:rPr>
-        <w:t xml:space="preserve"> A 30-year population decline of a threatened forest orchid associated with old growth forests</w:t>
-      </w:r>
-      <w:r>
-        <w:t>. Department of Physics, Chemistry and Biology (IFM), Linköping University.</w:t>
-      </w:r>
-    </w:p>
-    <w:p>
-      <w:r>
-        <w:t xml:space="preserve">Johnson, S., 2014. </w:t>
-      </w:r>
-      <w:r>
-        <w:rPr>
-          <w:i/>
-        </w:rPr>
-        <w:t>Retention Forestry as a Conservation Measure for Boreal Forest Ground Vegetation</w:t>
-      </w:r>
-      <w:r>
-        <w:t>. Doktorsavhandling, SLU, Uppsala.</w:t>
-      </w:r>
-    </w:p>
-    <w:p>
-      <w:r>
-        <w:t xml:space="preserve">Koelmeijer, I. A., Ehrlén, J., Jönsson, M., De Frenne, P., Berg, P., Andersson, J., Weibull, H. &amp; Hylander, N. 2022. </w:t>
-      </w:r>
-      <w:r>
-        <w:rPr>
-          <w:i/>
-        </w:rPr>
-        <w:t xml:space="preserve">Interactive effects of drought and edge exposure on old-growth forest understory species. </w:t>
-      </w:r>
-      <w:r>
-        <w:t>Landscape Ecology, 37, sid 1839–1853.</w:t>
-      </w:r>
-    </w:p>
-    <w:p>
-      <w:r>
-        <w:t xml:space="preserve">Rudolphi, J., Jönsson, M. T., &amp; Gustafsson, L., 2014. </w:t>
-      </w:r>
-      <w:r>
-        <w:rPr>
-          <w:i/>
-        </w:rPr>
-        <w:t xml:space="preserve">Biological legacies buffer local species extinction after logging. </w:t>
-      </w:r>
-      <w:r>
-        <w:t>Journal of Applied Ecology. 51, 53–62.</w:t>
-      </w:r>
-    </w:p>
-    <w:p>
-      <w:r>
-        <w:t xml:space="preserve">Sebestyén, L. och Sundberg, S. 2025.  </w:t>
-      </w:r>
-      <w:r>
-        <w:rPr>
-          <w:i/>
-        </w:rPr>
-        <w:t>Påverkan på knärotslokaler från hyggen i närheten.</w:t>
-      </w:r>
-      <w:r>
-        <w:t xml:space="preserve"> DAPHNE 36:1 2025. Botaniska Sällskapet i Stockholm.</w:t>
-      </w:r>
-    </w:p>
-    <w:p>
-      <w:r>
-        <w:t xml:space="preserve">Skogsstyrelsen, 2022. </w:t>
-      </w:r>
-      <w:r>
-        <w:rPr>
-          <w:i/>
-        </w:rPr>
-        <w:t xml:space="preserve">Vägledning för hänsyn till knärot. </w:t>
-      </w:r>
-      <w:r>
-        <w:t>https://www.skogsstyrelsen.se/lag-och-tillsyn/artskydd/vagledningar-och-kunskapsstod-artskydd/vagledning-for-hansyn-till-knarot/.</w:t>
-      </w:r>
-    </w:p>
-    <w:p>
-      <w:r>
-        <w:t xml:space="preserve">SLU Artdatabanken, 2024. </w:t>
+        <w:t xml:space="preserve">SLU Artdatabanken, 2026. </w:t>
       </w:r>
       <w:r>
         <w:rPr>
@@ -820,306 +868,6 @@
       </w:r>
       <w:r>
         <w:t>SLU Artdatabanken, Uppsala.</w:t>
-      </w:r>
-    </w:p>
-    <w:p>
-      <w:pPr>
-        <w:pStyle w:val="Heading1"/>
-      </w:pPr>
-      <w:r>
-        <w:t>Lunglav – ekologi samt krav på livsmiljön</w:t>
-      </w:r>
-    </w:p>
-    <w:p>
-      <w:r>
-        <w:t xml:space="preserve">Lunglav (NT) är en av vårt lands främsta signalarter som överallt indikerar gamla lövträd, skogsbestånd med höga naturvärden och ekosystem med lång skoglig kontinuitet. Lokalt kan förekomsten vara mycket riklig men den hittas nästan enbart i gamla och ej slutavverkade skogar. Artens samtliga förekomster bör uppmärksammas från naturvårdssynpunkt, då många lokaler även hyser andra ovanliga och rödlistade arter, däribland de sällsynta lavparasiterna lunglavshårprick (CR), </w:t>
-      </w:r>
-      <w:r>
-        <w:rPr>
-          <w:i/>
-        </w:rPr>
-        <w:t>Abrothallus diederichii</w:t>
-      </w:r>
-      <w:r>
-        <w:t xml:space="preserve"> (VU), </w:t>
-      </w:r>
-      <w:r>
-        <w:rPr>
-          <w:i/>
-        </w:rPr>
-        <w:t>Abrothallus lobariae</w:t>
-      </w:r>
-      <w:r>
-        <w:t xml:space="preserve"> (VU), </w:t>
-      </w:r>
-      <w:r>
-        <w:rPr>
-          <w:i/>
-        </w:rPr>
-        <w:t>Calycina lobariae</w:t>
-      </w:r>
-      <w:r>
-        <w:t xml:space="preserve"> (VU), lunglavsknapp (VU) och skrovelmössing (VU), som växer på lunglav. Rikliga förekomster med lunglav bör skyddas med biotopskydd, frivilliga avsättningar eller reservat (SLU Artdatabanken, 2026; Nitare &amp; Skogsstyrelsen, 2019).</w:t>
-      </w:r>
-    </w:p>
-    <w:p>
-      <w:r>
-        <w:t xml:space="preserve">Lunglav är typisk art för </w:t>
-      </w:r>
-      <w:r>
-        <w:rPr>
-          <w:i/>
-        </w:rPr>
-        <w:t>9010 Taiga, 9020 Nordlig ädellövskog, 9110 Näringsfattig bokskog, 9130 Näringsrik bokskog, 9160 Näringsrik ekskog, 9180 Ädellövskog i branter, 9190 Näringsfattig ekskog, 9070 Trädklädd betesmark, 9040 Fjällbjörkskog</w:t>
-      </w:r>
-      <w:r>
-        <w:t xml:space="preserve"> och</w:t>
-      </w:r>
-      <w:r>
-        <w:rPr>
-          <w:i/>
-        </w:rPr>
-        <w:t xml:space="preserve"> 6530 Lövängar</w:t>
-      </w:r>
-      <w:r>
-        <w:t xml:space="preserve"> (SLU Artdatabanken, 2026).</w:t>
-      </w:r>
-    </w:p>
-    <w:p>
-      <w:pPr>
-        <w:pStyle w:val="Heading2"/>
-      </w:pPr>
-      <w:r>
-        <w:t>Referenser – lunglav</w:t>
-      </w:r>
-    </w:p>
-    <w:p>
-      <w:r>
-        <w:t xml:space="preserve">Nitare, J. och Skogsstyrelsen, 2019. </w:t>
-      </w:r>
-      <w:r>
-        <w:rPr>
-          <w:i/>
-        </w:rPr>
-        <w:t xml:space="preserve">Skyddsvärd skog – Naturvårdsarter och andra kriterier för naturvärdesbedömning. </w:t>
-      </w:r>
-      <w:r>
-        <w:t>Skogsstyrelsen.</w:t>
-      </w:r>
-    </w:p>
-    <w:p>
-      <w:r>
-        <w:t xml:space="preserve">SLU Artdatabanken, 2026. </w:t>
-      </w:r>
-      <w:r>
-        <w:rPr>
-          <w:i/>
-        </w:rPr>
-        <w:t xml:space="preserve">Artfaktablad. Naturvård – artfakta. </w:t>
-      </w:r>
-      <w:r>
-        <w:t>SLU Artdatabanken, Uppsala.</w:t>
-      </w:r>
-    </w:p>
-    <w:p>
-      <w:pPr>
-        <w:pStyle w:val="Heading1"/>
-      </w:pPr>
-      <w:r>
-        <w:t>Tretåig hackspett – ekologi samt krav på livsmiljön</w:t>
-      </w:r>
-    </w:p>
-    <w:p>
-      <w:r>
-        <w:t xml:space="preserve">Tretåig hackspett (NT) är fridlyst enligt §4 Artskyddsförordningen och finns med som prioriterad art i Skogsstyrelsen vägledning för skogsbruket (bilaga 4 till SVL). I vägledningen står bland annat att: </w:t>
-      </w:r>
-      <w:r>
-        <w:rPr>
-          <w:i/>
-        </w:rPr>
-        <w:t xml:space="preserve">“Tretåig hackspett har stora arealkrav och höga krav på sin livsmiljö. Omdaningen av naturskogar till kulturskogar medför en förlust av viktiga miljöer, något som förstärks av ökad fragmentering till följd av avverkningar.” </w:t>
-      </w:r>
-      <w:r>
-        <w:t xml:space="preserve">Vidare att: </w:t>
-      </w:r>
-      <w:r>
-        <w:rPr>
-          <w:i/>
-        </w:rPr>
-        <w:t>“Områden med dokumenterad permanent förekomst i naturskogsmiljöer har vanligen så stora naturvärden att skogsbruk är olämpligt”</w:t>
-      </w:r>
-      <w:r>
-        <w:t xml:space="preserve"> (SLU Artdatabanken, 2024; Skogsstyrelsen, 2016)</w:t>
-      </w:r>
-      <w:r>
-        <w:rPr>
-          <w:i/>
-        </w:rPr>
-        <w:t>.</w:t>
-      </w:r>
-    </w:p>
-    <w:p>
-      <w:r>
-        <w:t>Tretåig hackspett är beroende av större sammanhängande naturskogar med kontinuerlig tillgång och nybildning av död ved och fragmentering av livsmiljöerna utgör ett stort hot mot arten (se exempelvis Stachura-Skierczynska et al., 2009; Wesolowski et al., 2005; Butler et al., 2004; Pakkala et al., 2002; Amcoff et al., 1996; Virkkala, 1991). Det finns studier som visar att naturskogens självgallringsprocess som den tretåiga hackspetten är beroende av, inte kan ersättas med efterlämnad hänsyn i skogsbruket (Imbeau &amp; Desrochers, 2002).</w:t>
-      </w:r>
-    </w:p>
-    <w:p>
-      <w:r>
-        <w:t>Permanenta revir av tretåig hackspett karaktäriseras ofta av artens typiska ringformigt ordnade hackmärken på framför allt gamla granar. För att säkerställa att inte revir av tretåig hackspett drabbas av avverkningsplanerna bör en inventering göras i området både under häckningstid och under vintern, då arten utnyttjar betydligt större områden än under sommarens häckningsrevir. Storleken på häckningsreviret varierar med skogstypen, förekomsten av död ved och graden av fragmentering, men är i allmänhet i storleksordningen 25–100 hektar (SLU Artdatabanken, 2024; Skogsstyrelsen, 2016).</w:t>
-      </w:r>
-    </w:p>
-    <w:p>
-      <w:r>
-        <w:t xml:space="preserve">Förutom fridlysning enligt §4 Artskyddsförordningen är tretåig hackspett även förtecknad i EU:s fågeldirektiv bilaga 1. Den är typisk art för </w:t>
-      </w:r>
-      <w:r>
-        <w:rPr>
-          <w:i/>
-        </w:rPr>
-        <w:t xml:space="preserve">9010 Taiga, 9740 Skogsbevuxen myr, 9030 Landhöjningsskog </w:t>
-      </w:r>
-      <w:r>
-        <w:t xml:space="preserve">och </w:t>
-      </w:r>
-      <w:r>
-        <w:rPr>
-          <w:i/>
-        </w:rPr>
-        <w:t>9040 Fjällbjörkskog</w:t>
-      </w:r>
-      <w:r>
-        <w:t xml:space="preserve"> samt ingår i Natura 2000 och är förtecknad i Bernkonventionen bilaga II (strikt skyddade djurarter) (SLU Artdatabanken, 2024; Skogsstyrelsen, 2016).</w:t>
-      </w:r>
-    </w:p>
-    <w:p>
-      <w:pPr>
-        <w:pStyle w:val="Heading2"/>
-      </w:pPr>
-      <w:r>
-        <w:t>Referenser – tretåig hackspett</w:t>
-      </w:r>
-    </w:p>
-    <w:p>
-      <w:r>
-        <w:t xml:space="preserve">Amcoff, M. &amp; Eriksson, P. 1996. </w:t>
-      </w:r>
-      <w:r>
-        <w:rPr>
-          <w:i/>
-        </w:rPr>
-        <w:t xml:space="preserve">Förekomst av tretåig hackspett Picoides tridactylus på bestånds- och landskapsnivå. </w:t>
-      </w:r>
-      <w:r>
-        <w:t>Ornis Svecica 6: 107–119.</w:t>
-      </w:r>
-    </w:p>
-    <w:p>
-      <w:r>
-        <w:t xml:space="preserve">Butler, R., Angelstam, P., Ekelund, P. &amp; Schlaeffer, R. 2004. </w:t>
-      </w:r>
-      <w:r>
-        <w:rPr>
-          <w:i/>
-        </w:rPr>
-        <w:t xml:space="preserve">Dead wood threshold values for the three-toed woodpecker presence in boreal and sub-Alpine forest. </w:t>
-      </w:r>
-      <w:r>
-        <w:t>Biological conservation 119(3): 305–318.</w:t>
-      </w:r>
-    </w:p>
-    <w:p>
-      <w:r>
-        <w:t xml:space="preserve">Imbeau, L. &amp; Desrochers, A. 2002. </w:t>
-      </w:r>
-      <w:r>
-        <w:rPr>
-          <w:i/>
-        </w:rPr>
-        <w:t xml:space="preserve">Foraging Ecology and Use of Drumming Trees by Three-Toed Woodpeckers. </w:t>
-      </w:r>
-      <w:r>
-        <w:t>The Journal of Wildlife Management. Vol. 66, No. 1 (Jan., 2002), pp. 222–231.</w:t>
-      </w:r>
-    </w:p>
-    <w:p>
-      <w:r>
-        <w:t xml:space="preserve">Pakkala, T., Hanski, I. &amp; Tomppo, E. 2002. </w:t>
-      </w:r>
-      <w:r>
-        <w:rPr>
-          <w:i/>
-        </w:rPr>
-        <w:t xml:space="preserve">Spatial ecology of the three-toed woodpecker in managed forest landscapes. </w:t>
-      </w:r>
-      <w:r>
-        <w:t>Silva Fennica 36(1): 279–288.</w:t>
-      </w:r>
-    </w:p>
-    <w:p>
-      <w:r>
-        <w:t xml:space="preserve">Skogsstyrelsen, 2016. </w:t>
-      </w:r>
-      <w:r>
-        <w:rPr>
-          <w:i/>
-        </w:rPr>
-        <w:t>Vägledning för hänsyn till fåglar – Tretåig hackspett.</w:t>
-      </w:r>
-    </w:p>
-    <w:p>
-      <w:r>
-        <w:t xml:space="preserve">SLU Artdatabanken, 2024. </w:t>
-      </w:r>
-      <w:r>
-        <w:rPr>
-          <w:i/>
-        </w:rPr>
-        <w:t xml:space="preserve">Artfaktablad. Naturvård – artfakta. </w:t>
-      </w:r>
-      <w:r>
-        <w:t>SLU Artdatabanken, Uppsala.</w:t>
-      </w:r>
-    </w:p>
-    <w:p>
-      <w:r>
-        <w:t xml:space="preserve">Stachura-Skierczynska, K., Tumiel, T. &amp; Skierczynski, M. 2009. </w:t>
-      </w:r>
-      <w:r>
-        <w:rPr>
-          <w:i/>
-        </w:rPr>
-        <w:t xml:space="preserve">Habitat prediction model for three-toed woodpecker and its implications for the conservation of biologically valuable forests. </w:t>
-      </w:r>
-      <w:r>
-        <w:t>Forest Ecology and Management 258(5): 697–703.</w:t>
-      </w:r>
-    </w:p>
-    <w:p>
-      <w:r>
-        <w:t xml:space="preserve">Virkkala, R. 1991. </w:t>
-      </w:r>
-      <w:r>
-        <w:rPr>
-          <w:i/>
-        </w:rPr>
-        <w:t xml:space="preserve">Population trends of forest birds in a Finnish Lapland landscape of large habitat blocks – Consequences of stochastic environmental variation or regional habitat alteration. </w:t>
-      </w:r>
-      <w:r>
-        <w:t>Biological conservation 56(2): 223–240.</w:t>
-      </w:r>
-    </w:p>
-    <w:p>
-      <w:r>
-        <w:t xml:space="preserve">Wesolowski, T., Czeszczewik, D. &amp; Rowinski, P. 2005. </w:t>
-      </w:r>
-      <w:r>
-        <w:rPr>
-          <w:i/>
-        </w:rPr>
-        <w:t xml:space="preserve">Effects of forest management on Three-toed Woodpecker Picoides tridactylus distribution in the Bialowieza Forest (NE Poland): conservation implications. </w:t>
-      </w:r>
-      <w:r>
-        <w:t>Acta Ornithologica 40(1): 53–60.</w:t>
       </w:r>
     </w:p>
     <w:p>
@@ -1498,7 +1246,7 @@
     <w:r>
       <w:tab/>
       <w:tab/>
-      <w:t>2026-07-26</w:t>
+      <w:t>2026-07-27</w:t>
       <w:br/>
       <w:br/>
     </w:r>

--- a/tillsyn/A 57473-2024 tillsynsbegäran.docx
+++ b/tillsyn/A 57473-2024 tillsynsbegäran.docx
@@ -1246,7 +1246,7 @@
     <w:r>
       <w:tab/>
       <w:tab/>
-      <w:t>2026-07-27</w:t>
+      <w:t>2026-07-28</w:t>
       <w:br/>
       <w:br/>
     </w:r>

--- a/tillsyn/A 57473-2024 tillsynsbegäran.docx
+++ b/tillsyn/A 57473-2024 tillsynsbegäran.docx
@@ -1246,7 +1246,7 @@
     <w:r>
       <w:tab/>
       <w:tab/>
-      <w:t>2026-07-28</w:t>
+      <w:t>2026-07-29</w:t>
       <w:br/>
       <w:br/>
     </w:r>

--- a/tillsyn/A 57473-2024 tillsynsbegäran.docx
+++ b/tillsyn/A 57473-2024 tillsynsbegäran.docx
@@ -22,7 +22,7 @@
       <w:r>
         <w:drawing>
           <wp:inline xmlns:a="http://schemas.openxmlformats.org/drawingml/2006/main" xmlns:pic="http://schemas.openxmlformats.org/drawingml/2006/picture">
-            <wp:extent cx="4834911" cy="5724000"/>
+            <wp:extent cx="5212577" cy="5724000"/>
             <wp:docPr id="1" name="Picture 1"/>
             <wp:cNvGraphicFramePr>
               <a:graphicFrameLocks noChangeAspect="1"/>
@@ -43,7 +43,7 @@
                   <pic:spPr>
                     <a:xfrm>
                       <a:off x="0" y="0"/>
-                      <a:ext cx="4834911" cy="5724000"/>
+                      <a:ext cx="5212577" cy="5724000"/>
                     </a:xfrm>
                     <a:prstGeom prst="rect"/>
                   </pic:spPr>
@@ -65,7 +65,7 @@
     </w:p>
     <w:p>
       <w:r>
-        <w:t>I och inom 23 meter från avverkningsanmälan finns fynd av 6 naturvårdsarter, varav 5 är rödlistade, 6 är typiska (T) och 1 är signalart (S): garnlav (VU, T), lunglav (NT, T), rosenticka (NT, T), skrovellav (NT, T), ullticka (NT, T) och stor aspticka (S, T). Se Figur 1.</w:t>
+        <w:t>I och inom 23 meter från avverkningsanmälan finns fynd av 7 naturvårdsarter, varav 6 är rödlistade, 1 är fridlyst, 7 är typiska (T) och 1 är signalart (S): garnlav (VU, T), lunglav (NT, T), rosenticka (NT, T), skrovellav (NT, T), tretåig hackspett (NT, T, §4), ullticka (NT, T) och stor aspticka (S, T). Se Figur 1.</w:t>
       </w:r>
     </w:p>
     <w:p>
@@ -370,6 +370,35 @@
         <w:rPr>
           <w:b/>
         </w:rPr>
+        <w:t>Tretåig hackspett (NT, §4)</w:t>
+      </w:r>
+      <w:r>
+        <w:t xml:space="preserve"> är rödlistad som nära hotad och ingår i bilaga 1 i EU:s fågeldirektiv. Tretåig hackspett är för sin överlevnad beroende av kontinuerlig tillförsel av äldre döende och död ved, som sker genom naturliga självgallringsprocesser i äldre grannaturskogar och barrblandade naturskogar. Om en skog genom skogsbruk gallras eller glesas ur så upphör och uteblir i stort sett den naturliga självgallringsprocessen för mycket lång tid framöver vilket omöjliggör upprätthållandet av den kontinuerliga ekologiska funktionen i ett område. Det finns studier som visar att naturskogens självgallringsprocess som den tretåiga hackspetten är beroende av, inte kan ersättas med efterlämnad hänsyn i skogsbruket (Imbeau &amp; Desrochers, 2002). Storleken på häckningsreviret varierar med skogstypen, förekomsten av död ved och graden av fragmentering, men är i allmänhet i storleksordningen 25–100 hektar. Vintertid krävs ofta betydligt större områden och det finns studier som antyder att arten behöver minst 100 hektar äldre skog. I områden med låg bonitet kan det behövas över 200 hektar lämpligt habitat för att ett par ska kunna reproducera sig. Områden med dokumenterad permanent förekomst i naturskogsmiljöer har vanligen så stora naturvärden att skogsbruk är olämpligt. Tretåig hackspett är typisk art för </w:t>
+      </w:r>
+      <w:r>
+        <w:rPr>
+          <w:i/>
+        </w:rPr>
+        <w:t xml:space="preserve">9010 Taiga, 9740 Skogsbevuxen myr, 9030 Landhöjningsskog </w:t>
+      </w:r>
+      <w:r>
+        <w:t xml:space="preserve">och </w:t>
+      </w:r>
+      <w:r>
+        <w:rPr>
+          <w:i/>
+        </w:rPr>
+        <w:t>9040 Fjällbjörkskog</w:t>
+      </w:r>
+      <w:r>
+        <w:t xml:space="preserve"> (Skogsstyrelsen, 2016; SLU Artdatabanken, 2024).</w:t>
+      </w:r>
+    </w:p>
+    <w:p>
+      <w:r>
+        <w:rPr>
+          <w:b/>
+        </w:rPr>
         <w:t>Ullticka (NT)</w:t>
       </w:r>
       <w:r>
@@ -455,17 +484,39 @@
         <w:pStyle w:val="Heading1"/>
       </w:pPr>
       <w:r>
-        <w:t>Typiska arter och EU:s art- och habitatdirektiv</w:t>
+        <w:t>EU:s fågeldirektiv</w:t>
       </w:r>
     </w:p>
     <w:p>
       <w:r>
-        <w:t>Typiska arter används för att lokalisera områden med gynnsam bevarandestatus för de naturtyper som är listade i EU:s art- och habitatdirektiv. Ett exempel är Västlig taiga (EU-kod 9010) som saknar gynnsam bevarandestatus och minskar starkt som naturtyp i Sverige. Naturvårdsverket skriver i sin vägledning för Västlig taiga att dylika miljöer förutsätter normalt att skogarna skyddas långsiktigt, eftersom skogsbruk inte är förenligt med bevarande av naturtypen i gynnsamt tillstånd (Naturvårdsverket, 2011).</w:t>
+        <w:t xml:space="preserve">Europeiska unionens medlemsländer är skyldiga att agera i enlighet med EU:s fågeldirektiv där det uttryckligen står att direktivet gäller för fåglar samt för deras ägg, bon och </w:t>
+      </w:r>
+      <w:r>
+        <w:rPr>
+          <w:b/>
+        </w:rPr>
+        <w:t xml:space="preserve">livsmiljöer </w:t>
+      </w:r>
+      <w:r>
+        <w:t>(artikel 1). Vidare att de åtgärder som vidtas inte får leda till en försämring av den nuvarande situationen beträffande bevarandet av de fågelarter som avses i artikel 1 (artikel 13). Fågeldirektivet är styrande för tillsynsansvariga myndigheters ärendehantering, ställningstaganden och beslutsfattande.</w:t>
       </w:r>
     </w:p>
     <w:p>
-      <w:r>
-        <w:t>Följande typiska arter har sina livsmiljöer och växtplatser i den avverkningsanmälda skogen: garnlav (VU, T), lunglav (NT, T), rosenticka (NT, T), skrovellav (NT, T), ullticka (NT, T) och stor aspticka (S, T).</w:t>
+      <w:pPr>
+        <w:pStyle w:val="Heading1"/>
+      </w:pPr>
+      <w:r>
+        <w:t>Typiska arter och EU:s art- och habitatdirektiv</w:t>
+      </w:r>
+    </w:p>
+    <w:p>
+      <w:r>
+        <w:t>Typiska arter används för att lokalisera områden med gynnsam bevarandestatus för de naturtyper som är listade i EU:s art- och habitatdirektiv. Ett exempel är Västlig taiga (EU-kod 9010) som saknar gynnsam bevarandestatus och minskar starkt som naturtyp i Sverige. Naturvårdsverket skriver i sin vägledning för Västlig taiga att dylika miljöer förutsätter normalt att skogarna skyddas långsiktigt, eftersom skogsbruk inte är förenligt med bevarande av naturtypen i gynnsamt tillstånd (Naturvårdsverket, 2011).</w:t>
+      </w:r>
+    </w:p>
+    <w:p>
+      <w:r>
+        <w:t>Följande typiska arter har sina livsmiljöer och växtplatser i den avverkningsanmälda skogen: garnlav (VU, T), lunglav (NT, T), rosenticka (NT, T), skrovellav (NT, T), tretåig hackspett (NT, T, §4), ullticka (NT, T) och stor aspticka (S, T).</w:t>
       </w:r>
     </w:p>
     <w:p>
@@ -868,6 +919,207 @@
       </w:r>
       <w:r>
         <w:t>SLU Artdatabanken, Uppsala.</w:t>
+      </w:r>
+    </w:p>
+    <w:p>
+      <w:pPr>
+        <w:pStyle w:val="Heading1"/>
+      </w:pPr>
+      <w:r>
+        <w:t>Tretåig hackspett – ekologi samt krav på livsmiljön</w:t>
+      </w:r>
+    </w:p>
+    <w:p>
+      <w:r>
+        <w:t xml:space="preserve">Tretåig hackspett (NT) är fridlyst enligt §4 Artskyddsförordningen och finns med som prioriterad art i Skogsstyrelsen vägledning för skogsbruket (bilaga 4 till SVL). I vägledningen står bland annat att: </w:t>
+      </w:r>
+      <w:r>
+        <w:rPr>
+          <w:i/>
+        </w:rPr>
+        <w:t xml:space="preserve">“Tretåig hackspett har stora arealkrav och höga krav på sin livsmiljö. Omdaningen av naturskogar till kulturskogar medför en förlust av viktiga miljöer, något som förstärks av ökad fragmentering till följd av avverkningar.” </w:t>
+      </w:r>
+      <w:r>
+        <w:t xml:space="preserve">Vidare att: </w:t>
+      </w:r>
+      <w:r>
+        <w:rPr>
+          <w:i/>
+        </w:rPr>
+        <w:t>“Områden med dokumenterad permanent förekomst i naturskogsmiljöer har vanligen så stora naturvärden att skogsbruk är olämpligt”</w:t>
+      </w:r>
+      <w:r>
+        <w:t xml:space="preserve"> (SLU Artdatabanken, 2024; Skogsstyrelsen, 2016)</w:t>
+      </w:r>
+      <w:r>
+        <w:rPr>
+          <w:i/>
+        </w:rPr>
+        <w:t>.</w:t>
+      </w:r>
+    </w:p>
+    <w:p>
+      <w:r>
+        <w:t>Tretåig hackspett är beroende av större sammanhängande naturskogar med kontinuerlig tillgång och nybildning av död ved och fragmentering av livsmiljöerna utgör ett stort hot mot arten (se exempelvis Stachura-Skierczynska et al., 2009; Wesolowski et al., 2005; Butler et al., 2004; Pakkala et al., 2002; Amcoff et al., 1996; Virkkala, 1991). Det finns studier som visar att naturskogens självgallringsprocess som den tretåiga hackspetten är beroende av, inte kan ersättas med efterlämnad hänsyn i skogsbruket (Imbeau &amp; Desrochers, 2002).</w:t>
+      </w:r>
+    </w:p>
+    <w:p>
+      <w:r>
+        <w:t>Permanenta revir av tretåig hackspett karaktäriseras ofta av artens typiska ringformigt ordnade hackmärken på framför allt gamla granar. För att säkerställa att inte revir av tretåig hackspett drabbas av avverkningsplanerna bör en inventering göras i området både under häckningstid och under vintern, då arten utnyttjar betydligt större områden än under sommarens häckningsrevir. Storleken på häckningsreviret varierar med skogstypen, förekomsten av död ved och graden av fragmentering, men är i allmänhet i storleksordningen 25–100 hektar (SLU Artdatabanken, 2024; Skogsstyrelsen, 2016).</w:t>
+      </w:r>
+    </w:p>
+    <w:p>
+      <w:r>
+        <w:t xml:space="preserve">Förutom fridlysning enligt §4 Artskyddsförordningen är tretåig hackspett även förtecknad i EU:s fågeldirektiv bilaga 1. Den är typisk art för </w:t>
+      </w:r>
+      <w:r>
+        <w:rPr>
+          <w:i/>
+        </w:rPr>
+        <w:t xml:space="preserve">9010 Taiga, 9740 Skogsbevuxen myr, 9030 Landhöjningsskog </w:t>
+      </w:r>
+      <w:r>
+        <w:t xml:space="preserve">och </w:t>
+      </w:r>
+      <w:r>
+        <w:rPr>
+          <w:i/>
+        </w:rPr>
+        <w:t>9040 Fjällbjörkskog</w:t>
+      </w:r>
+      <w:r>
+        <w:t xml:space="preserve"> samt ingår i Natura 2000 och är förtecknad i Bernkonventionen bilaga II (strikt skyddade djurarter) (SLU Artdatabanken, 2024; Skogsstyrelsen, 2016).</w:t>
+      </w:r>
+    </w:p>
+    <w:p>
+      <w:pPr>
+        <w:pStyle w:val="Heading2"/>
+      </w:pPr>
+      <w:r>
+        <w:t>Referenser – tretåig hackspett</w:t>
+      </w:r>
+    </w:p>
+    <w:p>
+      <w:r>
+        <w:t xml:space="preserve">Amcoff, M. &amp; Eriksson, P. 1996. </w:t>
+      </w:r>
+      <w:r>
+        <w:rPr>
+          <w:i/>
+        </w:rPr>
+        <w:t xml:space="preserve">Förekomst av tretåig hackspett Picoides tridactylus på bestånds- och landskapsnivå. </w:t>
+      </w:r>
+      <w:r>
+        <w:t>Ornis Svecica 6: 107–119.</w:t>
+      </w:r>
+    </w:p>
+    <w:p>
+      <w:r>
+        <w:t xml:space="preserve">Butler, R., Angelstam, P., Ekelund, P. &amp; Schlaeffer, R. 2004. </w:t>
+      </w:r>
+      <w:r>
+        <w:rPr>
+          <w:i/>
+        </w:rPr>
+        <w:t xml:space="preserve">Dead wood threshold values for the three-toed woodpecker presence in boreal and sub-Alpine forest. </w:t>
+      </w:r>
+      <w:r>
+        <w:t>Biological conservation 119(3): 305–318.</w:t>
+      </w:r>
+    </w:p>
+    <w:p>
+      <w:r>
+        <w:t xml:space="preserve">Imbeau, L. &amp; Desrochers, A. 2002. </w:t>
+      </w:r>
+      <w:r>
+        <w:rPr>
+          <w:i/>
+        </w:rPr>
+        <w:t xml:space="preserve">Foraging Ecology and Use of Drumming Trees by Three-Toed Woodpeckers. </w:t>
+      </w:r>
+      <w:r>
+        <w:t>The Journal of Wildlife Management. Vol. 66, No. 1 (Jan., 2002), pp. 222–231.</w:t>
+      </w:r>
+    </w:p>
+    <w:p>
+      <w:r>
+        <w:t xml:space="preserve">Pakkala, T., Hanski, I. &amp; Tomppo, E. 2002. </w:t>
+      </w:r>
+      <w:r>
+        <w:rPr>
+          <w:i/>
+        </w:rPr>
+        <w:t xml:space="preserve">Spatial ecology of the three-toed woodpecker in managed forest landscapes. </w:t>
+      </w:r>
+      <w:r>
+        <w:t>Silva Fennica 36(1): 279–288.</w:t>
+      </w:r>
+    </w:p>
+    <w:p>
+      <w:r>
+        <w:t xml:space="preserve">Skogsstyrelsen, 2016. </w:t>
+      </w:r>
+      <w:r>
+        <w:rPr>
+          <w:i/>
+        </w:rPr>
+        <w:t>Vägledning för hänsyn till fåglar – Tretåig hackspett.</w:t>
+      </w:r>
+    </w:p>
+    <w:p>
+      <w:r>
+        <w:t xml:space="preserve">SLU Artdatabanken, 2024. </w:t>
+      </w:r>
+      <w:r>
+        <w:rPr>
+          <w:i/>
+        </w:rPr>
+        <w:t xml:space="preserve">Artfaktablad. Naturvård – artfakta. </w:t>
+      </w:r>
+      <w:r>
+        <w:t>SLU Artdatabanken, Uppsala.</w:t>
+      </w:r>
+    </w:p>
+    <w:p>
+      <w:r>
+        <w:t xml:space="preserve">Stachura-Skierczynska, K., Tumiel, T. &amp; Skierczynski, M. 2009. </w:t>
+      </w:r>
+      <w:r>
+        <w:rPr>
+          <w:i/>
+        </w:rPr>
+        <w:t xml:space="preserve">Habitat prediction model for three-toed woodpecker and its implications for the conservation of biologically valuable forests. </w:t>
+      </w:r>
+      <w:r>
+        <w:t>Forest Ecology and Management 258(5): 697–703.</w:t>
+      </w:r>
+    </w:p>
+    <w:p>
+      <w:r>
+        <w:t xml:space="preserve">Virkkala, R. 1991. </w:t>
+      </w:r>
+      <w:r>
+        <w:rPr>
+          <w:i/>
+        </w:rPr>
+        <w:t xml:space="preserve">Population trends of forest birds in a Finnish Lapland landscape of large habitat blocks – Consequences of stochastic environmental variation or regional habitat alteration. </w:t>
+      </w:r>
+      <w:r>
+        <w:t>Biological conservation 56(2): 223–240.</w:t>
+      </w:r>
+    </w:p>
+    <w:p>
+      <w:r>
+        <w:t xml:space="preserve">Wesolowski, T., Czeszczewik, D. &amp; Rowinski, P. 2005. </w:t>
+      </w:r>
+      <w:r>
+        <w:rPr>
+          <w:i/>
+        </w:rPr>
+        <w:t xml:space="preserve">Effects of forest management on Three-toed Woodpecker Picoides tridactylus distribution in the Bialowieza Forest (NE Poland): conservation implications. </w:t>
+      </w:r>
+      <w:r>
+        <w:t>Acta Ornithologica 40(1): 53–60.</w:t>
       </w:r>
     </w:p>
     <w:p>
@@ -1246,7 +1498,7 @@
     <w:r>
       <w:tab/>
       <w:tab/>
-      <w:t>2026-07-29</w:t>
+      <w:t>2026-07-30</w:t>
       <w:br/>
       <w:br/>
     </w:r>

--- a/tillsyn/A 57473-2024 tillsynsbegäran.docx
+++ b/tillsyn/A 57473-2024 tillsynsbegäran.docx
@@ -1498,7 +1498,7 @@
     <w:r>
       <w:tab/>
       <w:tab/>
-      <w:t>2026-07-30</w:t>
+      <w:t>2026-07-31</w:t>
       <w:br/>
       <w:br/>
     </w:r>

--- a/tillsyn/A 57473-2024 tillsynsbegäran.docx
+++ b/tillsyn/A 57473-2024 tillsynsbegäran.docx
@@ -1498,7 +1498,7 @@
     <w:r>
       <w:tab/>
       <w:tab/>
-      <w:t>2026-07-31</w:t>
+      <w:t>2026-08-01</w:t>
       <w:br/>
       <w:br/>
     </w:r>

--- a/tillsyn/A 57473-2024 tillsynsbegäran.docx
+++ b/tillsyn/A 57473-2024 tillsynsbegäran.docx
@@ -1498,7 +1498,7 @@
     <w:r>
       <w:tab/>
       <w:tab/>
-      <w:t>2026-08-01</w:t>
+      <w:t>2026-08-02</w:t>
       <w:br/>
       <w:br/>
     </w:r>

--- a/tillsyn/A 57473-2024 tillsynsbegäran.docx
+++ b/tillsyn/A 57473-2024 tillsynsbegäran.docx
@@ -1498,7 +1498,7 @@
     <w:r>
       <w:tab/>
       <w:tab/>
-      <w:t>2026-08-02</w:t>
+      <w:t>2026-08-03</w:t>
       <w:br/>
       <w:br/>
     </w:r>

--- a/tillsyn/A 57473-2024 tillsynsbegäran.docx
+++ b/tillsyn/A 57473-2024 tillsynsbegäran.docx
@@ -22,7 +22,7 @@
       <w:r>
         <w:drawing>
           <wp:inline xmlns:a="http://schemas.openxmlformats.org/drawingml/2006/main" xmlns:pic="http://schemas.openxmlformats.org/drawingml/2006/picture">
-            <wp:extent cx="5212577" cy="5724000"/>
+            <wp:extent cx="4834911" cy="5724000"/>
             <wp:docPr id="1" name="Picture 1"/>
             <wp:cNvGraphicFramePr>
               <a:graphicFrameLocks noChangeAspect="1"/>
@@ -43,7 +43,7 @@
                   <pic:spPr>
                     <a:xfrm>
                       <a:off x="0" y="0"/>
-                      <a:ext cx="5212577" cy="5724000"/>
+                      <a:ext cx="4834911" cy="5724000"/>
                     </a:xfrm>
                     <a:prstGeom prst="rect"/>
                   </pic:spPr>
@@ -65,7 +65,7 @@
     </w:p>
     <w:p>
       <w:r>
-        <w:t>I och inom 23 meter från avverkningsanmälan finns fynd av 7 naturvårdsarter, varav 6 är rödlistade, 1 är fridlyst, 7 är typiska (T) och 1 är signalart (S): garnlav (VU, T), lunglav (NT, T), rosenticka (NT, T), skrovellav (NT, T), tretåig hackspett (NT, T, §4), ullticka (NT, T) och stor aspticka (S, T). Se Figur 1.</w:t>
+        <w:t>I och inom 23 meter från avverkningsanmälan finns fynd av 6 naturvårdsarter, varav 5 är rödlistade, 6 är typiska (T) och 1 är signalart (S): garnlav (VU, T), lunglav (NT, T), rosenticka (NT, T), skrovellav (NT, T), ullticka (NT, T) och stor aspticka (S, T). Se Figur 1.</w:t>
       </w:r>
     </w:p>
     <w:p>
@@ -370,35 +370,6 @@
         <w:rPr>
           <w:b/>
         </w:rPr>
-        <w:t>Tretåig hackspett (NT, §4)</w:t>
-      </w:r>
-      <w:r>
-        <w:t xml:space="preserve"> är rödlistad som nära hotad och ingår i bilaga 1 i EU:s fågeldirektiv. Tretåig hackspett är för sin överlevnad beroende av kontinuerlig tillförsel av äldre döende och död ved, som sker genom naturliga självgallringsprocesser i äldre grannaturskogar och barrblandade naturskogar. Om en skog genom skogsbruk gallras eller glesas ur så upphör och uteblir i stort sett den naturliga självgallringsprocessen för mycket lång tid framöver vilket omöjliggör upprätthållandet av den kontinuerliga ekologiska funktionen i ett område. Det finns studier som visar att naturskogens självgallringsprocess som den tretåiga hackspetten är beroende av, inte kan ersättas med efterlämnad hänsyn i skogsbruket (Imbeau &amp; Desrochers, 2002). Storleken på häckningsreviret varierar med skogstypen, förekomsten av död ved och graden av fragmentering, men är i allmänhet i storleksordningen 25–100 hektar. Vintertid krävs ofta betydligt större områden och det finns studier som antyder att arten behöver minst 100 hektar äldre skog. I områden med låg bonitet kan det behövas över 200 hektar lämpligt habitat för att ett par ska kunna reproducera sig. Områden med dokumenterad permanent förekomst i naturskogsmiljöer har vanligen så stora naturvärden att skogsbruk är olämpligt. Tretåig hackspett är typisk art för </w:t>
-      </w:r>
-      <w:r>
-        <w:rPr>
-          <w:i/>
-        </w:rPr>
-        <w:t xml:space="preserve">9010 Taiga, 9740 Skogsbevuxen myr, 9030 Landhöjningsskog </w:t>
-      </w:r>
-      <w:r>
-        <w:t xml:space="preserve">och </w:t>
-      </w:r>
-      <w:r>
-        <w:rPr>
-          <w:i/>
-        </w:rPr>
-        <w:t>9040 Fjällbjörkskog</w:t>
-      </w:r>
-      <w:r>
-        <w:t xml:space="preserve"> (Skogsstyrelsen, 2016; SLU Artdatabanken, 2024).</w:t>
-      </w:r>
-    </w:p>
-    <w:p>
-      <w:r>
-        <w:rPr>
-          <w:b/>
-        </w:rPr>
         <w:t>Ullticka (NT)</w:t>
       </w:r>
       <w:r>
@@ -484,21 +455,86 @@
         <w:pStyle w:val="Heading1"/>
       </w:pPr>
       <w:r>
-        <w:t>EU:s fågeldirektiv</w:t>
+        <w:t>Typiska arter och EU:s art- och habitatdirektiv</w:t>
       </w:r>
     </w:p>
     <w:p>
       <w:r>
-        <w:t xml:space="preserve">Europeiska unionens medlemsländer är skyldiga att agera i enlighet med EU:s fågeldirektiv där det uttryckligen står att direktivet gäller för fåglar samt för deras ägg, bon och </w:t>
+        <w:t>Typiska arter används för att lokalisera områden med gynnsam bevarandestatus för de naturtyper som är listade i EU:s art- och habitatdirektiv. Ett exempel är Västlig taiga (EU-kod 9010) som saknar gynnsam bevarandestatus och minskar starkt som naturtyp i Sverige. Naturvårdsverket skriver i sin vägledning för Västlig taiga att dylika miljöer förutsätter normalt att skogarna skyddas långsiktigt, eftersom skogsbruk inte är förenligt med bevarande av naturtypen i gynnsamt tillstånd (Naturvårdsverket, 2011).</w:t>
+      </w:r>
+    </w:p>
+    <w:p>
+      <w:r>
+        <w:t>Följande typiska arter har sina livsmiljöer och växtplatser i den avverkningsanmälda skogen: garnlav (VU, T), lunglav (NT, T), rosenticka (NT, T), skrovellav (NT, T), ullticka (NT, T) och stor aspticka (S, T).</w:t>
+      </w:r>
+    </w:p>
+    <w:p>
+      <w:r>
+        <w:t>Enligt Sveriges Artikel 17 rapportering 2013 och 2019 till EU, har naturtypen Västlig taiga (9010) dålig bevarandestatus med negativ trend inom Sveriges boreala region. Skogsbruksåtgärder som avverkning, röjning och gallring pekas ut som några av de främst bidragande orsakerna till naturtypens dåliga status och negativa trend (SLU Artdatabanken, 2019). I EU:s uppföljning av tillståndet för naturtyperna i Skandinavien 2013 – 2018 framgår det att i den boreala regionen är tillståndet så dåligt för Västlig taiga (9010) att habitatet löper allvarlig risk att försvinna regionalt (EEA, 2022). Det allvarliga läget för den biologiska mångfalden i skogen framhålls även i Skogsstyren rapport 2026/07:</w:t>
+      </w:r>
+    </w:p>
+    <w:p>
+      <w:r>
+        <w:rPr>
+          <w:i/>
+        </w:rPr>
+        <w:t>"All avverkning av kända skogliga värdekärnor och sannolika kontinuitetsskogar behöver upphöra för att fylla bristen om 1,56 miljoner hektar bevarad livsmiljötyp. På grund av begränsade kvarvarande arealer av värdekärnor, naturskogar och kontinuitetsskogar leder fortsatt förlust av dessa till en påtaglig risk för långsiktigt negativa effekter för biologisk mångfald i skogslandskapet. Att de återstående arealerna bevaras och ges ett långsiktigt skydd bedöms därför vara av avgörande betydelse."</w:t>
+      </w:r>
+      <w:r>
+        <w:t xml:space="preserve"> (Skogsstyrelsen, 2026).</w:t>
+      </w:r>
+    </w:p>
+    <w:p>
+      <w:r>
+        <w:t>Trots detta har statusen för Västlig taiga ändrats till otillräcklig i stället för dålig i den senaste Artikel 17 rapporteringen 2025. Av Naturvårdsverkets rapport framgår det dock att de ändrade statusbedömningarna jämfört med rapporteringen 2019 inte beror på faktiska miljöförändringar. Ändringarna är av teknisk karaktär och främst en följd av resultaten från genomförda regeringsuppdrag och beslut inför rapporteringen 2025. Det är alltså politisk styrning i stället för faktiska förhållanden i naturen som ändrat på naturtypernas status i rapporteringen, vilket rimmar dåligt med såväl art- och habitatdirektivets syften och mål som med naturrestaureringsförordningen. I praktiken har dock Sveriges nya sätt att rapportera bevarandestatus till EU inte någon betydelse eftersom Naturvårdsverkets rapportering 2025 visar att Västlig taiga</w:t>
       </w:r>
       <w:r>
         <w:rPr>
           <w:b/>
         </w:rPr>
-        <w:t xml:space="preserve">livsmiljöer </w:t>
-      </w:r>
-      <w:r>
-        <w:t>(artikel 1). Vidare att de åtgärder som vidtas inte får leda till en försämring av den nuvarande situationen beträffande bevarandet av de fågelarter som avses i artikel 1 (artikel 13). Fågeldirektivet är styrande för tillsynsansvariga myndigheters ärendehantering, ställningstaganden och beslutsfattande.</w:t>
+        <w:t xml:space="preserve"> </w:t>
+      </w:r>
+      <w:r>
+        <w:t>inte har gynnsam bevarandestatus.</w:t>
+      </w:r>
+    </w:p>
+    <w:p>
+      <w:r>
+        <w:t>Åtgärder som vidtas i enlighet med art- och habitatdirektivet ska enligt Artikel 2 syfta till att bibehålla eller återställa en gynnsam bevarandestatus hos livsmiljöer samt arter och vilda djur och växter av gemenskapsintresse. Enligt prejudikat från EU-domstolen ska en skogsbruksverksamhet utföras på ett sådant sätt som utgör ett förebyggande och hållbart skogsbruk för att betraktas som förenlig med bevarandekraven i direktivet (se EU-domstolens dom i de förenade målen C 473-19 och C 474-19).</w:t>
+      </w:r>
+    </w:p>
+    <w:p>
+      <w:r>
+        <w:t xml:space="preserve">Av artikel 1.e samma direktiv framgår att en livsmiljös bevarandestatus anses " gynnsam" när — dess naturliga utbredningsområde och de ytor den täcker inom detta område är stabila eller ökande, och — den särskilda struktur och de särskilda funktioner som är nödvändiga för att den skall kunna bibehållas på lång sikt finns, och sannolikt kommer att finnas under en överskådlig framtid, och — bevarandestatusen hos dess </w:t>
+      </w:r>
+      <w:r>
+        <w:rPr>
+          <w:b/>
+        </w:rPr>
+        <w:t>typiska arter</w:t>
+      </w:r>
+      <w:r>
+        <w:t xml:space="preserve"> är gynnsam enligt definitionen i artikel 1.i.</w:t>
+      </w:r>
+    </w:p>
+    <w:p>
+      <w:r>
+        <w:t>EU-direktiv är bindande för EU:s medlemsländer varvid det ankommer på Skogsstyrelsen som nationell tillsynsmyndighet att beakta syftet med EU:s art- och habitatdirektiv vid prövningen av en skogsbruksverksamhet, se Rådets direktiv 92/43/EEG. Se ytterligare information om EU:s livsmiljödirektiv i bilaga 2.</w:t>
+      </w:r>
+    </w:p>
+    <w:p>
+      <w:r>
+        <w:br w:type="page"/>
+      </w:r>
+    </w:p>
+    <w:p>
+      <w:pPr>
+        <w:pStyle w:val="Title"/>
+      </w:pPr>
+      <w:r>
+        <w:t>BILAGA 1 –</w:t>
+        <w:br/>
+        <w:t>Fridlysta och rödlistade arter</w:t>
       </w:r>
     </w:p>
     <w:p>
@@ -506,86 +542,233 @@
         <w:pStyle w:val="Heading1"/>
       </w:pPr>
       <w:r>
-        <w:t>Typiska arter och EU:s art- och habitatdirektiv</w:t>
+        <w:t>Knärot – ekologi samt krav på livsmiljön</w:t>
       </w:r>
     </w:p>
     <w:p>
       <w:r>
-        <w:t>Typiska arter används för att lokalisera områden med gynnsam bevarandestatus för de naturtyper som är listade i EU:s art- och habitatdirektiv. Ett exempel är Västlig taiga (EU-kod 9010) som saknar gynnsam bevarandestatus och minskar starkt som naturtyp i Sverige. Naturvårdsverket skriver i sin vägledning för Västlig taiga att dylika miljöer förutsätter normalt att skogarna skyddas långsiktigt, eftersom skogsbruk inte är förenligt med bevarande av naturtypen i gynnsamt tillstånd (Naturvårdsverket, 2011).</w:t>
-      </w:r>
-    </w:p>
-    <w:p>
-      <w:r>
-        <w:t>Följande typiska arter har sina livsmiljöer och växtplatser i den avverkningsanmälda skogen: garnlav (VU, T), lunglav (NT, T), rosenticka (NT, T), skrovellav (NT, T), tretåig hackspett (NT, T, §4), ullticka (NT, T) och stor aspticka (S, T).</w:t>
-      </w:r>
-    </w:p>
-    <w:p>
-      <w:r>
-        <w:t>Enligt Sveriges Artikel 17 rapportering 2013 och 2019 till EU, har naturtypen Västlig taiga (9010) dålig bevarandestatus med negativ trend inom Sveriges boreala region. Skogsbruksåtgärder som avverkning, röjning och gallring pekas ut som några av de främst bidragande orsakerna till naturtypens dåliga status och negativa trend (SLU Artdatabanken, 2019). I EU:s uppföljning av tillståndet för naturtyperna i Skandinavien 2013 – 2018 framgår det att i den boreala regionen är tillståndet så dåligt för Västlig taiga (9010) att habitatet löper allvarlig risk att försvinna regionalt (EEA, 2022). Det allvarliga läget för den biologiska mångfalden i skogen framhålls även i Skogsstyren rapport 2026/07:</w:t>
-      </w:r>
-    </w:p>
-    <w:p>
+        <w:t xml:space="preserve">Knärot är typisk art för </w:t>
+      </w:r>
       <w:r>
         <w:rPr>
           <w:i/>
         </w:rPr>
-        <w:t>"All avverkning av kända skogliga värdekärnor och sannolika kontinuitetsskogar behöver upphöra för att fylla bristen om 1,56 miljoner hektar bevarad livsmiljötyp. På grund av begränsade kvarvarande arealer av värdekärnor, naturskogar och kontinuitetsskogar leder fortsatt förlust av dessa till en påtaglig risk för långsiktigt negativa effekter för biologisk mångfald i skogslandskapet. Att de återstående arealerna bevaras och ges ett långsiktigt skydd bedöms därför vara av avgörande betydelse."</w:t>
-      </w:r>
-      <w:r>
-        <w:t xml:space="preserve"> (Skogsstyrelsen, 2026).</w:t>
+        <w:t xml:space="preserve">9010 Taiga </w:t>
+      </w:r>
+      <w:r>
+        <w:t>och</w:t>
+      </w:r>
+      <w:r>
+        <w:rPr>
+          <w:i/>
+        </w:rPr>
+        <w:t xml:space="preserve"> 9050 Näringsrik granskog</w:t>
+      </w:r>
+      <w:r>
+        <w:t>, fridlyst enligt 8 och 15 §§ artskyddsförordningen och klassad som sårbar (VU) enligt rödlistan 2020. Knärot är beroende av hög och jämn luftfuktighet i gamla, ostörda skogsmiljöer och är känslig för snabba förändringar av ljus-/vindförhållanden eller uttorkning. På grund av ett alltför intensivt skogsbruk har den minskat med 40 (25–50) % under de senaste 60 åren och i framtiden bedöms minskningstakten uppgå till 30 (20–40) %. Till följd av att arten har en dokumenterat högre minskningstakt i förhållande till sin generationstid än vad som tidigare varit känt (data från Riksskogstaxeringen) höjdes den till hotkategori sårbar (VU) i rödlistan 2020 (SLU Artdatabanken, 2024).</w:t>
       </w:r>
     </w:p>
     <w:p>
       <w:r>
-        <w:t>Trots detta har statusen för Västlig taiga ändrats till otillräcklig i stället för dålig i den senaste Artikel 17 rapporteringen 2025. Av Naturvårdsverkets rapport framgår det dock att de ändrade statusbedömningarna jämfört med rapporteringen 2019 inte beror på faktiska miljöförändringar. Ändringarna är av teknisk karaktär och främst en följd av resultaten från genomförda regeringsuppdrag och beslut inför rapporteringen 2025. Det är alltså politisk styrning i stället för faktiska förhållanden i naturen som ändrat på naturtypernas status i rapporteringen, vilket rimmar dåligt med såväl art- och habitatdirektivets syften och mål som med naturrestaureringsförordningen. I praktiken har dock Sveriges nya sätt att rapportera bevarandestatus till EU inte någon betydelse eftersom Naturvårdsverkets rapportering 2025 visar att Västlig taiga</w:t>
-      </w:r>
-      <w:r>
-        <w:rPr>
-          <w:b/>
-        </w:rPr>
-        <w:t xml:space="preserve"> </w:t>
-      </w:r>
-      <w:r>
-        <w:t>inte har gynnsam bevarandestatus.</w:t>
+        <w:t>En analys av 79 floraväktarlokaler åren 1990–2015 vilka återbesökts under 2020–2024 visade på en tydlig negativ påverkan på knärotsförekomster från större hyggen i närområdet (inom 150–200 m) vilket indikerar att kanteffekter har en stor påverkan på populationerna. Resultaten bekräftar knärotens känslighet för kanteffekter och visar vikten av att skydda större skogsbestånd för att bevara arten. Om det blir höga andelar (&gt;30%) hyggen inom 200 meter från en knärotsförekomst så ökar risken för att en knärotspopulation dör ut och det verkar det behövas någonstans mellan 100 och 150 meters skyddszon för att bevara arten på lång sikt (Sebestyén &amp; Sundberg, 2025). Detta stöds även av en studie (Johansson et al, 2026) baserad på data från Riksskogstaxeringen som visar att knäroten minskat med 66 % under perioden 1993–2022 samt att det finns en stark korrelation mellan minskande arealer kontinuitetsskog och lokal utdöenderisk. Knäroten uppvisade en mycket låg koloniseringsgrad (0,7 % över 10 år) i kombination med hög lokal utrotningsrisk (75,2 %), där utrotningssannolikheten ökade kraftigt när arealen kontinuitetsskog minskade mellan undersökningar, t.ex. på grund av kalhyggesbruk (Johansson et al., 2026).</w:t>
       </w:r>
     </w:p>
     <w:p>
       <w:r>
-        <w:t>Åtgärder som vidtas i enlighet med art- och habitatdirektivet ska enligt Artikel 2 syfta till att bibehålla eller återställa en gynnsam bevarandestatus hos livsmiljöer samt arter och vilda djur och växter av gemenskapsintresse. Enligt prejudikat från EU-domstolen ska en skogsbruksverksamhet utföras på ett sådant sätt som utgör ett förebyggande och hållbart skogsbruk för att betraktas som förenlig med bevarandekraven i direktivet (se EU-domstolens dom i de förenade målen C 473-19 och C 474-19).</w:t>
+        <w:t xml:space="preserve">Samuel Johnsons doktorsavhandling </w:t>
+      </w:r>
+      <w:r>
+        <w:rPr>
+          <w:i/>
+        </w:rPr>
+        <w:t>“Retention Forestry as a Conservation Measure for Boreal Forest Ground Vegetation”</w:t>
+      </w:r>
+      <w:r>
+        <w:t xml:space="preserve"> (SLU, Uppsala 2014) visar att det krävs väl tilltagna skyddszoner för att knärotens växtplatser inte ska ta skada av skogsbruksåtgärder i intilliggande områden: </w:t>
+      </w:r>
+      <w:r>
+        <w:rPr>
+          <w:i/>
+        </w:rPr>
+        <w:t xml:space="preserve">“Study III shows that retention patches smaller than 0.5 ha do not lifeboat the sensitive forest herb G. repens, a species that depend on stable microclimatic conditions typical for intact forest stands.” </w:t>
+      </w:r>
+      <w:r>
+        <w:t xml:space="preserve">Vidare </w:t>
+      </w:r>
+      <w:r>
+        <w:rPr>
+          <w:i/>
+        </w:rPr>
+        <w:t>“More sensitive forest species are not lifeboated in retention patches ranging from 0.05 to 0.5 ha (Papers II &amp; III).”</w:t>
       </w:r>
     </w:p>
     <w:p>
       <w:r>
-        <w:t xml:space="preserve">Av artikel 1.e samma direktiv framgår att en livsmiljös bevarandestatus anses " gynnsam" när — dess naturliga utbredningsområde och de ytor den täcker inom detta område är stabila eller ökande, och — den särskilda struktur och de särskilda funktioner som är nödvändiga för att den skall kunna bibehållas på lång sikt finns, och sannolikt kommer att finnas under en överskådlig framtid, och — bevarandestatusen hos dess </w:t>
+        <w:t xml:space="preserve">Johnsons (2014) rekommendation på minst 50 meters breda skyddszoner runt knärotens växtplatser motsvarar en areal på 0,78 hektar, vilket ligger i linje med andra studier som gjorts på känsliga skogsarter: </w:t>
       </w:r>
       <w:r>
         <w:rPr>
-          <w:b/>
+          <w:i/>
         </w:rPr>
-        <w:t>typiska arter</w:t>
-      </w:r>
-      <w:r>
-        <w:t xml:space="preserve"> är gynnsam enligt definitionen i artikel 1.i.</w:t>
+        <w:t>“In study III I also show that translocated specimens of G. repens survives well in mature forests at least 50 m from the nearest edge to an open area. Moreover, measures of temperature and humidity show that such distances from an open area is far enough to offer a microclimate that is more stable compared to what present in retention patches of around 0.1 ha. This means that the very centre of a circular patch with radius 50 m (equals a size of 0.78 ha) should offer conditions similar to interior forest and would perhaps be a suitable habitat for G. repens and similar species. Previous studies from both North America and Sweden have also concluded that patches between 0.5 and one ha are sufficient for preserving interior forest vegetation as well as sensitive lichens and bryophytes (de Graaf &amp; Roberts 2009; Halpern et al. 2012; Rudolphi et al. 2014).”</w:t>
       </w:r>
     </w:p>
     <w:p>
       <w:r>
-        <w:t>EU-direktiv är bindande för EU:s medlemsländer varvid det ankommer på Skogsstyrelsen som nationell tillsynsmyndighet att beakta syftet med EU:s art- och habitatdirektiv vid prövningen av en skogsbruksverksamhet, se Rådets direktiv 92/43/EEG. Se ytterligare information om EU:s livsmiljödirektiv i bilaga 2.</w:t>
+        <w:t>Ytterligare en studie (Koelmeijer m.fl., 2022) inkluderar knärotens skyddsbehov. I uppsatsen berörs problemet med uttorkning för växter, bl.a. för knärot, ett problem som blivit accentuerat på grund av den pågående klimatförändringen och torra somrar, t.ex. den exceptionellt torra sommaren 2018. I uppsatsen undersöks områden med tre olika avstånd från kalhyggeskant med avseende på skydd bl.a. för knärot. Det första området har avstånd upp till 20 m från hyggeskant (Strong edge effect), det andra 20–40 m från hyggeskant (Weak edge effect) och det tredje avser större avstånd från hyggeskant, där kanteffekten anses vara försumbar (Interior). Ett resultat var att man fann stor eller mycket stor uttorkningseffekt på känsliga och rödlistade skogsarter vid de kortare avstånden till hyggeskant, medan effekt av uttorkning inte konstaterades på större avstånd (Interior). För orkidén knärot fann man en rik förekomst (upp till 0,06 dm2/m2) på stort avstånd från hyggeskant (Interior), medan förekomsten var liten eller närmast försumbar i de områden som klassificerades som Weak edge effect respektive Strong edge effect. Arbetet påpekar att de allt oftare förekommande torra somrarna ger ytterligare skäl att utöka skyddsavståndet från hyggen till den fuktkrävande arten knärot (Koelmeijer m.fl., 2022).</w:t>
       </w:r>
     </w:p>
     <w:p>
       <w:r>
-        <w:br w:type="page"/>
+        <w:t>Även Skogsstyrelsens egen vägledning för hänsyn till knärot ligger i linje med ovanstående forskningsstudier. Av vägledningen framgår det att för med hög sannolikhet kunna bevara befintliga förekomster krävs relativt stora avsättningar av uppvuxen skog med slutet och relativt tätt kronskikt. Som riktlinje kan krävas ett avstånd på 50 meter in från brynet för att vidmakthålla ett fungerande mikroklimat. Detta innebär att fristående hänsynsytor för många arter (kärlväxter, lavar och mossor) kan behöva ha en area överstigande 0,8 hektar (cirkelyta med radien 50 meter = 0,78 hektar) för att bibehålla lokalklimatet. Även ganska små förändringar i form av förändrade ljus- och fuktighetsförhållanden, till exempel till följd av gallring, kan leda till att arten försvinner till följd av konkurrens med mera ljuskrävande och snabbväxande arter (Skogsstyrelsen, 2022).</w:t>
+      </w:r>
+    </w:p>
+    <w:p>
+      <w:r>
+        <w:t>Vid tillämpning av försiktighetsprincipen enligt 2 kap. 3 § miljöbalken bör sålunda 100–150 meters skyddszon lämnas runt knärotens växtplatser.</w:t>
       </w:r>
     </w:p>
     <w:p>
       <w:pPr>
-        <w:pStyle w:val="Title"/>
+        <w:pStyle w:val="Heading2"/>
       </w:pPr>
       <w:r>
-        <w:t>BILAGA 1 –</w:t>
-        <w:br/>
-        <w:t>Fridlysta och rödlistade arter</w:t>
+        <w:t>Referenser – knärot</w:t>
+      </w:r>
+    </w:p>
+    <w:p>
+      <w:r>
+        <w:t xml:space="preserve">de Graaf M &amp; Roberts M.R., 2009. </w:t>
+      </w:r>
+      <w:r>
+        <w:rPr>
+          <w:i/>
+        </w:rPr>
+        <w:t xml:space="preserve">Short-term response of the herbaceous layer within leave patches after harvest. </w:t>
+      </w:r>
+      <w:r>
+        <w:t>Forest Ecology and Management 257, 1014–1025.</w:t>
+      </w:r>
+    </w:p>
+    <w:p>
+      <w:r>
+        <w:t xml:space="preserve">Halpern, C. B., Halaj, J., Evans, S. A., &amp; Dovciak, M., 2012. </w:t>
+      </w:r>
+      <w:r>
+        <w:rPr>
+          <w:i/>
+        </w:rPr>
+        <w:t xml:space="preserve">Level and pattern of overstory retention interact to shape long-term responses of understories to timber harvest. </w:t>
+      </w:r>
+      <w:r>
+        <w:t>Ecological Applications, 22, 2049–2064.</w:t>
+      </w:r>
+    </w:p>
+    <w:p>
+      <w:r>
+        <w:t>Johansson, V., Jansson, M. och Bergman, K-O</w:t>
+      </w:r>
+      <w:r>
+        <w:rPr>
+          <w:i/>
+        </w:rPr>
+        <w:t>.</w:t>
+      </w:r>
+      <w:r>
+        <w:t>, 2026.</w:t>
+      </w:r>
+      <w:r>
+        <w:rPr>
+          <w:i/>
+        </w:rPr>
+        <w:t xml:space="preserve"> A 30-year population decline of a threatened forest orchid associated with old growth forests</w:t>
+      </w:r>
+      <w:r>
+        <w:t>. Department of Physics, Chemistry and Biology (IFM), Linköping University.</w:t>
+      </w:r>
+    </w:p>
+    <w:p>
+      <w:r>
+        <w:t xml:space="preserve">Johnson, S., 2014. </w:t>
+      </w:r>
+      <w:r>
+        <w:rPr>
+          <w:i/>
+        </w:rPr>
+        <w:t>Retention Forestry as a Conservation Measure for Boreal Forest Ground Vegetation</w:t>
+      </w:r>
+      <w:r>
+        <w:t>. Doktorsavhandling, SLU, Uppsala.</w:t>
+      </w:r>
+    </w:p>
+    <w:p>
+      <w:r>
+        <w:t xml:space="preserve">Koelmeijer, I. A., Ehrlén, J., Jönsson, M., De Frenne, P., Berg, P., Andersson, J., Weibull, H. &amp; Hylander, N. 2022. </w:t>
+      </w:r>
+      <w:r>
+        <w:rPr>
+          <w:i/>
+        </w:rPr>
+        <w:t xml:space="preserve">Interactive effects of drought and edge exposure on old-growth forest understory species. </w:t>
+      </w:r>
+      <w:r>
+        <w:t>Landscape Ecology, 37, sid 1839–1853.</w:t>
+      </w:r>
+    </w:p>
+    <w:p>
+      <w:r>
+        <w:t xml:space="preserve">Rudolphi, J., Jönsson, M. T., &amp; Gustafsson, L., 2014. </w:t>
+      </w:r>
+      <w:r>
+        <w:rPr>
+          <w:i/>
+        </w:rPr>
+        <w:t xml:space="preserve">Biological legacies buffer local species extinction after logging. </w:t>
+      </w:r>
+      <w:r>
+        <w:t>Journal of Applied Ecology. 51, 53–62.</w:t>
+      </w:r>
+    </w:p>
+    <w:p>
+      <w:r>
+        <w:t xml:space="preserve">Sebestyén, L. och Sundberg, S. 2025.  </w:t>
+      </w:r>
+      <w:r>
+        <w:rPr>
+          <w:i/>
+        </w:rPr>
+        <w:t>Påverkan på knärotslokaler från hyggen i närheten.</w:t>
+      </w:r>
+      <w:r>
+        <w:t xml:space="preserve"> DAPHNE 36:1 2025. Botaniska Sällskapet i Stockholm.</w:t>
+      </w:r>
+    </w:p>
+    <w:p>
+      <w:r>
+        <w:t xml:space="preserve">Skogsstyrelsen, 2022. </w:t>
+      </w:r>
+      <w:r>
+        <w:rPr>
+          <w:i/>
+        </w:rPr>
+        <w:t xml:space="preserve">Vägledning för hänsyn till knärot. </w:t>
+      </w:r>
+      <w:r>
+        <w:t>https://www.skogsstyrelsen.se/lag-och-tillsyn/artskydd/vagledningar-och-kunskapsstod-artskydd/vagledning-for-hansyn-till-knarot/.</w:t>
+      </w:r>
+    </w:p>
+    <w:p>
+      <w:r>
+        <w:t xml:space="preserve">SLU Artdatabanken, 2024. </w:t>
+      </w:r>
+      <w:r>
+        <w:rPr>
+          <w:i/>
+        </w:rPr>
+        <w:t xml:space="preserve">Artfaktablad. Naturvård – artfakta. </w:t>
+      </w:r>
+      <w:r>
+        <w:t>SLU Artdatabanken, Uppsala.</w:t>
       </w:r>
     </w:p>
     <w:p>
@@ -593,90 +776,62 @@
         <w:pStyle w:val="Heading1"/>
       </w:pPr>
       <w:r>
-        <w:t>Knärot – ekologi samt krav på livsmiljön</w:t>
+        <w:t>Lunglav – ekologi samt krav på livsmiljön</w:t>
       </w:r>
     </w:p>
     <w:p>
       <w:r>
-        <w:t xml:space="preserve">Knärot är typisk art för </w:t>
+        <w:t xml:space="preserve">Lunglav (NT) är en av vårt lands främsta signalarter som överallt indikerar gamla lövträd, skogsbestånd med höga naturvärden och ekosystem med lång skoglig kontinuitet. Lokalt kan förekomsten vara mycket riklig men den hittas nästan enbart i gamla och ej slutavverkade skogar. Artens samtliga förekomster bör uppmärksammas från naturvårdssynpunkt, då många lokaler även hyser andra ovanliga och rödlistade arter, däribland de sällsynta lavparasiterna lunglavshårprick (CR), </w:t>
       </w:r>
       <w:r>
         <w:rPr>
           <w:i/>
         </w:rPr>
-        <w:t xml:space="preserve">9010 Taiga </w:t>
-      </w:r>
-      <w:r>
-        <w:t>och</w:t>
+        <w:t>Abrothallus diederichii</w:t>
+      </w:r>
+      <w:r>
+        <w:t xml:space="preserve"> (VU), </w:t>
       </w:r>
       <w:r>
         <w:rPr>
           <w:i/>
         </w:rPr>
-        <w:t xml:space="preserve"> 9050 Näringsrik granskog</w:t>
-      </w:r>
-      <w:r>
-        <w:t>, fridlyst enligt 8 och 15 §§ artskyddsförordningen och klassad som sårbar (VU) enligt rödlistan 2020. Knärot är beroende av hög och jämn luftfuktighet i gamla, ostörda skogsmiljöer och är känslig för snabba förändringar av ljus-/vindförhållanden eller uttorkning. På grund av ett alltför intensivt skogsbruk har den minskat med 40 (25–50) % under de senaste 60 åren och i framtiden bedöms minskningstakten uppgå till 30 (20–40) %. Till följd av att arten har en dokumenterat högre minskningstakt i förhållande till sin generationstid än vad som tidigare varit känt (data från Riksskogstaxeringen) höjdes den till hotkategori sårbar (VU) i rödlistan 2020 (SLU Artdatabanken, 2024).</w:t>
-      </w:r>
-    </w:p>
-    <w:p>
-      <w:r>
-        <w:t>En analys av 79 floraväktarlokaler åren 1990–2015 vilka återbesökts under 2020–2024 visade på en tydlig negativ påverkan på knärotsförekomster från större hyggen i närområdet (inom 150–200 m) vilket indikerar att kanteffekter har en stor påverkan på populationerna. Resultaten bekräftar knärotens känslighet för kanteffekter och visar vikten av att skydda större skogsbestånd för att bevara arten. Om det blir höga andelar (&gt;30%) hyggen inom 200 meter från en knärotsförekomst så ökar risken för att en knärotspopulation dör ut och det verkar det behövas någonstans mellan 100 och 150 meters skyddszon för att bevara arten på lång sikt (Sebestyén &amp; Sundberg, 2025). Detta stöds även av en studie (Johansson et al, 2026) baserad på data från Riksskogstaxeringen som visar att knäroten minskat med 66 % under perioden 1993–2022 samt att det finns en stark korrelation mellan minskande arealer kontinuitetsskog och lokal utdöenderisk. Knäroten uppvisade en mycket låg koloniseringsgrad (0,7 % över 10 år) i kombination med hög lokal utrotningsrisk (75,2 %), där utrotningssannolikheten ökade kraftigt när arealen kontinuitetsskog minskade mellan undersökningar, t.ex. på grund av kalhyggesbruk (Johansson et al., 2026).</w:t>
-      </w:r>
-    </w:p>
-    <w:p>
-      <w:r>
-        <w:t xml:space="preserve">Samuel Johnsons doktorsavhandling </w:t>
+        <w:t>Abrothallus lobariae</w:t>
+      </w:r>
+      <w:r>
+        <w:t xml:space="preserve"> (VU), </w:t>
       </w:r>
       <w:r>
         <w:rPr>
           <w:i/>
         </w:rPr>
-        <w:t>“Retention Forestry as a Conservation Measure for Boreal Forest Ground Vegetation”</w:t>
-      </w:r>
-      <w:r>
-        <w:t xml:space="preserve"> (SLU, Uppsala 2014) visar att det krävs väl tilltagna skyddszoner för att knärotens växtplatser inte ska ta skada av skogsbruksåtgärder i intilliggande områden: </w:t>
+        <w:t>Calycina lobariae</w:t>
+      </w:r>
+      <w:r>
+        <w:t xml:space="preserve"> (VU), lunglavsknapp (VU) och skrovelmössing (VU), som växer på lunglav. Rikliga förekomster med lunglav bör skyddas med biotopskydd, frivilliga avsättningar eller reservat (SLU Artdatabanken, 2026; Nitare &amp; Skogsstyrelsen, 2019).</w:t>
+      </w:r>
+    </w:p>
+    <w:p>
+      <w:r>
+        <w:t xml:space="preserve">Lunglav är typisk art för </w:t>
       </w:r>
       <w:r>
         <w:rPr>
           <w:i/>
         </w:rPr>
-        <w:t xml:space="preserve">“Study III shows that retention patches smaller than 0.5 ha do not lifeboat the sensitive forest herb G. repens, a species that depend on stable microclimatic conditions typical for intact forest stands.” </w:t>
-      </w:r>
-      <w:r>
-        <w:t xml:space="preserve">Vidare </w:t>
+        <w:t>9010 Taiga, 9020 Nordlig ädellövskog, 9110 Näringsfattig bokskog, 9130 Näringsrik bokskog, 9160 Näringsrik ekskog, 9180 Ädellövskog i branter, 9190 Näringsfattig ekskog, 9070 Trädklädd betesmark, 9040 Fjällbjörkskog</w:t>
+      </w:r>
+      <w:r>
+        <w:t xml:space="preserve"> och</w:t>
       </w:r>
       <w:r>
         <w:rPr>
           <w:i/>
         </w:rPr>
-        <w:t>“More sensitive forest species are not lifeboated in retention patches ranging from 0.05 to 0.5 ha (Papers II &amp; III).”</w:t>
-      </w:r>
-    </w:p>
-    <w:p>
-      <w:r>
-        <w:t xml:space="preserve">Johnsons (2014) rekommendation på minst 50 meters breda skyddszoner runt knärotens växtplatser motsvarar en areal på 0,78 hektar, vilket ligger i linje med andra studier som gjorts på känsliga skogsarter: </w:t>
-      </w:r>
-      <w:r>
-        <w:rPr>
-          <w:i/>
-        </w:rPr>
-        <w:t>“In study III I also show that translocated specimens of G. repens survives well in mature forests at least 50 m from the nearest edge to an open area. Moreover, measures of temperature and humidity show that such distances from an open area is far enough to offer a microclimate that is more stable compared to what present in retention patches of around 0.1 ha. This means that the very centre of a circular patch with radius 50 m (equals a size of 0.78 ha) should offer conditions similar to interior forest and would perhaps be a suitable habitat for G. repens and similar species. Previous studies from both North America and Sweden have also concluded that patches between 0.5 and one ha are sufficient for preserving interior forest vegetation as well as sensitive lichens and bryophytes (de Graaf &amp; Roberts 2009; Halpern et al. 2012; Rudolphi et al. 2014).”</w:t>
-      </w:r>
-    </w:p>
-    <w:p>
-      <w:r>
-        <w:t>Ytterligare en studie (Koelmeijer m.fl., 2022) inkluderar knärotens skyddsbehov. I uppsatsen berörs problemet med uttorkning för växter, bl.a. för knärot, ett problem som blivit accentuerat på grund av den pågående klimatförändringen och torra somrar, t.ex. den exceptionellt torra sommaren 2018. I uppsatsen undersöks områden med tre olika avstånd från kalhyggeskant med avseende på skydd bl.a. för knärot. Det första området har avstånd upp till 20 m från hyggeskant (Strong edge effect), det andra 20–40 m från hyggeskant (Weak edge effect) och det tredje avser större avstånd från hyggeskant, där kanteffekten anses vara försumbar (Interior). Ett resultat var att man fann stor eller mycket stor uttorkningseffekt på känsliga och rödlistade skogsarter vid de kortare avstånden till hyggeskant, medan effekt av uttorkning inte konstaterades på större avstånd (Interior). För orkidén knärot fann man en rik förekomst (upp till 0,06 dm2/m2) på stort avstånd från hyggeskant (Interior), medan förekomsten var liten eller närmast försumbar i de områden som klassificerades som Weak edge effect respektive Strong edge effect. Arbetet påpekar att de allt oftare förekommande torra somrarna ger ytterligare skäl att utöka skyddsavståndet från hyggen till den fuktkrävande arten knärot (Koelmeijer m.fl., 2022).</w:t>
-      </w:r>
-    </w:p>
-    <w:p>
-      <w:r>
-        <w:t>Även Skogsstyrelsens egen vägledning för hänsyn till knärot ligger i linje med ovanstående forskningsstudier. Av vägledningen framgår det att för med hög sannolikhet kunna bevara befintliga förekomster krävs relativt stora avsättningar av uppvuxen skog med slutet och relativt tätt kronskikt. Som riktlinje kan krävas ett avstånd på 50 meter in från brynet för att vidmakthålla ett fungerande mikroklimat. Detta innebär att fristående hänsynsytor för många arter (kärlväxter, lavar och mossor) kan behöva ha en area överstigande 0,8 hektar (cirkelyta med radien 50 meter = 0,78 hektar) för att bibehålla lokalklimatet. Även ganska små förändringar i form av förändrade ljus- och fuktighetsförhållanden, till exempel till följd av gallring, kan leda till att arten försvinner till följd av konkurrens med mera ljuskrävande och snabbväxande arter (Skogsstyrelsen, 2022).</w:t>
-      </w:r>
-    </w:p>
-    <w:p>
-      <w:r>
-        <w:t>Vid tillämpning av försiktighetsprincipen enligt 2 kap. 3 § miljöbalken bör sålunda 100–150 meters skyddszon lämnas runt knärotens växtplatser.</w:t>
+        <w:t xml:space="preserve"> 6530 Lövängar</w:t>
+      </w:r>
+      <w:r>
+        <w:t xml:space="preserve"> (SLU Artdatabanken, 2026).</w:t>
       </w:r>
     </w:p>
     <w:p>
@@ -684,133 +839,26 @@
         <w:pStyle w:val="Heading2"/>
       </w:pPr>
       <w:r>
-        <w:t>Referenser – knärot</w:t>
+        <w:t>Referenser – lunglav</w:t>
       </w:r>
     </w:p>
     <w:p>
       <w:r>
-        <w:t xml:space="preserve">de Graaf M &amp; Roberts M.R., 2009. </w:t>
+        <w:t xml:space="preserve">Nitare, J. och Skogsstyrelsen, 2019. </w:t>
       </w:r>
       <w:r>
         <w:rPr>
           <w:i/>
         </w:rPr>
-        <w:t xml:space="preserve">Short-term response of the herbaceous layer within leave patches after harvest. </w:t>
-      </w:r>
-      <w:r>
-        <w:t>Forest Ecology and Management 257, 1014–1025.</w:t>
+        <w:t xml:space="preserve">Skyddsvärd skog – Naturvårdsarter och andra kriterier för naturvärdesbedömning. </w:t>
+      </w:r>
+      <w:r>
+        <w:t>Skogsstyrelsen.</w:t>
       </w:r>
     </w:p>
     <w:p>
       <w:r>
-        <w:t xml:space="preserve">Halpern, C. B., Halaj, J., Evans, S. A., &amp; Dovciak, M., 2012. </w:t>
-      </w:r>
-      <w:r>
-        <w:rPr>
-          <w:i/>
-        </w:rPr>
-        <w:t xml:space="preserve">Level and pattern of overstory retention interact to shape long-term responses of understories to timber harvest. </w:t>
-      </w:r>
-      <w:r>
-        <w:t>Ecological Applications, 22, 2049–2064.</w:t>
-      </w:r>
-    </w:p>
-    <w:p>
-      <w:r>
-        <w:t>Johansson, V., Jansson, M. och Bergman, K-O</w:t>
-      </w:r>
-      <w:r>
-        <w:rPr>
-          <w:i/>
-        </w:rPr>
-        <w:t>.</w:t>
-      </w:r>
-      <w:r>
-        <w:t>, 2026.</w:t>
-      </w:r>
-      <w:r>
-        <w:rPr>
-          <w:i/>
-        </w:rPr>
-        <w:t xml:space="preserve"> A 30-year population decline of a threatened forest orchid associated with old growth forests</w:t>
-      </w:r>
-      <w:r>
-        <w:t>. Department of Physics, Chemistry and Biology (IFM), Linköping University.</w:t>
-      </w:r>
-    </w:p>
-    <w:p>
-      <w:r>
-        <w:t xml:space="preserve">Johnson, S., 2014. </w:t>
-      </w:r>
-      <w:r>
-        <w:rPr>
-          <w:i/>
-        </w:rPr>
-        <w:t>Retention Forestry as a Conservation Measure for Boreal Forest Ground Vegetation</w:t>
-      </w:r>
-      <w:r>
-        <w:t>. Doktorsavhandling, SLU, Uppsala.</w:t>
-      </w:r>
-    </w:p>
-    <w:p>
-      <w:r>
-        <w:t xml:space="preserve">Koelmeijer, I. A., Ehrlén, J., Jönsson, M., De Frenne, P., Berg, P., Andersson, J., Weibull, H. &amp; Hylander, N. 2022. </w:t>
-      </w:r>
-      <w:r>
-        <w:rPr>
-          <w:i/>
-        </w:rPr>
-        <w:t xml:space="preserve">Interactive effects of drought and edge exposure on old-growth forest understory species. </w:t>
-      </w:r>
-      <w:r>
-        <w:t>Landscape Ecology, 37, sid 1839–1853.</w:t>
-      </w:r>
-    </w:p>
-    <w:p>
-      <w:r>
-        <w:t xml:space="preserve">Rudolphi, J., Jönsson, M. T., &amp; Gustafsson, L., 2014. </w:t>
-      </w:r>
-      <w:r>
-        <w:rPr>
-          <w:i/>
-        </w:rPr>
-        <w:t xml:space="preserve">Biological legacies buffer local species extinction after logging. </w:t>
-      </w:r>
-      <w:r>
-        <w:t>Journal of Applied Ecology. 51, 53–62.</w:t>
-      </w:r>
-    </w:p>
-    <w:p>
-      <w:r>
-        <w:t xml:space="preserve">Sebestyén, L. och Sundberg, S. 2025.  </w:t>
-      </w:r>
-      <w:r>
-        <w:rPr>
-          <w:i/>
-        </w:rPr>
-        <w:t>Påverkan på knärotslokaler från hyggen i närheten.</w:t>
-      </w:r>
-      <w:r>
-        <w:t xml:space="preserve"> DAPHNE 36:1 2025. Botaniska Sällskapet i Stockholm.</w:t>
-      </w:r>
-    </w:p>
-    <w:p>
-      <w:r>
-        <w:t xml:space="preserve">Skogsstyrelsen, 2022. </w:t>
-      </w:r>
-      <w:r>
-        <w:rPr>
-          <w:i/>
-        </w:rPr>
-        <w:t xml:space="preserve">Vägledning för hänsyn till knärot. </w:t>
-      </w:r>
-      <w:r>
-        <w:t>https://www.skogsstyrelsen.se/lag-och-tillsyn/artskydd/vagledningar-och-kunskapsstod-artskydd/vagledning-for-hansyn-till-knarot/.</w:t>
-      </w:r>
-    </w:p>
-    <w:p>
-      <w:r>
-        <w:t xml:space="preserve">SLU Artdatabanken, 2024. </w:t>
+        <w:t xml:space="preserve">SLU Artdatabanken, 2026. </w:t>
       </w:r>
       <w:r>
         <w:rPr>
@@ -820,306 +868,6 @@
       </w:r>
       <w:r>
         <w:t>SLU Artdatabanken, Uppsala.</w:t>
-      </w:r>
-    </w:p>
-    <w:p>
-      <w:pPr>
-        <w:pStyle w:val="Heading1"/>
-      </w:pPr>
-      <w:r>
-        <w:t>Lunglav – ekologi samt krav på livsmiljön</w:t>
-      </w:r>
-    </w:p>
-    <w:p>
-      <w:r>
-        <w:t xml:space="preserve">Lunglav (NT) är en av vårt lands främsta signalarter som överallt indikerar gamla lövträd, skogsbestånd med höga naturvärden och ekosystem med lång skoglig kontinuitet. Lokalt kan förekomsten vara mycket riklig men den hittas nästan enbart i gamla och ej slutavverkade skogar. Artens samtliga förekomster bör uppmärksammas från naturvårdssynpunkt, då många lokaler även hyser andra ovanliga och rödlistade arter, däribland de sällsynta lavparasiterna lunglavshårprick (CR), </w:t>
-      </w:r>
-      <w:r>
-        <w:rPr>
-          <w:i/>
-        </w:rPr>
-        <w:t>Abrothallus diederichii</w:t>
-      </w:r>
-      <w:r>
-        <w:t xml:space="preserve"> (VU), </w:t>
-      </w:r>
-      <w:r>
-        <w:rPr>
-          <w:i/>
-        </w:rPr>
-        <w:t>Abrothallus lobariae</w:t>
-      </w:r>
-      <w:r>
-        <w:t xml:space="preserve"> (VU), </w:t>
-      </w:r>
-      <w:r>
-        <w:rPr>
-          <w:i/>
-        </w:rPr>
-        <w:t>Calycina lobariae</w:t>
-      </w:r>
-      <w:r>
-        <w:t xml:space="preserve"> (VU), lunglavsknapp (VU) och skrovelmössing (VU), som växer på lunglav. Rikliga förekomster med lunglav bör skyddas med biotopskydd, frivilliga avsättningar eller reservat (SLU Artdatabanken, 2026; Nitare &amp; Skogsstyrelsen, 2019).</w:t>
-      </w:r>
-    </w:p>
-    <w:p>
-      <w:r>
-        <w:t xml:space="preserve">Lunglav är typisk art för </w:t>
-      </w:r>
-      <w:r>
-        <w:rPr>
-          <w:i/>
-        </w:rPr>
-        <w:t>9010 Taiga, 9020 Nordlig ädellövskog, 9110 Näringsfattig bokskog, 9130 Näringsrik bokskog, 9160 Näringsrik ekskog, 9180 Ädellövskog i branter, 9190 Näringsfattig ekskog, 9070 Trädklädd betesmark, 9040 Fjällbjörkskog</w:t>
-      </w:r>
-      <w:r>
-        <w:t xml:space="preserve"> och</w:t>
-      </w:r>
-      <w:r>
-        <w:rPr>
-          <w:i/>
-        </w:rPr>
-        <w:t xml:space="preserve"> 6530 Lövängar</w:t>
-      </w:r>
-      <w:r>
-        <w:t xml:space="preserve"> (SLU Artdatabanken, 2026).</w:t>
-      </w:r>
-    </w:p>
-    <w:p>
-      <w:pPr>
-        <w:pStyle w:val="Heading2"/>
-      </w:pPr>
-      <w:r>
-        <w:t>Referenser – lunglav</w:t>
-      </w:r>
-    </w:p>
-    <w:p>
-      <w:r>
-        <w:t xml:space="preserve">Nitare, J. och Skogsstyrelsen, 2019. </w:t>
-      </w:r>
-      <w:r>
-        <w:rPr>
-          <w:i/>
-        </w:rPr>
-        <w:t xml:space="preserve">Skyddsvärd skog – Naturvårdsarter och andra kriterier för naturvärdesbedömning. </w:t>
-      </w:r>
-      <w:r>
-        <w:t>Skogsstyrelsen.</w:t>
-      </w:r>
-    </w:p>
-    <w:p>
-      <w:r>
-        <w:t xml:space="preserve">SLU Artdatabanken, 2026. </w:t>
-      </w:r>
-      <w:r>
-        <w:rPr>
-          <w:i/>
-        </w:rPr>
-        <w:t xml:space="preserve">Artfaktablad. Naturvård – artfakta. </w:t>
-      </w:r>
-      <w:r>
-        <w:t>SLU Artdatabanken, Uppsala.</w:t>
-      </w:r>
-    </w:p>
-    <w:p>
-      <w:pPr>
-        <w:pStyle w:val="Heading1"/>
-      </w:pPr>
-      <w:r>
-        <w:t>Tretåig hackspett – ekologi samt krav på livsmiljön</w:t>
-      </w:r>
-    </w:p>
-    <w:p>
-      <w:r>
-        <w:t xml:space="preserve">Tretåig hackspett (NT) är fridlyst enligt §4 Artskyddsförordningen och finns med som prioriterad art i Skogsstyrelsen vägledning för skogsbruket (bilaga 4 till SVL). I vägledningen står bland annat att: </w:t>
-      </w:r>
-      <w:r>
-        <w:rPr>
-          <w:i/>
-        </w:rPr>
-        <w:t xml:space="preserve">“Tretåig hackspett har stora arealkrav och höga krav på sin livsmiljö. Omdaningen av naturskogar till kulturskogar medför en förlust av viktiga miljöer, något som förstärks av ökad fragmentering till följd av avverkningar.” </w:t>
-      </w:r>
-      <w:r>
-        <w:t xml:space="preserve">Vidare att: </w:t>
-      </w:r>
-      <w:r>
-        <w:rPr>
-          <w:i/>
-        </w:rPr>
-        <w:t>“Områden med dokumenterad permanent förekomst i naturskogsmiljöer har vanligen så stora naturvärden att skogsbruk är olämpligt”</w:t>
-      </w:r>
-      <w:r>
-        <w:t xml:space="preserve"> (SLU Artdatabanken, 2024; Skogsstyrelsen, 2016)</w:t>
-      </w:r>
-      <w:r>
-        <w:rPr>
-          <w:i/>
-        </w:rPr>
-        <w:t>.</w:t>
-      </w:r>
-    </w:p>
-    <w:p>
-      <w:r>
-        <w:t>Tretåig hackspett är beroende av större sammanhängande naturskogar med kontinuerlig tillgång och nybildning av död ved och fragmentering av livsmiljöerna utgör ett stort hot mot arten (se exempelvis Stachura-Skierczynska et al., 2009; Wesolowski et al., 2005; Butler et al., 2004; Pakkala et al., 2002; Amcoff et al., 1996; Virkkala, 1991). Det finns studier som visar att naturskogens självgallringsprocess som den tretåiga hackspetten är beroende av, inte kan ersättas med efterlämnad hänsyn i skogsbruket (Imbeau &amp; Desrochers, 2002).</w:t>
-      </w:r>
-    </w:p>
-    <w:p>
-      <w:r>
-        <w:t>Permanenta revir av tretåig hackspett karaktäriseras ofta av artens typiska ringformigt ordnade hackmärken på framför allt gamla granar. För att säkerställa att inte revir av tretåig hackspett drabbas av avverkningsplanerna bör en inventering göras i området både under häckningstid och under vintern, då arten utnyttjar betydligt större områden än under sommarens häckningsrevir. Storleken på häckningsreviret varierar med skogstypen, förekomsten av död ved och graden av fragmentering, men är i allmänhet i storleksordningen 25–100 hektar (SLU Artdatabanken, 2024; Skogsstyrelsen, 2016).</w:t>
-      </w:r>
-    </w:p>
-    <w:p>
-      <w:r>
-        <w:t xml:space="preserve">Förutom fridlysning enligt §4 Artskyddsförordningen är tretåig hackspett även förtecknad i EU:s fågeldirektiv bilaga 1. Den är typisk art för </w:t>
-      </w:r>
-      <w:r>
-        <w:rPr>
-          <w:i/>
-        </w:rPr>
-        <w:t xml:space="preserve">9010 Taiga, 9740 Skogsbevuxen myr, 9030 Landhöjningsskog </w:t>
-      </w:r>
-      <w:r>
-        <w:t xml:space="preserve">och </w:t>
-      </w:r>
-      <w:r>
-        <w:rPr>
-          <w:i/>
-        </w:rPr>
-        <w:t>9040 Fjällbjörkskog</w:t>
-      </w:r>
-      <w:r>
-        <w:t xml:space="preserve"> samt ingår i Natura 2000 och är förtecknad i Bernkonventionen bilaga II (strikt skyddade djurarter) (SLU Artdatabanken, 2024; Skogsstyrelsen, 2016).</w:t>
-      </w:r>
-    </w:p>
-    <w:p>
-      <w:pPr>
-        <w:pStyle w:val="Heading2"/>
-      </w:pPr>
-      <w:r>
-        <w:t>Referenser – tretåig hackspett</w:t>
-      </w:r>
-    </w:p>
-    <w:p>
-      <w:r>
-        <w:t xml:space="preserve">Amcoff, M. &amp; Eriksson, P. 1996. </w:t>
-      </w:r>
-      <w:r>
-        <w:rPr>
-          <w:i/>
-        </w:rPr>
-        <w:t xml:space="preserve">Förekomst av tretåig hackspett Picoides tridactylus på bestånds- och landskapsnivå. </w:t>
-      </w:r>
-      <w:r>
-        <w:t>Ornis Svecica 6: 107–119.</w:t>
-      </w:r>
-    </w:p>
-    <w:p>
-      <w:r>
-        <w:t xml:space="preserve">Butler, R., Angelstam, P., Ekelund, P. &amp; Schlaeffer, R. 2004. </w:t>
-      </w:r>
-      <w:r>
-        <w:rPr>
-          <w:i/>
-        </w:rPr>
-        <w:t xml:space="preserve">Dead wood threshold values for the three-toed woodpecker presence in boreal and sub-Alpine forest. </w:t>
-      </w:r>
-      <w:r>
-        <w:t>Biological conservation 119(3): 305–318.</w:t>
-      </w:r>
-    </w:p>
-    <w:p>
-      <w:r>
-        <w:t xml:space="preserve">Imbeau, L. &amp; Desrochers, A. 2002. </w:t>
-      </w:r>
-      <w:r>
-        <w:rPr>
-          <w:i/>
-        </w:rPr>
-        <w:t xml:space="preserve">Foraging Ecology and Use of Drumming Trees by Three-Toed Woodpeckers. </w:t>
-      </w:r>
-      <w:r>
-        <w:t>The Journal of Wildlife Management. Vol. 66, No. 1 (Jan., 2002), pp. 222–231.</w:t>
-      </w:r>
-    </w:p>
-    <w:p>
-      <w:r>
-        <w:t xml:space="preserve">Pakkala, T., Hanski, I. &amp; Tomppo, E. 2002. </w:t>
-      </w:r>
-      <w:r>
-        <w:rPr>
-          <w:i/>
-        </w:rPr>
-        <w:t xml:space="preserve">Spatial ecology of the three-toed woodpecker in managed forest landscapes. </w:t>
-      </w:r>
-      <w:r>
-        <w:t>Silva Fennica 36(1): 279–288.</w:t>
-      </w:r>
-    </w:p>
-    <w:p>
-      <w:r>
-        <w:t xml:space="preserve">Skogsstyrelsen, 2016. </w:t>
-      </w:r>
-      <w:r>
-        <w:rPr>
-          <w:i/>
-        </w:rPr>
-        <w:t>Vägledning för hänsyn till fåglar – Tretåig hackspett.</w:t>
-      </w:r>
-    </w:p>
-    <w:p>
-      <w:r>
-        <w:t xml:space="preserve">SLU Artdatabanken, 2024. </w:t>
-      </w:r>
-      <w:r>
-        <w:rPr>
-          <w:i/>
-        </w:rPr>
-        <w:t xml:space="preserve">Artfaktablad. Naturvård – artfakta. </w:t>
-      </w:r>
-      <w:r>
-        <w:t>SLU Artdatabanken, Uppsala.</w:t>
-      </w:r>
-    </w:p>
-    <w:p>
-      <w:r>
-        <w:t xml:space="preserve">Stachura-Skierczynska, K., Tumiel, T. &amp; Skierczynski, M. 2009. </w:t>
-      </w:r>
-      <w:r>
-        <w:rPr>
-          <w:i/>
-        </w:rPr>
-        <w:t xml:space="preserve">Habitat prediction model for three-toed woodpecker and its implications for the conservation of biologically valuable forests. </w:t>
-      </w:r>
-      <w:r>
-        <w:t>Forest Ecology and Management 258(5): 697–703.</w:t>
-      </w:r>
-    </w:p>
-    <w:p>
-      <w:r>
-        <w:t xml:space="preserve">Virkkala, R. 1991. </w:t>
-      </w:r>
-      <w:r>
-        <w:rPr>
-          <w:i/>
-        </w:rPr>
-        <w:t xml:space="preserve">Population trends of forest birds in a Finnish Lapland landscape of large habitat blocks – Consequences of stochastic environmental variation or regional habitat alteration. </w:t>
-      </w:r>
-      <w:r>
-        <w:t>Biological conservation 56(2): 223–240.</w:t>
-      </w:r>
-    </w:p>
-    <w:p>
-      <w:r>
-        <w:t xml:space="preserve">Wesolowski, T., Czeszczewik, D. &amp; Rowinski, P. 2005. </w:t>
-      </w:r>
-      <w:r>
-        <w:rPr>
-          <w:i/>
-        </w:rPr>
-        <w:t xml:space="preserve">Effects of forest management on Three-toed Woodpecker Picoides tridactylus distribution in the Bialowieza Forest (NE Poland): conservation implications. </w:t>
-      </w:r>
-      <w:r>
-        <w:t>Acta Ornithologica 40(1): 53–60.</w:t>
       </w:r>
     </w:p>
     <w:p>
@@ -1498,7 +1246,7 @@
     <w:r>
       <w:tab/>
       <w:tab/>
-      <w:t>2026-08-03</w:t>
+      <w:t>2026-08-04</w:t>
       <w:br/>
       <w:br/>
     </w:r>

--- a/tillsyn/A 57473-2024 tillsynsbegäran.docx
+++ b/tillsyn/A 57473-2024 tillsynsbegäran.docx
@@ -22,7 +22,7 @@
       <w:r>
         <w:drawing>
           <wp:inline xmlns:a="http://schemas.openxmlformats.org/drawingml/2006/main" xmlns:pic="http://schemas.openxmlformats.org/drawingml/2006/picture">
-            <wp:extent cx="4834911" cy="5724000"/>
+            <wp:extent cx="5212577" cy="5724000"/>
             <wp:docPr id="1" name="Picture 1"/>
             <wp:cNvGraphicFramePr>
               <a:graphicFrameLocks noChangeAspect="1"/>
@@ -43,7 +43,7 @@
                   <pic:spPr>
                     <a:xfrm>
                       <a:off x="0" y="0"/>
-                      <a:ext cx="4834911" cy="5724000"/>
+                      <a:ext cx="5212577" cy="5724000"/>
                     </a:xfrm>
                     <a:prstGeom prst="rect"/>
                   </pic:spPr>
@@ -65,7 +65,7 @@
     </w:p>
     <w:p>
       <w:r>
-        <w:t>I och inom 23 meter från avverkningsanmälan finns fynd av 6 naturvårdsarter, varav 5 är rödlistade, 6 är typiska (T) och 1 är signalart (S): garnlav (VU, T), lunglav (NT, T), rosenticka (NT, T), skrovellav (NT, T), ullticka (NT, T) och stor aspticka (S, T). Se Figur 1.</w:t>
+        <w:t>I och inom 23 meter från avverkningsanmälan finns fynd av 7 naturvårdsarter, varav 6 är rödlistade, 1 är fridlyst, 7 är typiska (T) och 1 är signalart (S): garnlav (VU, T), lunglav (NT, T), rosenticka (NT, T), skrovellav (NT, T), tretåig hackspett (NT, T, §4), ullticka (NT, T) och stor aspticka (S, T). Se Figur 1.</w:t>
       </w:r>
     </w:p>
     <w:p>
@@ -370,6 +370,35 @@
         <w:rPr>
           <w:b/>
         </w:rPr>
+        <w:t>Tretåig hackspett (NT, §4)</w:t>
+      </w:r>
+      <w:r>
+        <w:t xml:space="preserve"> är rödlistad som nära hotad och ingår i bilaga 1 i EU:s fågeldirektiv. Tretåig hackspett är för sin överlevnad beroende av kontinuerlig tillförsel av äldre döende och död ved, som sker genom naturliga självgallringsprocesser i äldre grannaturskogar och barrblandade naturskogar. Om en skog genom skogsbruk gallras eller glesas ur så upphör och uteblir i stort sett den naturliga självgallringsprocessen för mycket lång tid framöver vilket omöjliggör upprätthållandet av den kontinuerliga ekologiska funktionen i ett område. Det finns studier som visar att naturskogens självgallringsprocess som den tretåiga hackspetten är beroende av, inte kan ersättas med efterlämnad hänsyn i skogsbruket (Imbeau &amp; Desrochers, 2002). Storleken på häckningsreviret varierar med skogstypen, förekomsten av död ved och graden av fragmentering, men är i allmänhet i storleksordningen 25–100 hektar. Vintertid krävs ofta betydligt större områden och det finns studier som antyder att arten behöver minst 100 hektar äldre skog. I områden med låg bonitet kan det behövas över 200 hektar lämpligt habitat för att ett par ska kunna reproducera sig. Områden med dokumenterad permanent förekomst i naturskogsmiljöer har vanligen så stora naturvärden att skogsbruk är olämpligt. Tretåig hackspett är typisk art för </w:t>
+      </w:r>
+      <w:r>
+        <w:rPr>
+          <w:i/>
+        </w:rPr>
+        <w:t xml:space="preserve">9010 Taiga, 9740 Skogsbevuxen myr, 9030 Landhöjningsskog </w:t>
+      </w:r>
+      <w:r>
+        <w:t xml:space="preserve">och </w:t>
+      </w:r>
+      <w:r>
+        <w:rPr>
+          <w:i/>
+        </w:rPr>
+        <w:t>9040 Fjällbjörkskog</w:t>
+      </w:r>
+      <w:r>
+        <w:t xml:space="preserve"> (Skogsstyrelsen, 2016; SLU Artdatabanken, 2024).</w:t>
+      </w:r>
+    </w:p>
+    <w:p>
+      <w:r>
+        <w:rPr>
+          <w:b/>
+        </w:rPr>
         <w:t>Ullticka (NT)</w:t>
       </w:r>
       <w:r>
@@ -455,17 +484,39 @@
         <w:pStyle w:val="Heading1"/>
       </w:pPr>
       <w:r>
-        <w:t>Typiska arter och EU:s art- och habitatdirektiv</w:t>
+        <w:t>EU:s fågeldirektiv</w:t>
       </w:r>
     </w:p>
     <w:p>
       <w:r>
-        <w:t>Typiska arter används för att lokalisera områden med gynnsam bevarandestatus för de naturtyper som är listade i EU:s art- och habitatdirektiv. Ett exempel är Västlig taiga (EU-kod 9010) som saknar gynnsam bevarandestatus och minskar starkt som naturtyp i Sverige. Naturvårdsverket skriver i sin vägledning för Västlig taiga att dylika miljöer förutsätter normalt att skogarna skyddas långsiktigt, eftersom skogsbruk inte är förenligt med bevarande av naturtypen i gynnsamt tillstånd (Naturvårdsverket, 2011).</w:t>
+        <w:t xml:space="preserve">Europeiska unionens medlemsländer är skyldiga att agera i enlighet med EU:s fågeldirektiv där det uttryckligen står att direktivet gäller för fåglar samt för deras ägg, bon och </w:t>
+      </w:r>
+      <w:r>
+        <w:rPr>
+          <w:b/>
+        </w:rPr>
+        <w:t xml:space="preserve">livsmiljöer </w:t>
+      </w:r>
+      <w:r>
+        <w:t>(artikel 1). Vidare att de åtgärder som vidtas inte får leda till en försämring av den nuvarande situationen beträffande bevarandet av de fågelarter som avses i artikel 1 (artikel 13). Fågeldirektivet är styrande för tillsynsansvariga myndigheters ärendehantering, ställningstaganden och beslutsfattande.</w:t>
       </w:r>
     </w:p>
     <w:p>
-      <w:r>
-        <w:t>Följande typiska arter har sina livsmiljöer och växtplatser i den avverkningsanmälda skogen: garnlav (VU, T), lunglav (NT, T), rosenticka (NT, T), skrovellav (NT, T), ullticka (NT, T) och stor aspticka (S, T).</w:t>
+      <w:pPr>
+        <w:pStyle w:val="Heading1"/>
+      </w:pPr>
+      <w:r>
+        <w:t>Typiska arter och EU:s art- och habitatdirektiv</w:t>
+      </w:r>
+    </w:p>
+    <w:p>
+      <w:r>
+        <w:t>Typiska arter används för att lokalisera områden med gynnsam bevarandestatus för de naturtyper som är listade i EU:s art- och habitatdirektiv. Ett exempel är Västlig taiga (EU-kod 9010) som saknar gynnsam bevarandestatus och minskar starkt som naturtyp i Sverige. Naturvårdsverket skriver i sin vägledning för Västlig taiga att dylika miljöer förutsätter normalt att skogarna skyddas långsiktigt, eftersom skogsbruk inte är förenligt med bevarande av naturtypen i gynnsamt tillstånd (Naturvårdsverket, 2011).</w:t>
+      </w:r>
+    </w:p>
+    <w:p>
+      <w:r>
+        <w:t>Följande typiska arter har sina livsmiljöer och växtplatser i den avverkningsanmälda skogen: garnlav (VU, T), lunglav (NT, T), rosenticka (NT, T), skrovellav (NT, T), tretåig hackspett (NT, T, §4), ullticka (NT, T) och stor aspticka (S, T).</w:t>
       </w:r>
     </w:p>
     <w:p>
@@ -868,6 +919,207 @@
       </w:r>
       <w:r>
         <w:t>SLU Artdatabanken, Uppsala.</w:t>
+      </w:r>
+    </w:p>
+    <w:p>
+      <w:pPr>
+        <w:pStyle w:val="Heading1"/>
+      </w:pPr>
+      <w:r>
+        <w:t>Tretåig hackspett – ekologi samt krav på livsmiljön</w:t>
+      </w:r>
+    </w:p>
+    <w:p>
+      <w:r>
+        <w:t xml:space="preserve">Tretåig hackspett (NT) är fridlyst enligt §4 Artskyddsförordningen och finns med som prioriterad art i Skogsstyrelsen vägledning för skogsbruket (bilaga 4 till SVL). I vägledningen står bland annat att: </w:t>
+      </w:r>
+      <w:r>
+        <w:rPr>
+          <w:i/>
+        </w:rPr>
+        <w:t xml:space="preserve">“Tretåig hackspett har stora arealkrav och höga krav på sin livsmiljö. Omdaningen av naturskogar till kulturskogar medför en förlust av viktiga miljöer, något som förstärks av ökad fragmentering till följd av avverkningar.” </w:t>
+      </w:r>
+      <w:r>
+        <w:t xml:space="preserve">Vidare att: </w:t>
+      </w:r>
+      <w:r>
+        <w:rPr>
+          <w:i/>
+        </w:rPr>
+        <w:t>“Områden med dokumenterad permanent förekomst i naturskogsmiljöer har vanligen så stora naturvärden att skogsbruk är olämpligt”</w:t>
+      </w:r>
+      <w:r>
+        <w:t xml:space="preserve"> (SLU Artdatabanken, 2024; Skogsstyrelsen, 2016)</w:t>
+      </w:r>
+      <w:r>
+        <w:rPr>
+          <w:i/>
+        </w:rPr>
+        <w:t>.</w:t>
+      </w:r>
+    </w:p>
+    <w:p>
+      <w:r>
+        <w:t>Tretåig hackspett är beroende av större sammanhängande naturskogar med kontinuerlig tillgång och nybildning av död ved och fragmentering av livsmiljöerna utgör ett stort hot mot arten (se exempelvis Stachura-Skierczynska et al., 2009; Wesolowski et al., 2005; Butler et al., 2004; Pakkala et al., 2002; Amcoff et al., 1996; Virkkala, 1991). Det finns studier som visar att naturskogens självgallringsprocess som den tretåiga hackspetten är beroende av, inte kan ersättas med efterlämnad hänsyn i skogsbruket (Imbeau &amp; Desrochers, 2002).</w:t>
+      </w:r>
+    </w:p>
+    <w:p>
+      <w:r>
+        <w:t>Permanenta revir av tretåig hackspett karaktäriseras ofta av artens typiska ringformigt ordnade hackmärken på framför allt gamla granar. För att säkerställa att inte revir av tretåig hackspett drabbas av avverkningsplanerna bör en inventering göras i området både under häckningstid och under vintern, då arten utnyttjar betydligt större områden än under sommarens häckningsrevir. Storleken på häckningsreviret varierar med skogstypen, förekomsten av död ved och graden av fragmentering, men är i allmänhet i storleksordningen 25–100 hektar (SLU Artdatabanken, 2024; Skogsstyrelsen, 2016).</w:t>
+      </w:r>
+    </w:p>
+    <w:p>
+      <w:r>
+        <w:t xml:space="preserve">Förutom fridlysning enligt §4 Artskyddsförordningen är tretåig hackspett även förtecknad i EU:s fågeldirektiv bilaga 1. Den är typisk art för </w:t>
+      </w:r>
+      <w:r>
+        <w:rPr>
+          <w:i/>
+        </w:rPr>
+        <w:t xml:space="preserve">9010 Taiga, 9740 Skogsbevuxen myr, 9030 Landhöjningsskog </w:t>
+      </w:r>
+      <w:r>
+        <w:t xml:space="preserve">och </w:t>
+      </w:r>
+      <w:r>
+        <w:rPr>
+          <w:i/>
+        </w:rPr>
+        <w:t>9040 Fjällbjörkskog</w:t>
+      </w:r>
+      <w:r>
+        <w:t xml:space="preserve"> samt ingår i Natura 2000 och är förtecknad i Bernkonventionen bilaga II (strikt skyddade djurarter) (SLU Artdatabanken, 2024; Skogsstyrelsen, 2016).</w:t>
+      </w:r>
+    </w:p>
+    <w:p>
+      <w:pPr>
+        <w:pStyle w:val="Heading2"/>
+      </w:pPr>
+      <w:r>
+        <w:t>Referenser – tretåig hackspett</w:t>
+      </w:r>
+    </w:p>
+    <w:p>
+      <w:r>
+        <w:t xml:space="preserve">Amcoff, M. &amp; Eriksson, P. 1996. </w:t>
+      </w:r>
+      <w:r>
+        <w:rPr>
+          <w:i/>
+        </w:rPr>
+        <w:t xml:space="preserve">Förekomst av tretåig hackspett Picoides tridactylus på bestånds- och landskapsnivå. </w:t>
+      </w:r>
+      <w:r>
+        <w:t>Ornis Svecica 6: 107–119.</w:t>
+      </w:r>
+    </w:p>
+    <w:p>
+      <w:r>
+        <w:t xml:space="preserve">Butler, R., Angelstam, P., Ekelund, P. &amp; Schlaeffer, R. 2004. </w:t>
+      </w:r>
+      <w:r>
+        <w:rPr>
+          <w:i/>
+        </w:rPr>
+        <w:t xml:space="preserve">Dead wood threshold values for the three-toed woodpecker presence in boreal and sub-Alpine forest. </w:t>
+      </w:r>
+      <w:r>
+        <w:t>Biological conservation 119(3): 305–318.</w:t>
+      </w:r>
+    </w:p>
+    <w:p>
+      <w:r>
+        <w:t xml:space="preserve">Imbeau, L. &amp; Desrochers, A. 2002. </w:t>
+      </w:r>
+      <w:r>
+        <w:rPr>
+          <w:i/>
+        </w:rPr>
+        <w:t xml:space="preserve">Foraging Ecology and Use of Drumming Trees by Three-Toed Woodpeckers. </w:t>
+      </w:r>
+      <w:r>
+        <w:t>The Journal of Wildlife Management. Vol. 66, No. 1 (Jan., 2002), pp. 222–231.</w:t>
+      </w:r>
+    </w:p>
+    <w:p>
+      <w:r>
+        <w:t xml:space="preserve">Pakkala, T., Hanski, I. &amp; Tomppo, E. 2002. </w:t>
+      </w:r>
+      <w:r>
+        <w:rPr>
+          <w:i/>
+        </w:rPr>
+        <w:t xml:space="preserve">Spatial ecology of the three-toed woodpecker in managed forest landscapes. </w:t>
+      </w:r>
+      <w:r>
+        <w:t>Silva Fennica 36(1): 279–288.</w:t>
+      </w:r>
+    </w:p>
+    <w:p>
+      <w:r>
+        <w:t xml:space="preserve">Skogsstyrelsen, 2016. </w:t>
+      </w:r>
+      <w:r>
+        <w:rPr>
+          <w:i/>
+        </w:rPr>
+        <w:t>Vägledning för hänsyn till fåglar – Tretåig hackspett.</w:t>
+      </w:r>
+    </w:p>
+    <w:p>
+      <w:r>
+        <w:t xml:space="preserve">SLU Artdatabanken, 2024. </w:t>
+      </w:r>
+      <w:r>
+        <w:rPr>
+          <w:i/>
+        </w:rPr>
+        <w:t xml:space="preserve">Artfaktablad. Naturvård – artfakta. </w:t>
+      </w:r>
+      <w:r>
+        <w:t>SLU Artdatabanken, Uppsala.</w:t>
+      </w:r>
+    </w:p>
+    <w:p>
+      <w:r>
+        <w:t xml:space="preserve">Stachura-Skierczynska, K., Tumiel, T. &amp; Skierczynski, M. 2009. </w:t>
+      </w:r>
+      <w:r>
+        <w:rPr>
+          <w:i/>
+        </w:rPr>
+        <w:t xml:space="preserve">Habitat prediction model for three-toed woodpecker and its implications for the conservation of biologically valuable forests. </w:t>
+      </w:r>
+      <w:r>
+        <w:t>Forest Ecology and Management 258(5): 697–703.</w:t>
+      </w:r>
+    </w:p>
+    <w:p>
+      <w:r>
+        <w:t xml:space="preserve">Virkkala, R. 1991. </w:t>
+      </w:r>
+      <w:r>
+        <w:rPr>
+          <w:i/>
+        </w:rPr>
+        <w:t xml:space="preserve">Population trends of forest birds in a Finnish Lapland landscape of large habitat blocks – Consequences of stochastic environmental variation or regional habitat alteration. </w:t>
+      </w:r>
+      <w:r>
+        <w:t>Biological conservation 56(2): 223–240.</w:t>
+      </w:r>
+    </w:p>
+    <w:p>
+      <w:r>
+        <w:t xml:space="preserve">Wesolowski, T., Czeszczewik, D. &amp; Rowinski, P. 2005. </w:t>
+      </w:r>
+      <w:r>
+        <w:rPr>
+          <w:i/>
+        </w:rPr>
+        <w:t xml:space="preserve">Effects of forest management on Three-toed Woodpecker Picoides tridactylus distribution in the Bialowieza Forest (NE Poland): conservation implications. </w:t>
+      </w:r>
+      <w:r>
+        <w:t>Acta Ornithologica 40(1): 53–60.</w:t>
       </w:r>
     </w:p>
     <w:p>
@@ -1246,7 +1498,7 @@
     <w:r>
       <w:tab/>
       <w:tab/>
-      <w:t>2026-08-04</w:t>
+      <w:t>2026-08-05</w:t>
       <w:br/>
       <w:br/>
     </w:r>

--- a/tillsyn/A 57473-2024 tillsynsbegäran.docx
+++ b/tillsyn/A 57473-2024 tillsynsbegäran.docx
@@ -1498,7 +1498,7 @@
     <w:r>
       <w:tab/>
       <w:tab/>
-      <w:t>2026-08-05</w:t>
+      <w:t>2026-08-07</w:t>
       <w:br/>
       <w:br/>
     </w:r>

--- a/tillsyn/A 57473-2024 tillsynsbegäran.docx
+++ b/tillsyn/A 57473-2024 tillsynsbegäran.docx
@@ -1498,7 +1498,7 @@
     <w:r>
       <w:tab/>
       <w:tab/>
-      <w:t>2026-08-07</w:t>
+      <w:t>2026-08-08</w:t>
       <w:br/>
       <w:br/>
     </w:r>

--- a/tillsyn/A 57473-2024 tillsynsbegäran.docx
+++ b/tillsyn/A 57473-2024 tillsynsbegäran.docx
@@ -60,7 +60,7 @@
         <w:spacing w:after="240"/>
       </w:pPr>
       <w:r>
-        <w:t>Figur 1. Fyndplatser för naturvårdsarter i och inom 23 meter från avverkningsanmälan. Markörer utan svart kant är placerade på fyndplatsen. Markörer med svart kant är placerade vid sidan av fyndplatsen har ett svart streck som visar fyndplatsens exakta position. Kartans mittpunktskoordinat är N 6991214, E 511680 i SWEREF 99 TM.</w:t>
+        <w:t>Figur 1. Fyndplatser för naturvårdsarter i och inom 23 meter från avverkningsanmälan. Markörer utan svart kant är placerade på fyndplatsen. Markörer med svart kant är placerade vid sidan av fyndplatsen och har ett svart streck som visar fyndplatsens exakta position. Kartans mittpunktskoordinat är N 6991214, E 511680 i SWEREF 99 TM.</w:t>
       </w:r>
     </w:p>
     <w:p>
@@ -1498,7 +1498,7 @@
     <w:r>
       <w:tab/>
       <w:tab/>
-      <w:t>2026-08-14</w:t>
+      <w:t>2026-08-15</w:t>
       <w:br/>
       <w:br/>
     </w:r>

--- a/tillsyn/A 57473-2024 tillsynsbegäran.docx
+++ b/tillsyn/A 57473-2024 tillsynsbegäran.docx
@@ -1498,7 +1498,7 @@
     <w:r>
       <w:tab/>
       <w:tab/>
-      <w:t>2026-08-15</w:t>
+      <w:t>2026-08-16</w:t>
       <w:br/>
       <w:br/>
     </w:r>

--- a/tillsyn/A 57473-2024 tillsynsbegäran.docx
+++ b/tillsyn/A 57473-2024 tillsynsbegäran.docx
@@ -1498,7 +1498,7 @@
     <w:r>
       <w:tab/>
       <w:tab/>
-      <w:t>2026-08-16</w:t>
+      <w:t>2026-08-17</w:t>
       <w:br/>
       <w:br/>
     </w:r>

--- a/tillsyn/A 57473-2024 tillsynsbegäran.docx
+++ b/tillsyn/A 57473-2024 tillsynsbegäran.docx
@@ -1498,7 +1498,7 @@
     <w:r>
       <w:tab/>
       <w:tab/>
-      <w:t>2026-08-17</w:t>
+      <w:t>2026-08-18</w:t>
       <w:br/>
       <w:br/>
     </w:r>

--- a/tillsyn/A 57473-2024 tillsynsbegäran.docx
+++ b/tillsyn/A 57473-2024 tillsynsbegäran.docx
@@ -1498,7 +1498,7 @@
     <w:r>
       <w:tab/>
       <w:tab/>
-      <w:t>2026-08-18</w:t>
+      <w:t>2026-08-19</w:t>
       <w:br/>
       <w:br/>
     </w:r>

--- a/tillsyn/A 57473-2024 tillsynsbegäran.docx
+++ b/tillsyn/A 57473-2024 tillsynsbegäran.docx
@@ -1498,7 +1498,7 @@
     <w:r>
       <w:tab/>
       <w:tab/>
-      <w:t>2026-08-19</w:t>
+      <w:t>2026-08-20</w:t>
       <w:br/>
       <w:br/>
     </w:r>

--- a/tillsyn/A 57473-2024 tillsynsbegäran.docx
+++ b/tillsyn/A 57473-2024 tillsynsbegäran.docx
@@ -1498,7 +1498,7 @@
     <w:r>
       <w:tab/>
       <w:tab/>
-      <w:t>2026-08-20</w:t>
+      <w:t>2026-08-21</w:t>
       <w:br/>
       <w:br/>
     </w:r>

--- a/tillsyn/A 57473-2024 tillsynsbegäran.docx
+++ b/tillsyn/A 57473-2024 tillsynsbegäran.docx
@@ -1498,7 +1498,7 @@
     <w:r>
       <w:tab/>
       <w:tab/>
-      <w:t>2026-08-21</w:t>
+      <w:t>2026-08-22</w:t>
       <w:br/>
       <w:br/>
     </w:r>

--- a/tillsyn/A 57473-2024 tillsynsbegäran.docx
+++ b/tillsyn/A 57473-2024 tillsynsbegäran.docx
@@ -1498,7 +1498,7 @@
     <w:r>
       <w:tab/>
       <w:tab/>
-      <w:t>2026-08-22</w:t>
+      <w:t>2026-08-23</w:t>
       <w:br/>
       <w:br/>
     </w:r>

--- a/tillsyn/A 57473-2024 tillsynsbegäran.docx
+++ b/tillsyn/A 57473-2024 tillsynsbegäran.docx
@@ -1498,7 +1498,7 @@
     <w:r>
       <w:tab/>
       <w:tab/>
-      <w:t>2026-08-23</w:t>
+      <w:t>2026-08-24</w:t>
       <w:br/>
       <w:br/>
     </w:r>

--- a/tillsyn/A 57473-2024 tillsynsbegäran.docx
+++ b/tillsyn/A 57473-2024 tillsynsbegäran.docx
@@ -1498,7 +1498,7 @@
     <w:r>
       <w:tab/>
       <w:tab/>
-      <w:t>2026-08-24</w:t>
+      <w:t>2026-08-25</w:t>
       <w:br/>
       <w:br/>
     </w:r>

--- a/tillsyn/A 57473-2024 tillsynsbegäran.docx
+++ b/tillsyn/A 57473-2024 tillsynsbegäran.docx
@@ -1498,7 +1498,7 @@
     <w:r>
       <w:tab/>
       <w:tab/>
-      <w:t>2026-08-25</w:t>
+      <w:t>2026-08-26</w:t>
       <w:br/>
       <w:br/>
     </w:r>

--- a/tillsyn/A 57473-2024 tillsynsbegäran.docx
+++ b/tillsyn/A 57473-2024 tillsynsbegäran.docx
@@ -1498,7 +1498,7 @@
     <w:r>
       <w:tab/>
       <w:tab/>
-      <w:t>2026-08-26</w:t>
+      <w:t>2026-08-27</w:t>
       <w:br/>
       <w:br/>
     </w:r>

--- a/tillsyn/A 57473-2024 tillsynsbegäran.docx
+++ b/tillsyn/A 57473-2024 tillsynsbegäran.docx
@@ -1498,7 +1498,7 @@
     <w:r>
       <w:tab/>
       <w:tab/>
-      <w:t>2026-08-27</w:t>
+      <w:t>2026-08-28</w:t>
       <w:br/>
       <w:br/>
     </w:r>

--- a/tillsyn/A 57473-2024 tillsynsbegäran.docx
+++ b/tillsyn/A 57473-2024 tillsynsbegäran.docx
@@ -1498,7 +1498,7 @@
     <w:r>
       <w:tab/>
       <w:tab/>
-      <w:t>2026-08-28</w:t>
+      <w:t>2026-08-29</w:t>
       <w:br/>
       <w:br/>
     </w:r>

--- a/tillsyn/A 57473-2024 tillsynsbegäran.docx
+++ b/tillsyn/A 57473-2024 tillsynsbegäran.docx
@@ -1498,7 +1498,7 @@
     <w:r>
       <w:tab/>
       <w:tab/>
-      <w:t>2026-08-29</w:t>
+      <w:t>2026-08-31</w:t>
       <w:br/>
       <w:br/>
     </w:r>

--- a/tillsyn/A 57473-2024 tillsynsbegäran.docx
+++ b/tillsyn/A 57473-2024 tillsynsbegäran.docx
@@ -1498,7 +1498,7 @@
     <w:r>
       <w:tab/>
       <w:tab/>
-      <w:t>2026-08-31</w:t>
+      <w:t>2026-09-01</w:t>
       <w:br/>
       <w:br/>
     </w:r>

--- a/tillsyn/A 57473-2024 tillsynsbegäran.docx
+++ b/tillsyn/A 57473-2024 tillsynsbegäran.docx
@@ -1498,7 +1498,7 @@
     <w:r>
       <w:tab/>
       <w:tab/>
-      <w:t>2026-09-01</w:t>
+      <w:t>2026-09-02</w:t>
       <w:br/>
       <w:br/>
     </w:r>

--- a/tillsyn/A 57473-2024 tillsynsbegäran.docx
+++ b/tillsyn/A 57473-2024 tillsynsbegäran.docx
@@ -1498,7 +1498,7 @@
     <w:r>
       <w:tab/>
       <w:tab/>
-      <w:t>2026-09-02</w:t>
+      <w:t>2026-09-03</w:t>
       <w:br/>
       <w:br/>
     </w:r>

--- a/tillsyn/A 57473-2024 tillsynsbegäran.docx
+++ b/tillsyn/A 57473-2024 tillsynsbegäran.docx
@@ -1498,7 +1498,7 @@
     <w:r>
       <w:tab/>
       <w:tab/>
-      <w:t>2026-09-03</w:t>
+      <w:t>2026-09-04</w:t>
       <w:br/>
       <w:br/>
     </w:r>

--- a/tillsyn/A 57473-2024 tillsynsbegäran.docx
+++ b/tillsyn/A 57473-2024 tillsynsbegäran.docx
@@ -1498,7 +1498,7 @@
     <w:r>
       <w:tab/>
       <w:tab/>
-      <w:t>2026-09-04</w:t>
+      <w:t>2026-09-05</w:t>
       <w:br/>
       <w:br/>
     </w:r>
